--- a/weeks/week03/Week3_Statistical_Analysis_Hypothesis_Testing.docx
+++ b/weeks/week03/Week3_Statistical_Analysis_Hypothesis_Testing.docx
@@ -2,58 +2,340 @@
 <file path=word/document.xml><?xml version="1.0" encoding="utf-8"?>
 <w:document xmlns:wpc="http://schemas.microsoft.com/office/word/2010/wordprocessingCanvas" xmlns:mo="http://schemas.microsoft.com/office/mac/office/2008/main" xmlns:mc="http://schemas.openxmlformats.org/markup-compatibility/2006" xmlns:mv="urn:schemas-microsoft-com:mac:vml" xmlns:o="urn:schemas-microsoft-com:office:office" xmlns:r="http://schemas.openxmlformats.org/officeDocument/2006/relationships" xmlns:m="http://schemas.openxmlformats.org/officeDocument/2006/math" xmlns:v="urn:schemas-microsoft-com:vml" xmlns:wp14="http://schemas.microsoft.com/office/word/2010/wordprocessingDrawing" xmlns:wp="http://schemas.openxmlformats.org/drawingml/2006/wordprocessingDrawing" xmlns:w10="urn:schemas-microsoft-com:office:word" xmlns:w="http://schemas.openxmlformats.org/wordprocessingml/2006/main" xmlns:w14="http://schemas.microsoft.com/office/word/2010/wordml" xmlns:wpg="http://schemas.microsoft.com/office/word/2010/wordprocessingGroup" xmlns:wpi="http://schemas.microsoft.com/office/word/2010/wordprocessingInk" xmlns:wne="http://schemas.microsoft.com/office/word/2006/wordml" xmlns:wps="http://schemas.microsoft.com/office/word/2010/wordprocessingShape" mc:Ignorable="w14 wp14">
   <w:body>
+    <w:tbl>
+      <w:tblPr>
+        <w:tblW w:w="5000" w:type="pct"/>
+        <w:tblBorders>
+          <w:top w:val="none" w:sz="0" w:space="0" w:color="FFFFFF"/>
+          <w:left w:val="none" w:sz="0" w:space="0" w:color="FFFFFF"/>
+          <w:bottom w:val="none" w:sz="0" w:space="0" w:color="FFFFFF"/>
+          <w:right w:val="none" w:sz="0" w:space="0" w:color="FFFFFF"/>
+          <w:insideH w:val="none" w:sz="0" w:space="0" w:color="FFFFFF"/>
+          <w:insideV w:val="none" w:sz="0" w:space="0" w:color="FFFFFF"/>
+        </w:tblBorders>
+        <w:tblLayout w:type="fixed"/>
+        <w:tblCellMar>
+          <w:left w:w="10" w:type="dxa"/>
+          <w:right w:w="10" w:type="dxa"/>
+        </w:tblCellMar>
+        <w:tblLook w:val="04A0" w:firstRow="1" w:lastRow="0" w:firstColumn="1" w:lastColumn="0" w:noHBand="0" w:noVBand="1"/>
+      </w:tblPr>
+      <w:tblGrid>
+        <w:gridCol w:w="11906"/>
+      </w:tblGrid>
+      <w:tr>
+        <w:tblPrEx>
+          <w:tblCellMar>
+            <w:top w:w="0" w:type="dxa"/>
+            <w:bottom w:w="0" w:type="dxa"/>
+          </w:tblCellMar>
+        </w:tblPrEx>
+        <w:trPr>
+          <w:trHeight w:hRule="exact" w:val="16838"/>
+        </w:trPr>
+        <w:tc>
+          <w:tcPr>
+            <w:tcW w:w="100" w:type="dxa"/>
+            <w:tcBorders>
+              <w:top w:val="none" w:sz="0" w:space="0" w:color="FFFFFF"/>
+              <w:left w:val="none" w:sz="0" w:space="0" w:color="FFFFFF"/>
+              <w:bottom w:val="none" w:sz="0" w:space="0" w:color="FFFFFF"/>
+              <w:right w:val="none" w:sz="0" w:space="0" w:color="FFFFFF"/>
+            </w:tcBorders>
+            <w:shd w:val="clear" w:color="auto" w:fill="F4F8FC"/>
+          </w:tcPr>
+          <w:p>
+            <w:pPr>
+              <w:keepNext w:val="0"/>
+              <w:spacing w:before="3878" w:after="0"/>
+            </w:pPr>
+          </w:p>
+          <w:p>
+            <w:pPr>
+              <w:keepNext w:val="0"/>
+              <w:pBdr>
+                <w:bottom w:val="single" w:sz="6" w:space="8" w:color="5B8DB8"/>
+              </w:pBdr>
+              <w:spacing w:after="500"/>
+              <w:ind w:left="1200" w:right="800"/>
+            </w:pPr>
+            <w:proofErr w:type="gramStart"/>
+            <w:proofErr w:type="gramEnd"/>
+            <w:proofErr w:type="spellStart"/>
+            <w:proofErr w:type="gramStart"/>
+            <w:proofErr w:type="spellEnd"/>
+            <w:proofErr w:type="gramEnd"/>
+            <w:proofErr w:type="gramStart"/>
+            <w:proofErr w:type="gramEnd"/>
+            <w:proofErr w:type="gramStart"/>
+            <w:proofErr w:type="gramEnd"/>
+            <w:proofErr w:type="gramStart"/>
+            <w:proofErr w:type="gramEnd"/>
+            <w:proofErr w:type="gramStart"/>
+            <w:proofErr w:type="gramEnd"/>
+            <w:r>
+              <w:rPr>
+                <w:rFonts w:ascii="Calibri" w:eastAsia="Calibri"/>
+                <w:color w:val="5B8DB8"/>
+                <w:spacing w:val="40"/>
+                <w:sz w:val="18"/>
+                <w:szCs w:val="18"/>
+              </w:rPr>
+              <w:t>W  E  E  K  -  3     R  E  P  O  R  T</w:t>
+            </w:r>
+          </w:p>
+          <w:p>
+            <w:pPr>
+              <w:pStyle w:val="Title"/>
+              <w:keepNext w:val="0"/>
+              <w:spacing w:after="100" w:line="828" w:lineRule="atLeast"/>
+              <w:ind w:left="1200"/>
+            </w:pPr>
+            <w:r>
+              <w:rPr>
+                <w:rFonts w:ascii="Calibri" w:eastAsia="Calibri"/>
+                <w:b/>
+                <w:bCs/>
+                <w:color w:val="0A1628"/>
+                <w:sz w:val="72"/>
+                <w:szCs w:val="72"/>
+              </w:rPr>
+              <w:t>Statistical Analysis</w:t>
+            </w:r>
+          </w:p>
+          <w:p>
+            <w:pPr>
+              <w:pStyle w:val="Title"/>
+              <w:keepNext w:val="0"/>
+              <w:spacing w:after="300" w:line="828" w:lineRule="atLeast"/>
+              <w:ind w:left="1200"/>
+            </w:pPr>
+            <w:r>
+              <w:rPr>
+                <w:rFonts w:ascii="Calibri" w:eastAsia="Calibri"/>
+                <w:b/>
+                <w:bCs/>
+                <w:color w:val="0A1628"/>
+                <w:sz w:val="72"/>
+                <w:szCs w:val="72"/>
+              </w:rPr>
+              <w:t>and Hypothesis Testing</w:t>
+            </w:r>
+          </w:p>
+          <w:p>
+            <w:pPr>
+              <w:keepNext w:val="0"/>
+              <w:spacing w:after="800"/>
+              <w:ind w:left="1200"/>
+            </w:pPr>
+            <w:r>
+              <w:rPr>
+                <w:rFonts w:ascii="Calibri" w:eastAsia="Calibri"/>
+                <w:i/>
+                <w:iCs/>
+                <w:color w:val="606060"/>
+                <w:sz w:val="26"/>
+                <w:szCs w:val="26"/>
+              </w:rPr>
+              <w:t>Week 3 Deliverable — Titanic Survival Analysis</w:t>
+            </w:r>
+          </w:p>
+          <w:p>
+            <w:pPr>
+              <w:keepNext w:val="0"/>
+              <w:pBdr>
+                <w:left w:val="single" w:sz="8" w:space="12" w:color="5B8DB8"/>
+              </w:pBdr>
+              <w:spacing w:after="100"/>
+              <w:ind w:left="1400"/>
+            </w:pPr>
+            <w:r>
+              <w:rPr>
+                <w:rFonts w:ascii="Times New Roman" w:hAnsi="Times New Roman"/>
+                <w:color w:val="707070"/>
+                <w:sz w:val="22"/>
+              </w:rPr>
+              <w:t>Programme: Virtual Data Science with Python Apprenticeship</w:t>
+            </w:r>
+          </w:p>
+          <w:p>
+            <w:pPr>
+              <w:keepNext w:val="0"/>
+              <w:pBdr>
+                <w:left w:val="single" w:sz="8" w:space="12" w:color="5B8DB8"/>
+              </w:pBdr>
+              <w:spacing w:after="100"/>
+              <w:ind w:left="1400"/>
+            </w:pPr>
+            <w:r>
+              <w:rPr>
+                <w:rFonts w:ascii="Times New Roman" w:hAnsi="Times New Roman"/>
+                <w:color w:val="707070"/>
+                <w:sz w:val="22"/>
+              </w:rPr>
+              <w:t xml:space="preserve">Platform: </w:t>
+            </w:r>
+            <w:proofErr w:type="spellStart"/>
+            <w:r>
+              <w:rPr>
+                <w:rFonts w:ascii="Times New Roman" w:hAnsi="Times New Roman"/>
+                <w:color w:val="707070"/>
+                <w:sz w:val="22"/>
+              </w:rPr>
+              <w:t>YuvaIntern</w:t>
+            </w:r>
+            <w:proofErr w:type="spellEnd"/>
+          </w:p>
+          <w:p>
+            <w:pPr>
+              <w:keepNext w:val="0"/>
+              <w:pBdr>
+                <w:left w:val="single" w:sz="8" w:space="12" w:color="5B8DB8"/>
+              </w:pBdr>
+              <w:spacing w:after="100"/>
+              <w:ind w:left="1400"/>
+            </w:pPr>
+            <w:r>
+              <w:rPr>
+                <w:rFonts w:ascii="Times New Roman" w:hAnsi="Times New Roman"/>
+                <w:color w:val="707070"/>
+                <w:sz w:val="22"/>
+              </w:rPr>
+              <w:t>Dataset: RMS Titanic Passenger Manifest (891 rows × 15 columns)</w:t>
+            </w:r>
+          </w:p>
+          <w:p>
+            <w:pPr>
+              <w:keepNext w:val="0"/>
+              <w:pBdr>
+                <w:left w:val="single" w:sz="8" w:space="12" w:color="5B8DB8"/>
+              </w:pBdr>
+              <w:spacing w:after="100"/>
+              <w:ind w:left="1400"/>
+            </w:pPr>
+            <w:r>
+              <w:rPr>
+                <w:rFonts w:ascii="Times New Roman" w:hAnsi="Times New Roman"/>
+                <w:color w:val="707070"/>
+                <w:sz w:val="22"/>
+              </w:rPr>
+              <w:t>Tools: Python 3.12 · pandas · SciPy · Statsmodels</w:t>
+            </w:r>
+          </w:p>
+          <w:p>
+            <w:pPr>
+              <w:keepNext w:val="0"/>
+              <w:pBdr>
+                <w:left w:val="single" w:sz="8" w:space="12" w:color="5B8DB8"/>
+              </w:pBdr>
+              <w:spacing w:after="100"/>
+              <w:ind w:left="1400"/>
+            </w:pPr>
+            <w:r>
+              <w:rPr>
+                <w:rFonts w:ascii="Times New Roman" w:hAnsi="Times New Roman"/>
+                <w:color w:val="707070"/>
+                <w:sz w:val="22"/>
+              </w:rPr>
+              <w:t>Analysis: 5 hypothesis tests and 4 supporting figures</w:t>
+            </w:r>
+          </w:p>
+          <w:p>
+            <w:pPr>
+              <w:keepNext w:val="0"/>
+              <w:pBdr>
+                <w:left w:val="single" w:sz="8" w:space="12" w:color="5B8DB8"/>
+              </w:pBdr>
+              <w:spacing w:after="100"/>
+              <w:ind w:left="1400"/>
+            </w:pPr>
+            <w:r>
+              <w:rPr>
+                <w:rFonts w:ascii="Times New Roman" w:hAnsi="Times New Roman"/>
+                <w:color w:val="707070"/>
+                <w:sz w:val="22"/>
+              </w:rPr>
+              <w:t>Assigned workload: 30–35 hours</w:t>
+            </w:r>
+          </w:p>
+          <w:p>
+            <w:pPr>
+              <w:keepNext w:val="0"/>
+              <w:spacing w:before="2100" w:after="0"/>
+            </w:pPr>
+          </w:p>
+          <w:p>
+            <w:pPr>
+              <w:keepNext w:val="0"/>
+              <w:pBdr>
+                <w:top w:val="single" w:sz="2" w:space="8" w:color="5B8DB8"/>
+              </w:pBdr>
+              <w:spacing w:before="200" w:after="0"/>
+              <w:ind w:left="1200" w:right="800"/>
+            </w:pPr>
+            <w:proofErr w:type="spellStart"/>
+            <w:proofErr w:type="spellEnd"/>
+            <w:r>
+              <w:rPr>
+                <w:color w:val="A0A0A0"/>
+                <w:sz w:val="16"/>
+                <w:szCs w:val="16"/>
+              </w:rPr>
+              <w:t>YuvaIntern Data Science Apprenticeship                                        Week 3 of 8</w:t>
+            </w:r>
+          </w:p>
+        </w:tc>
+      </w:tr>
+    </w:tbl>
     <w:p>
       <w:pPr>
-        <w:pStyle w:val="Subtitle"/>
+        <w:sectPr>
+          <w:headerReference w:type="default" r:id="rId15"/>
+          <w:footerReference w:type="default" r:id="rId16"/>
+          <w:pgSz w:w="11906" w:h="16838"/>
+          <w:pgMar w:top="0" w:right="0" w:bottom="0" w:left="0" w:header="708" w:footer="708" w:gutter="0"/>
+          <w:cols w:space="720"/>
+          <w:docGrid w:linePitch="360"/>
+        </w:sectPr>
+      </w:pPr>
+    </w:p>
+    <w:p>
+      <w:pPr>
+        <w:pStyle w:val="Heading1"/>
       </w:pPr>
       <w:r>
-        <w:t>WEEK 3 REPORT</w:t>
+        <w:rPr>
+          <w:rFonts w:ascii="CMU Serif" w:hAnsi="CMU Serif"/>
+          <w:color w:val="0A1628"/>
+        </w:rPr>
+        <w:t>1.  Introduction</w:t>
       </w:r>
     </w:p>
     <w:p>
       <w:pPr>
-        <w:pStyle w:val="Title"/>
+        <w:spacing w:line="312" w:lineRule="auto"/>
+        <w:ind w:firstLine="360"/>
+        <w:jc w:val="both"/>
       </w:pPr>
       <w:r>
-        <w:t>Statistical Analysis and</w:t>
-        <w:br/>
-        <w:t>Hypothesis Testing</w:t>
-      </w:r>
-    </w:p>
-    <w:p>
-      <w:pPr>
-        <w:pStyle w:val="Subtitle"/>
-      </w:pPr>
-      <w:r>
-        <w:t>Titanic passenger survival</w:t>
-      </w:r>
-    </w:p>
-    <w:p>
-      <w:r>
-        <w:t>Programme: Virtual Data Science with Python Apprenticeship</w:t>
-        <w:br/>
-        <w:t>Platform: YuvaIntern</w:t>
-        <w:br/>
-        <w:t>Dataset: Seaborn Titanic dataset</w:t>
-        <w:br/>
-        <w:t>Deliverable: Statistical analysis report with executed Python code</w:t>
-      </w:r>
-    </w:p>
-    <w:p>
-      <w:pPr>
-        <w:pStyle w:val="Heading1"/>
-      </w:pPr>
-      <w:r>
-        <w:t>1 Introduction</w:t>
-      </w:r>
-    </w:p>
-    <w:p>
-      <w:r>
+        <w:rPr>
+          <w:rFonts w:ascii="CMU Serif" w:hAnsi="CMU Serif"/>
+          <w:sz w:val="22"/>
+        </w:rPr>
         <w:t>This report continues the Titanic analysis from Weeks 1 and 2. I test whether the observed differences in survival by sex, passenger class, age and family size are supported by statistical evidence. The aim is to distinguish the size of each observed difference from the uncertainty around it, and to revisit earlier interpretations that were based only on charts.</w:t>
       </w:r>
     </w:p>
     <w:p>
+      <w:pPr>
+        <w:spacing w:line="312" w:lineRule="auto"/>
+        <w:ind w:firstLine="360"/>
+        <w:jc w:val="both"/>
+      </w:pPr>
       <w:r>
+        <w:rPr>
+          <w:rFonts w:ascii="CMU Serif" w:hAnsi="CMU Serif"/>
+          <w:sz w:val="22"/>
+        </w:rPr>
         <w:t>The results show strong associations of survival with recorded sex and passenger class, and a clear association with family size groups. Among passengers with recorded ages, survivors were on average 2.28 years younger. This age result is small and sensitive to the handling of missing values. Further analysis also shows that passenger class does not fully account for the embarkation-port association in the specified model.</w:t>
       </w:r>
     </w:p>
@@ -62,11 +344,24 @@
         <w:pStyle w:val="Heading2"/>
       </w:pPr>
       <w:r>
+        <w:rPr>
+          <w:rFonts w:ascii="CMU Serif" w:hAnsi="CMU Serif"/>
+          <w:color w:val="0A1628"/>
+        </w:rPr>
         <w:t>Dataset and analysis scope</w:t>
       </w:r>
     </w:p>
     <w:p>
+      <w:pPr>
+        <w:spacing w:line="312" w:lineRule="auto"/>
+        <w:ind w:firstLine="360"/>
+        <w:jc w:val="both"/>
+      </w:pPr>
       <w:r>
+        <w:rPr>
+          <w:rFonts w:ascii="CMU Serif" w:hAnsi="CMU Serif"/>
+          <w:sz w:val="22"/>
+        </w:rPr>
         <w:t>The source contains 891 passenger records and 15 columns, including 342 survivors and 549 non-survivors. Overall survival was 38.38%. I downloaded the public CSV used by Seaborn [1] and recalculated all results. The earlier reports were supplied, but their saved raw and cleaned CSV files were not; this is therefore a reconstruction from the same source rather than a verified reuse of their saved output.</w:t>
       </w:r>
     </w:p>
@@ -77,9 +372,9 @@
         <w:tblLook w:firstColumn="1" w:firstRow="1" w:lastColumn="0" w:lastRow="0" w:noHBand="0" w:noVBand="1" w:val="04A0"/>
       </w:tblPr>
       <w:tblGrid>
-        <w:gridCol w:w="3600"/>
-        <w:gridCol w:w="1728"/>
-        <w:gridCol w:w="4680"/>
+        <w:gridCol w:w="3160"/>
+        <w:gridCol w:w="1517"/>
+        <w:gridCol w:w="4108"/>
       </w:tblGrid>
       <w:tr>
         <w:trPr>
@@ -88,7 +383,7 @@
         </w:trPr>
         <w:tc>
           <w:tcPr>
-            <w:tcW w:type="dxa" w:w="3600"/>
+            <w:tcW w:type="dxa" w:w="3160"/>
             <w:shd w:fill="DCE6EF"/>
             <w:tcBorders>
               <w:top w:val="single" w:sz="4" w:color="D9D9D9"/>
@@ -103,8 +398,9 @@
             </w:pPr>
             <w:r>
               <w:rPr>
+                <w:rFonts w:ascii="CMU Serif" w:hAnsi="CMU Serif"/>
                 <w:b/>
-                <w:sz w:val="20"/>
+                <w:sz w:val="19"/>
               </w:rPr>
               <w:t>Analysis</w:t>
             </w:r>
@@ -112,7 +408,7 @@
         </w:tc>
         <w:tc>
           <w:tcPr>
-            <w:tcW w:type="dxa" w:w="1728"/>
+            <w:tcW w:type="dxa" w:w="1517"/>
             <w:shd w:fill="DCE6EF"/>
             <w:tcBorders>
               <w:top w:val="single" w:sz="4" w:color="D9D9D9"/>
@@ -127,8 +423,9 @@
             </w:pPr>
             <w:r>
               <w:rPr>
+                <w:rFonts w:ascii="CMU Serif" w:hAnsi="CMU Serif"/>
                 <w:b/>
-                <w:sz w:val="20"/>
+                <w:sz w:val="19"/>
               </w:rPr>
               <w:t>Records used</w:t>
             </w:r>
@@ -136,7 +433,7 @@
         </w:tc>
         <w:tc>
           <w:tcPr>
-            <w:tcW w:type="dxa" w:w="4680"/>
+            <w:tcW w:type="dxa" w:w="4108"/>
             <w:shd w:fill="DCE6EF"/>
             <w:tcBorders>
               <w:top w:val="single" w:sz="4" w:color="D9D9D9"/>
@@ -151,8 +448,9 @@
             </w:pPr>
             <w:r>
               <w:rPr>
+                <w:rFonts w:ascii="CMU Serif" w:hAnsi="CMU Serif"/>
                 <w:b/>
-                <w:sz w:val="20"/>
+                <w:sz w:val="19"/>
               </w:rPr>
               <w:t>Missing-value rule</w:t>
             </w:r>
@@ -165,7 +463,7 @@
         </w:trPr>
         <w:tc>
           <w:tcPr>
-            <w:tcW w:type="dxa" w:w="3600"/>
+            <w:tcW w:type="dxa" w:w="3160"/>
             <w:shd w:fill="FFFFFF"/>
             <w:tcBorders>
               <w:top w:val="single" w:sz="4" w:color="D9D9D9"/>
@@ -180,8 +478,9 @@
             </w:pPr>
             <w:r>
               <w:rPr>
+                <w:rFonts w:ascii="CMU Serif" w:hAnsi="CMU Serif"/>
                 <w:b w:val="0"/>
-                <w:sz w:val="20"/>
+                <w:sz w:val="19"/>
               </w:rPr>
               <w:t>Sex, class and family size</w:t>
             </w:r>
@@ -189,7 +488,7 @@
         </w:tc>
         <w:tc>
           <w:tcPr>
-            <w:tcW w:type="dxa" w:w="1728"/>
+            <w:tcW w:type="dxa" w:w="1517"/>
             <w:shd w:fill="FFFFFF"/>
             <w:tcBorders>
               <w:top w:val="single" w:sz="4" w:color="D9D9D9"/>
@@ -204,8 +503,9 @@
             </w:pPr>
             <w:r>
               <w:rPr>
+                <w:rFonts w:ascii="CMU Serif" w:hAnsi="CMU Serif"/>
                 <w:b w:val="0"/>
-                <w:sz w:val="20"/>
+                <w:sz w:val="19"/>
               </w:rPr>
               <w:t>891</w:t>
             </w:r>
@@ -213,7 +513,7 @@
         </w:tc>
         <w:tc>
           <w:tcPr>
-            <w:tcW w:type="dxa" w:w="4680"/>
+            <w:tcW w:type="dxa" w:w="4108"/>
             <w:shd w:fill="FFFFFF"/>
             <w:tcBorders>
               <w:top w:val="single" w:sz="4" w:color="D9D9D9"/>
@@ -228,8 +528,9 @@
             </w:pPr>
             <w:r>
               <w:rPr>
+                <w:rFonts w:ascii="CMU Serif" w:hAnsi="CMU Serif"/>
                 <w:b w:val="0"/>
-                <w:sz w:val="20"/>
+                <w:sz w:val="19"/>
               </w:rPr>
               <w:t>All required values observed</w:t>
             </w:r>
@@ -242,7 +543,7 @@
         </w:trPr>
         <w:tc>
           <w:tcPr>
-            <w:tcW w:type="dxa" w:w="3600"/>
+            <w:tcW w:type="dxa" w:w="3160"/>
             <w:shd w:fill="FFFFFF"/>
             <w:tcBorders>
               <w:top w:val="single" w:sz="4" w:color="D9D9D9"/>
@@ -257,8 +558,9 @@
             </w:pPr>
             <w:r>
               <w:rPr>
+                <w:rFonts w:ascii="CMU Serif" w:hAnsi="CMU Serif"/>
                 <w:b w:val="0"/>
-                <w:sz w:val="20"/>
+                <w:sz w:val="19"/>
               </w:rPr>
               <w:t>Age and child group</w:t>
             </w:r>
@@ -266,7 +568,7 @@
         </w:tc>
         <w:tc>
           <w:tcPr>
-            <w:tcW w:type="dxa" w:w="1728"/>
+            <w:tcW w:type="dxa" w:w="1517"/>
             <w:shd w:fill="FFFFFF"/>
             <w:tcBorders>
               <w:top w:val="single" w:sz="4" w:color="D9D9D9"/>
@@ -281,8 +583,9 @@
             </w:pPr>
             <w:r>
               <w:rPr>
+                <w:rFonts w:ascii="CMU Serif" w:hAnsi="CMU Serif"/>
                 <w:b w:val="0"/>
-                <w:sz w:val="20"/>
+                <w:sz w:val="19"/>
               </w:rPr>
               <w:t>714</w:t>
             </w:r>
@@ -290,7 +593,7 @@
         </w:tc>
         <w:tc>
           <w:tcPr>
-            <w:tcW w:type="dxa" w:w="4680"/>
+            <w:tcW w:type="dxa" w:w="4108"/>
             <w:shd w:fill="FFFFFF"/>
             <w:tcBorders>
               <w:top w:val="single" w:sz="4" w:color="D9D9D9"/>
@@ -305,8 +608,9 @@
             </w:pPr>
             <w:r>
               <w:rPr>
+                <w:rFonts w:ascii="CMU Serif" w:hAnsi="CMU Serif"/>
                 <w:b w:val="0"/>
-                <w:sz w:val="20"/>
+                <w:sz w:val="19"/>
               </w:rPr>
               <w:t>Exclude 177 missing ages</w:t>
             </w:r>
@@ -319,7 +623,7 @@
         </w:trPr>
         <w:tc>
           <w:tcPr>
-            <w:tcW w:type="dxa" w:w="3600"/>
+            <w:tcW w:type="dxa" w:w="3160"/>
             <w:shd w:fill="FFFFFF"/>
             <w:tcBorders>
               <w:top w:val="single" w:sz="4" w:color="D9D9D9"/>
@@ -334,8 +638,9 @@
             </w:pPr>
             <w:r>
               <w:rPr>
+                <w:rFonts w:ascii="CMU Serif" w:hAnsi="CMU Serif"/>
                 <w:b w:val="0"/>
-                <w:sz w:val="20"/>
+                <w:sz w:val="19"/>
               </w:rPr>
               <w:t>Port follow-up</w:t>
             </w:r>
@@ -343,7 +648,7 @@
         </w:tc>
         <w:tc>
           <w:tcPr>
-            <w:tcW w:type="dxa" w:w="1728"/>
+            <w:tcW w:type="dxa" w:w="1517"/>
             <w:shd w:fill="FFFFFF"/>
             <w:tcBorders>
               <w:top w:val="single" w:sz="4" w:color="D9D9D9"/>
@@ -358,8 +663,9 @@
             </w:pPr>
             <w:r>
               <w:rPr>
+                <w:rFonts w:ascii="CMU Serif" w:hAnsi="CMU Serif"/>
                 <w:b w:val="0"/>
-                <w:sz w:val="20"/>
+                <w:sz w:val="19"/>
               </w:rPr>
               <w:t>889</w:t>
             </w:r>
@@ -367,7 +673,7 @@
         </w:tc>
         <w:tc>
           <w:tcPr>
-            <w:tcW w:type="dxa" w:w="4680"/>
+            <w:tcW w:type="dxa" w:w="4108"/>
             <w:shd w:fill="FFFFFF"/>
             <w:tcBorders>
               <w:top w:val="single" w:sz="4" w:color="D9D9D9"/>
@@ -382,8 +688,9 @@
             </w:pPr>
             <w:r>
               <w:rPr>
+                <w:rFonts w:ascii="CMU Serif" w:hAnsi="CMU Serif"/>
                 <w:b w:val="0"/>
-                <w:sz w:val="20"/>
+                <w:sz w:val="19"/>
               </w:rPr>
               <w:t>Exclude 2 missing ports</w:t>
             </w:r>
@@ -393,43 +700,82 @@
     </w:tbl>
     <w:p/>
     <w:p>
+      <w:pPr>
+        <w:spacing w:line="312" w:lineRule="auto"/>
+        <w:ind w:firstLine="360"/>
+        <w:jc w:val="both"/>
+      </w:pPr>
       <w:r>
+        <w:rPr>
+          <w:rFonts w:ascii="CMU Serif" w:hAnsi="CMU Serif"/>
+          <w:sz w:val="22"/>
+        </w:rPr>
         <w:t>This is an observational teaching dataset, not a random sample of a modern population. The p-values and intervals below rely on working assumptions about independent observations. They do not establish causes of survival or directly estimate modern evacuation outcomes.</w:t>
       </w:r>
     </w:p>
     <w:p>
+      <w:pPr>
+        <w:pStyle w:val="Heading1"/>
+      </w:pPr>
       <w:r>
-        <w:br w:type="page"/>
+        <w:rPr>
+          <w:rFonts w:ascii="CMU Serif" w:hAnsi="CMU Serif"/>
+          <w:color w:val="0A1628"/>
+        </w:rPr>
+        <w:t>2.  Data preparation and hypotheses</w:t>
       </w:r>
     </w:p>
     <w:p>
       <w:pPr>
-        <w:pStyle w:val="Heading1"/>
+        <w:pStyle w:val="Heading2"/>
       </w:pPr>
       <w:r>
-        <w:t>2 Data preparation and hypotheses</w:t>
-      </w:r>
-    </w:p>
-    <w:p>
-      <w:pPr>
-        <w:pStyle w:val="Heading2"/>
-      </w:pPr>
-      <w:r>
+        <w:rPr>
+          <w:rFonts w:ascii="CMU Serif" w:hAnsi="CMU Serif"/>
+          <w:color w:val="0A1628"/>
+        </w:rPr>
         <w:t>Changes needed for statistical inference</w:t>
       </w:r>
     </w:p>
     <w:p>
+      <w:pPr>
+        <w:spacing w:line="312" w:lineRule="auto"/>
+        <w:ind w:firstLine="360"/>
+        <w:jc w:val="both"/>
+      </w:pPr>
       <w:r>
+        <w:rPr>
+          <w:rFonts w:ascii="CMU Serif" w:hAnsi="CMU Serif"/>
+          <w:sz w:val="22"/>
+        </w:rPr>
         <w:t>Week 1 described the data as having no fully identical rows. The raw CSV actually contains 107 repeated profiles under pandas duplicated(). Because names and passenger identifiers are absent, matching values do not prove that two rows represent the same person. I retained all 891 records. Reproducing the earlier imputation and deck removal before drop_duplicates() would remove 118 rows, leaving 773; those deletions are not justified by identity evidence.</w:t>
       </w:r>
     </w:p>
     <w:p>
+      <w:pPr>
+        <w:spacing w:line="312" w:lineRule="auto"/>
+        <w:ind w:firstLine="360"/>
+        <w:jc w:val="both"/>
+      </w:pPr>
       <w:r>
+        <w:rPr>
+          <w:rFonts w:ascii="CMU Serif" w:hAnsi="CMU Serif"/>
+          <w:sz w:val="22"/>
+        </w:rPr>
         <w:t>For age tests, I used recorded ages rather than treating filled-in median ages as observed measurements. This avoids artificially reducing variability, although complete-case analysis can still be biased when missingness is related to passenger characteristics. The Week 1 grouped-median approach is examined separately as a sensitivity check. Deck is not used, and the target-derived alive field is excluded from explanatory analyses.</w:t>
       </w:r>
     </w:p>
     <w:p>
+      <w:pPr>
+        <w:spacing w:line="312" w:lineRule="auto"/>
+        <w:ind w:firstLine="360"/>
+        <w:jc w:val="both"/>
+      </w:pPr>
       <w:r>
+        <w:rPr>
+          <w:rFonts w:ascii="CMU Serif" w:hAnsi="CMU Serif"/>
+          <w:sz w:val="22"/>
+        </w:rPr>
         <w:t>Family size equals sibsp + parch + 1. To limit sparse cells, I grouped it into solo travellers, small families of 2–4, and large families of 5 or more. Children are defined as age below 13; all other recorded ages form the comparison group. These definitions follow the themes of Week 2.</w:t>
       </w:r>
     </w:p>
@@ -440,9 +786,9 @@
         <w:tblLook w:firstColumn="1" w:firstRow="1" w:lastColumn="0" w:lastRow="0" w:noHBand="0" w:noVBand="1" w:val="04A0"/>
       </w:tblPr>
       <w:tblGrid>
-        <w:gridCol w:w="1944"/>
-        <w:gridCol w:w="5040"/>
-        <w:gridCol w:w="3024"/>
+        <w:gridCol w:w="1706"/>
+        <w:gridCol w:w="4424"/>
+        <w:gridCol w:w="2654"/>
       </w:tblGrid>
       <w:tr>
         <w:trPr>
@@ -451,7 +797,7 @@
         </w:trPr>
         <w:tc>
           <w:tcPr>
-            <w:tcW w:type="dxa" w:w="1944"/>
+            <w:tcW w:type="dxa" w:w="1706"/>
             <w:shd w:fill="DCE6EF"/>
             <w:tcBorders>
               <w:top w:val="single" w:sz="4" w:color="D9D9D9"/>
@@ -466,8 +812,9 @@
             </w:pPr>
             <w:r>
               <w:rPr>
+                <w:rFonts w:ascii="CMU Serif" w:hAnsi="CMU Serif"/>
                 <w:b/>
-                <w:sz w:val="20"/>
+                <w:sz w:val="19"/>
               </w:rPr>
               <w:t>Question</w:t>
             </w:r>
@@ -475,7 +822,7 @@
         </w:tc>
         <w:tc>
           <w:tcPr>
-            <w:tcW w:type="dxa" w:w="5040"/>
+            <w:tcW w:type="dxa" w:w="4424"/>
             <w:shd w:fill="DCE6EF"/>
             <w:tcBorders>
               <w:top w:val="single" w:sz="4" w:color="D9D9D9"/>
@@ -490,8 +837,9 @@
             </w:pPr>
             <w:r>
               <w:rPr>
+                <w:rFonts w:ascii="CMU Serif" w:hAnsi="CMU Serif"/>
                 <w:b/>
-                <w:sz w:val="20"/>
+                <w:sz w:val="19"/>
               </w:rPr>
               <w:t>Null hypothesis H0</w:t>
             </w:r>
@@ -499,7 +847,7 @@
         </w:tc>
         <w:tc>
           <w:tcPr>
-            <w:tcW w:type="dxa" w:w="3024"/>
+            <w:tcW w:type="dxa" w:w="2654"/>
             <w:shd w:fill="DCE6EF"/>
             <w:tcBorders>
               <w:top w:val="single" w:sz="4" w:color="D9D9D9"/>
@@ -514,8 +862,9 @@
             </w:pPr>
             <w:r>
               <w:rPr>
+                <w:rFonts w:ascii="CMU Serif" w:hAnsi="CMU Serif"/>
                 <w:b/>
-                <w:sz w:val="20"/>
+                <w:sz w:val="19"/>
               </w:rPr>
               <w:t>Alternative H1</w:t>
             </w:r>
@@ -528,7 +877,7 @@
         </w:trPr>
         <w:tc>
           <w:tcPr>
-            <w:tcW w:type="dxa" w:w="1944"/>
+            <w:tcW w:type="dxa" w:w="1706"/>
             <w:shd w:fill="FFFFFF"/>
             <w:tcBorders>
               <w:top w:val="single" w:sz="4" w:color="D9D9D9"/>
@@ -543,8 +892,9 @@
             </w:pPr>
             <w:r>
               <w:rPr>
+                <w:rFonts w:ascii="CMU Serif" w:hAnsi="CMU Serif"/>
                 <w:b w:val="0"/>
-                <w:sz w:val="20"/>
+                <w:sz w:val="19"/>
               </w:rPr>
               <w:t>Sex</w:t>
             </w:r>
@@ -552,7 +902,7 @@
         </w:tc>
         <w:tc>
           <w:tcPr>
-            <w:tcW w:type="dxa" w:w="5040"/>
+            <w:tcW w:type="dxa" w:w="4424"/>
             <w:shd w:fill="FFFFFF"/>
             <w:tcBorders>
               <w:top w:val="single" w:sz="4" w:color="D9D9D9"/>
@@ -567,8 +917,9 @@
             </w:pPr>
             <w:r>
               <w:rPr>
+                <w:rFonts w:ascii="CMU Serif" w:hAnsi="CMU Serif"/>
                 <w:b w:val="0"/>
-                <w:sz w:val="20"/>
+                <w:sz w:val="19"/>
               </w:rPr>
               <w:t>Survival is independent of recorded sex.</w:t>
             </w:r>
@@ -576,7 +927,7 @@
         </w:tc>
         <w:tc>
           <w:tcPr>
-            <w:tcW w:type="dxa" w:w="3024"/>
+            <w:tcW w:type="dxa" w:w="2654"/>
             <w:shd w:fill="FFFFFF"/>
             <w:tcBorders>
               <w:top w:val="single" w:sz="4" w:color="D9D9D9"/>
@@ -591,8 +942,9 @@
             </w:pPr>
             <w:r>
               <w:rPr>
+                <w:rFonts w:ascii="CMU Serif" w:hAnsi="CMU Serif"/>
                 <w:b w:val="0"/>
-                <w:sz w:val="20"/>
+                <w:sz w:val="19"/>
               </w:rPr>
               <w:t>An association exists.</w:t>
             </w:r>
@@ -605,7 +957,7 @@
         </w:trPr>
         <w:tc>
           <w:tcPr>
-            <w:tcW w:type="dxa" w:w="1944"/>
+            <w:tcW w:type="dxa" w:w="1706"/>
             <w:shd w:fill="FFFFFF"/>
             <w:tcBorders>
               <w:top w:val="single" w:sz="4" w:color="D9D9D9"/>
@@ -620,8 +972,9 @@
             </w:pPr>
             <w:r>
               <w:rPr>
+                <w:rFonts w:ascii="CMU Serif" w:hAnsi="CMU Serif"/>
                 <w:b w:val="0"/>
-                <w:sz w:val="20"/>
+                <w:sz w:val="19"/>
               </w:rPr>
               <w:t>Passenger class</w:t>
             </w:r>
@@ -629,7 +982,7 @@
         </w:tc>
         <w:tc>
           <w:tcPr>
-            <w:tcW w:type="dxa" w:w="5040"/>
+            <w:tcW w:type="dxa" w:w="4424"/>
             <w:shd w:fill="FFFFFF"/>
             <w:tcBorders>
               <w:top w:val="single" w:sz="4" w:color="D9D9D9"/>
@@ -644,8 +997,9 @@
             </w:pPr>
             <w:r>
               <w:rPr>
+                <w:rFonts w:ascii="CMU Serif" w:hAnsi="CMU Serif"/>
                 <w:b w:val="0"/>
-                <w:sz w:val="20"/>
+                <w:sz w:val="19"/>
               </w:rPr>
               <w:t>Survival is independent of class.</w:t>
             </w:r>
@@ -653,7 +1007,7 @@
         </w:tc>
         <w:tc>
           <w:tcPr>
-            <w:tcW w:type="dxa" w:w="3024"/>
+            <w:tcW w:type="dxa" w:w="2654"/>
             <w:shd w:fill="FFFFFF"/>
             <w:tcBorders>
               <w:top w:val="single" w:sz="4" w:color="D9D9D9"/>
@@ -668,8 +1022,9 @@
             </w:pPr>
             <w:r>
               <w:rPr>
+                <w:rFonts w:ascii="CMU Serif" w:hAnsi="CMU Serif"/>
                 <w:b w:val="0"/>
-                <w:sz w:val="20"/>
+                <w:sz w:val="19"/>
               </w:rPr>
               <w:t>An association exists.</w:t>
             </w:r>
@@ -682,7 +1037,7 @@
         </w:trPr>
         <w:tc>
           <w:tcPr>
-            <w:tcW w:type="dxa" w:w="1944"/>
+            <w:tcW w:type="dxa" w:w="1706"/>
             <w:shd w:fill="FFFFFF"/>
             <w:tcBorders>
               <w:top w:val="single" w:sz="4" w:color="D9D9D9"/>
@@ -697,8 +1052,9 @@
             </w:pPr>
             <w:r>
               <w:rPr>
+                <w:rFonts w:ascii="CMU Serif" w:hAnsi="CMU Serif"/>
                 <w:b w:val="0"/>
-                <w:sz w:val="20"/>
+                <w:sz w:val="19"/>
               </w:rPr>
               <w:t>Mean age</w:t>
             </w:r>
@@ -706,7 +1062,7 @@
         </w:tc>
         <w:tc>
           <w:tcPr>
-            <w:tcW w:type="dxa" w:w="5040"/>
+            <w:tcW w:type="dxa" w:w="4424"/>
             <w:shd w:fill="FFFFFF"/>
             <w:tcBorders>
               <w:top w:val="single" w:sz="4" w:color="D9D9D9"/>
@@ -721,8 +1077,9 @@
             </w:pPr>
             <w:r>
               <w:rPr>
+                <w:rFonts w:ascii="CMU Serif" w:hAnsi="CMU Serif"/>
                 <w:b w:val="0"/>
-                <w:sz w:val="20"/>
+                <w:sz w:val="19"/>
               </w:rPr>
               <w:t>Mean age is equal for the two survival groups.</w:t>
             </w:r>
@@ -730,7 +1087,7 @@
         </w:tc>
         <w:tc>
           <w:tcPr>
-            <w:tcW w:type="dxa" w:w="3024"/>
+            <w:tcW w:type="dxa" w:w="2654"/>
             <w:shd w:fill="FFFFFF"/>
             <w:tcBorders>
               <w:top w:val="single" w:sz="4" w:color="D9D9D9"/>
@@ -745,8 +1102,9 @@
             </w:pPr>
             <w:r>
               <w:rPr>
+                <w:rFonts w:ascii="CMU Serif" w:hAnsi="CMU Serif"/>
                 <w:b w:val="0"/>
-                <w:sz w:val="20"/>
+                <w:sz w:val="19"/>
               </w:rPr>
               <w:t>The means differ.</w:t>
             </w:r>
@@ -759,7 +1117,7 @@
         </w:trPr>
         <w:tc>
           <w:tcPr>
-            <w:tcW w:type="dxa" w:w="1944"/>
+            <w:tcW w:type="dxa" w:w="1706"/>
             <w:shd w:fill="FFFFFF"/>
             <w:tcBorders>
               <w:top w:val="single" w:sz="4" w:color="D9D9D9"/>
@@ -774,8 +1132,9 @@
             </w:pPr>
             <w:r>
               <w:rPr>
+                <w:rFonts w:ascii="CMU Serif" w:hAnsi="CMU Serif"/>
                 <w:b w:val="0"/>
-                <w:sz w:val="20"/>
+                <w:sz w:val="19"/>
               </w:rPr>
               <w:t>Child group</w:t>
             </w:r>
@@ -783,7 +1142,7 @@
         </w:tc>
         <w:tc>
           <w:tcPr>
-            <w:tcW w:type="dxa" w:w="5040"/>
+            <w:tcW w:type="dxa" w:w="4424"/>
             <w:shd w:fill="FFFFFF"/>
             <w:tcBorders>
               <w:top w:val="single" w:sz="4" w:color="D9D9D9"/>
@@ -798,8 +1157,9 @@
             </w:pPr>
             <w:r>
               <w:rPr>
+                <w:rFonts w:ascii="CMU Serif" w:hAnsi="CMU Serif"/>
                 <w:b w:val="0"/>
-                <w:sz w:val="20"/>
+                <w:sz w:val="19"/>
               </w:rPr>
               <w:t>Survival is independent of the under 13 grouping.</w:t>
             </w:r>
@@ -807,7 +1167,7 @@
         </w:tc>
         <w:tc>
           <w:tcPr>
-            <w:tcW w:type="dxa" w:w="3024"/>
+            <w:tcW w:type="dxa" w:w="2654"/>
             <w:shd w:fill="FFFFFF"/>
             <w:tcBorders>
               <w:top w:val="single" w:sz="4" w:color="D9D9D9"/>
@@ -822,8 +1182,9 @@
             </w:pPr>
             <w:r>
               <w:rPr>
+                <w:rFonts w:ascii="CMU Serif" w:hAnsi="CMU Serif"/>
                 <w:b w:val="0"/>
-                <w:sz w:val="20"/>
+                <w:sz w:val="19"/>
               </w:rPr>
               <w:t>An association exists.</w:t>
             </w:r>
@@ -836,7 +1197,7 @@
         </w:trPr>
         <w:tc>
           <w:tcPr>
-            <w:tcW w:type="dxa" w:w="1944"/>
+            <w:tcW w:type="dxa" w:w="1706"/>
             <w:shd w:fill="FFFFFF"/>
             <w:tcBorders>
               <w:top w:val="single" w:sz="4" w:color="D9D9D9"/>
@@ -851,8 +1212,9 @@
             </w:pPr>
             <w:r>
               <w:rPr>
+                <w:rFonts w:ascii="CMU Serif" w:hAnsi="CMU Serif"/>
                 <w:b w:val="0"/>
-                <w:sz w:val="20"/>
+                <w:sz w:val="19"/>
               </w:rPr>
               <w:t>Family group</w:t>
             </w:r>
@@ -860,7 +1222,7 @@
         </w:tc>
         <w:tc>
           <w:tcPr>
-            <w:tcW w:type="dxa" w:w="5040"/>
+            <w:tcW w:type="dxa" w:w="4424"/>
             <w:shd w:fill="FFFFFF"/>
             <w:tcBorders>
               <w:top w:val="single" w:sz="4" w:color="D9D9D9"/>
@@ -875,8 +1237,9 @@
             </w:pPr>
             <w:r>
               <w:rPr>
+                <w:rFonts w:ascii="CMU Serif" w:hAnsi="CMU Serif"/>
                 <w:b w:val="0"/>
-                <w:sz w:val="20"/>
+                <w:sz w:val="19"/>
               </w:rPr>
               <w:t>Survival is independent of the three family groups.</w:t>
             </w:r>
@@ -884,7 +1247,7 @@
         </w:tc>
         <w:tc>
           <w:tcPr>
-            <w:tcW w:type="dxa" w:w="3024"/>
+            <w:tcW w:type="dxa" w:w="2654"/>
             <w:shd w:fill="FFFFFF"/>
             <w:tcBorders>
               <w:top w:val="single" w:sz="4" w:color="D9D9D9"/>
@@ -899,8 +1262,9 @@
             </w:pPr>
             <w:r>
               <w:rPr>
+                <w:rFonts w:ascii="CMU Serif" w:hAnsi="CMU Serif"/>
                 <w:b w:val="0"/>
-                <w:sz w:val="20"/>
+                <w:sz w:val="19"/>
               </w:rPr>
               <w:t>An association exists.</w:t>
             </w:r>
@@ -914,47 +1278,90 @@
         <w:pStyle w:val="Heading2"/>
       </w:pPr>
       <w:r>
+        <w:rPr>
+          <w:rFonts w:ascii="CMU Serif" w:hAnsi="CMU Serif"/>
+          <w:color w:val="0A1628"/>
+        </w:rPr>
         <w:t>Decision rules</w:t>
       </w:r>
     </w:p>
     <w:p>
+      <w:pPr>
+        <w:spacing w:line="312" w:lineRule="auto"/>
+        <w:ind w:firstLine="360"/>
+        <w:jc w:val="both"/>
+      </w:pPr>
       <w:r>
+        <w:rPr>
+          <w:rFonts w:ascii="CMU Serif" w:hAnsi="CMU Serif"/>
+          <w:sz w:val="22"/>
+        </w:rPr>
         <w:t>I use two-sided alternatives where applicable and a significance threshold of 0.05. The five tests form one family, with Holm adjustment to control familywise error [4]. Because these questions arose from earlier exploration of the same data, the analysis remains exploratory; adjustment does not remove selection bias from the earlier search for patterns.</w:t>
       </w:r>
     </w:p>
     <w:p>
+      <w:pPr>
+        <w:spacing w:line="312" w:lineRule="auto"/>
+        <w:ind w:firstLine="360"/>
+        <w:jc w:val="both"/>
+      </w:pPr>
       <w:r>
+        <w:rPr>
+          <w:rFonts w:ascii="CMU Serif" w:hAnsi="CMU Serif"/>
+          <w:sz w:val="22"/>
+        </w:rPr>
         <w:t>A p-value measures how incompatible the observed statistic is with the null model under its assumptions. It is not the probability that H0 is true. A 95% confidence interval describes a procedure with 95% repeated-sampling coverage under the model; it is not a 95% probability statement about a fixed parameter. Reported intervals are pointwise, not simultaneous intervals.</w:t>
       </w:r>
     </w:p>
     <w:p>
+      <w:pPr>
+        <w:pStyle w:val="Heading1"/>
+      </w:pPr>
       <w:r>
-        <w:br w:type="page"/>
+        <w:rPr>
+          <w:rFonts w:ascii="CMU Serif" w:hAnsi="CMU Serif"/>
+          <w:color w:val="0A1628"/>
+        </w:rPr>
+        <w:t>3.  Statistical methods and checks</w:t>
       </w:r>
     </w:p>
     <w:p>
       <w:pPr>
-        <w:pStyle w:val="Heading1"/>
+        <w:pStyle w:val="Heading2"/>
       </w:pPr>
       <w:r>
-        <w:t>3 Statistical methods and checks</w:t>
-      </w:r>
-    </w:p>
-    <w:p>
-      <w:pPr>
-        <w:pStyle w:val="Heading2"/>
-      </w:pPr>
-      <w:r>
+        <w:rPr>
+          <w:rFonts w:ascii="CMU Serif" w:hAnsi="CMU Serif"/>
+          <w:color w:val="0A1628"/>
+        </w:rPr>
         <w:t>Chi square tests for categorical associations</w:t>
       </w:r>
     </w:p>
     <w:p>
+      <w:pPr>
+        <w:spacing w:line="312" w:lineRule="auto"/>
+        <w:ind w:firstLine="360"/>
+        <w:jc w:val="both"/>
+      </w:pPr>
       <w:r>
+        <w:rPr>
+          <w:rFonts w:ascii="CMU Serif" w:hAnsi="CMU Serif"/>
+          <w:sz w:val="22"/>
+        </w:rPr>
         <w:t>Pearson chi-square tests compare observed cell counts O with expected counts E under independence: chi-square = sum((O − E)² / E), with E = row total × column total / n. Degrees of freedom equal (rows − 1)(columns − 1). I set correction=False in SciPy, so the reported 2 by 2 tests do not use Yates correction [2].</w:t>
       </w:r>
     </w:p>
     <w:p>
+      <w:pPr>
+        <w:spacing w:line="312" w:lineRule="auto"/>
+        <w:ind w:firstLine="360"/>
+        <w:jc w:val="both"/>
+      </w:pPr>
       <w:r>
+        <w:rPr>
+          <w:rFonts w:ascii="CMU Serif" w:hAnsi="CMU Serif"/>
+          <w:sz w:val="22"/>
+        </w:rPr>
         <w:t>All expected counts exceed 5: the minimum is 120.53 for sex, 70.63 for class, 28.03 for child group and 23.80 for family group. The usual expected-count check is satisfied. I report Cramér’s V = sqrt(chi-square / (n × min(rows − 1, columns − 1))) to describe association strength. It does not show causation or the direction of an association.</w:t>
       </w:r>
     </w:p>
@@ -963,16 +1370,38 @@
         <w:pStyle w:val="Heading2"/>
       </w:pPr>
       <w:r>
+        <w:rPr>
+          <w:rFonts w:ascii="CMU Serif" w:hAnsi="CMU Serif"/>
+          <w:color w:val="0A1628"/>
+        </w:rPr>
         <w:t>Welch test for mean age</w:t>
       </w:r>
     </w:p>
     <w:p>
+      <w:pPr>
+        <w:spacing w:line="312" w:lineRule="auto"/>
+        <w:ind w:firstLine="360"/>
+        <w:jc w:val="both"/>
+      </w:pPr>
       <w:r>
+        <w:rPr>
+          <w:rFonts w:ascii="CMU Serif" w:hAnsi="CMU Serif"/>
+          <w:sz w:val="22"/>
+        </w:rPr>
         <w:t>Welch’s two-sample t-test compares survivor and non-survivor mean ages without requiring equal population variances [3]. The statistic is the difference in sample means divided by sqrt(s1²/n1 + s0²/n0), with Welch–Satterthwaite degrees of freedom. The age histogram shows overlap and some asymmetry; sample sizes of 290 and 424 support a large-sample approximation for the means. No normality claim is made about individual ages.</w:t>
       </w:r>
     </w:p>
     <w:p>
+      <w:pPr>
+        <w:spacing w:line="312" w:lineRule="auto"/>
+        <w:ind w:firstLine="360"/>
+        <w:jc w:val="both"/>
+      </w:pPr>
       <w:r>
+        <w:rPr>
+          <w:rFonts w:ascii="CMU Serif" w:hAnsi="CMU Serif"/>
+          <w:sz w:val="22"/>
+        </w:rPr>
         <w:t>The mean difference is reported in years with a 95% Welch interval. Hedges’ g gives a standardised mean difference using the pooled sample standard deviation and a small-sample correction. Its sign follows survivor minus non-survivor. A small p-value can accompany a small effect, so both are needed.</w:t>
       </w:r>
     </w:p>
@@ -981,11 +1410,24 @@
         <w:pStyle w:val="Heading2"/>
       </w:pPr>
       <w:r>
+        <w:rPr>
+          <w:rFonts w:ascii="CMU Serif" w:hAnsi="CMU Serif"/>
+          <w:color w:val="0A1628"/>
+        </w:rPr>
         <w:t>Confidence intervals and dependence</w:t>
       </w:r>
     </w:p>
     <w:p>
+      <w:pPr>
+        <w:spacing w:line="312" w:lineRule="auto"/>
+        <w:ind w:firstLine="360"/>
+        <w:jc w:val="both"/>
+      </w:pPr>
       <w:r>
+        <w:rPr>
+          <w:rFonts w:ascii="CMU Serif" w:hAnsi="CMU Serif"/>
+          <w:sz w:val="22"/>
+        </w:rPr>
         <w:t>Group survival charts use 95% Wilson binomial intervals [5]. Their widths indicate differing precision across group sizes. They are not formal tests of differences between groups. Passenger outcomes may be correlated within families or shared travel groups, so ordinary tests and intervals can overstate precision. This dataset lacks suitable identifiers to estimate that clustering reliably.</w:t>
       </w:r>
     </w:p>
@@ -996,11 +1438,11 @@
         <w:tblLook w:firstColumn="1" w:firstRow="1" w:lastColumn="0" w:lastRow="0" w:noHBand="0" w:noVBand="1" w:val="04A0"/>
       </w:tblPr>
       <w:tblGrid>
-        <w:gridCol w:w="2592"/>
-        <w:gridCol w:w="1440"/>
-        <w:gridCol w:w="1152"/>
-        <w:gridCol w:w="2376"/>
-        <w:gridCol w:w="2448"/>
+        <w:gridCol w:w="2275"/>
+        <w:gridCol w:w="1264"/>
+        <w:gridCol w:w="1011"/>
+        <w:gridCol w:w="2085"/>
+        <w:gridCol w:w="2149"/>
       </w:tblGrid>
       <w:tr>
         <w:trPr>
@@ -1009,7 +1451,7 @@
         </w:trPr>
         <w:tc>
           <w:tcPr>
-            <w:tcW w:type="dxa" w:w="2592"/>
+            <w:tcW w:type="dxa" w:w="2275"/>
             <w:shd w:fill="DCE6EF"/>
             <w:tcBorders>
               <w:top w:val="single" w:sz="4" w:color="D9D9D9"/>
@@ -1024,8 +1466,9 @@
             </w:pPr>
             <w:r>
               <w:rPr>
+                <w:rFonts w:ascii="CMU Serif" w:hAnsi="CMU Serif"/>
                 <w:b/>
-                <w:sz w:val="20"/>
+                <w:sz w:val="19"/>
               </w:rPr>
               <w:t>Test</w:t>
             </w:r>
@@ -1033,7 +1476,7 @@
         </w:tc>
         <w:tc>
           <w:tcPr>
-            <w:tcW w:type="dxa" w:w="1440"/>
+            <w:tcW w:type="dxa" w:w="1264"/>
             <w:shd w:fill="DCE6EF"/>
             <w:tcBorders>
               <w:top w:val="single" w:sz="4" w:color="D9D9D9"/>
@@ -1048,8 +1491,9 @@
             </w:pPr>
             <w:r>
               <w:rPr>
+                <w:rFonts w:ascii="CMU Serif" w:hAnsi="CMU Serif"/>
                 <w:b/>
-                <w:sz w:val="20"/>
+                <w:sz w:val="19"/>
               </w:rPr>
               <w:t>Statistic</w:t>
             </w:r>
@@ -1057,7 +1501,7 @@
         </w:tc>
         <w:tc>
           <w:tcPr>
-            <w:tcW w:type="dxa" w:w="1152"/>
+            <w:tcW w:type="dxa" w:w="1011"/>
             <w:shd w:fill="DCE6EF"/>
             <w:tcBorders>
               <w:top w:val="single" w:sz="4" w:color="D9D9D9"/>
@@ -1072,8 +1516,9 @@
             </w:pPr>
             <w:r>
               <w:rPr>
+                <w:rFonts w:ascii="CMU Serif" w:hAnsi="CMU Serif"/>
                 <w:b/>
-                <w:sz w:val="20"/>
+                <w:sz w:val="19"/>
               </w:rPr>
               <w:t>df</w:t>
             </w:r>
@@ -1081,7 +1526,7 @@
         </w:tc>
         <w:tc>
           <w:tcPr>
-            <w:tcW w:type="dxa" w:w="2376"/>
+            <w:tcW w:type="dxa" w:w="2085"/>
             <w:shd w:fill="DCE6EF"/>
             <w:tcBorders>
               <w:top w:val="single" w:sz="4" w:color="D9D9D9"/>
@@ -1096,8 +1541,9 @@
             </w:pPr>
             <w:r>
               <w:rPr>
+                <w:rFonts w:ascii="CMU Serif" w:hAnsi="CMU Serif"/>
                 <w:b/>
-                <w:sz w:val="20"/>
+                <w:sz w:val="19"/>
               </w:rPr>
               <w:t>Raw p</w:t>
             </w:r>
@@ -1105,7 +1551,7 @@
         </w:tc>
         <w:tc>
           <w:tcPr>
-            <w:tcW w:type="dxa" w:w="2448"/>
+            <w:tcW w:type="dxa" w:w="2149"/>
             <w:shd w:fill="DCE6EF"/>
             <w:tcBorders>
               <w:top w:val="single" w:sz="4" w:color="D9D9D9"/>
@@ -1120,8 +1566,9 @@
             </w:pPr>
             <w:r>
               <w:rPr>
+                <w:rFonts w:ascii="CMU Serif" w:hAnsi="CMU Serif"/>
                 <w:b/>
-                <w:sz w:val="20"/>
+                <w:sz w:val="19"/>
               </w:rPr>
               <w:t>Holm p</w:t>
             </w:r>
@@ -1134,7 +1581,7 @@
         </w:trPr>
         <w:tc>
           <w:tcPr>
-            <w:tcW w:type="dxa" w:w="2592"/>
+            <w:tcW w:type="dxa" w:w="2275"/>
             <w:shd w:fill="FFFFFF"/>
             <w:tcBorders>
               <w:top w:val="single" w:sz="4" w:color="D9D9D9"/>
@@ -1149,8 +1596,9 @@
             </w:pPr>
             <w:r>
               <w:rPr>
+                <w:rFonts w:ascii="CMU Serif" w:hAnsi="CMU Serif"/>
                 <w:b w:val="0"/>
-                <w:sz w:val="20"/>
+                <w:sz w:val="19"/>
               </w:rPr>
               <w:t>Sex</w:t>
             </w:r>
@@ -1158,7 +1606,7 @@
         </w:tc>
         <w:tc>
           <w:tcPr>
-            <w:tcW w:type="dxa" w:w="1440"/>
+            <w:tcW w:type="dxa" w:w="1264"/>
             <w:shd w:fill="FFFFFF"/>
             <w:tcBorders>
               <w:top w:val="single" w:sz="4" w:color="D9D9D9"/>
@@ -1173,8 +1621,9 @@
             </w:pPr>
             <w:r>
               <w:rPr>
+                <w:rFonts w:ascii="CMU Serif" w:hAnsi="CMU Serif"/>
                 <w:b w:val="0"/>
-                <w:sz w:val="20"/>
+                <w:sz w:val="19"/>
               </w:rPr>
               <w:t>263.051</w:t>
             </w:r>
@@ -1182,7 +1631,7 @@
         </w:tc>
         <w:tc>
           <w:tcPr>
-            <w:tcW w:type="dxa" w:w="1152"/>
+            <w:tcW w:type="dxa" w:w="1011"/>
             <w:shd w:fill="FFFFFF"/>
             <w:tcBorders>
               <w:top w:val="single" w:sz="4" w:color="D9D9D9"/>
@@ -1197,8 +1646,9 @@
             </w:pPr>
             <w:r>
               <w:rPr>
+                <w:rFonts w:ascii="CMU Serif" w:hAnsi="CMU Serif"/>
                 <w:b w:val="0"/>
-                <w:sz w:val="20"/>
+                <w:sz w:val="19"/>
               </w:rPr>
               <w:t>1</w:t>
             </w:r>
@@ -1206,7 +1656,7 @@
         </w:tc>
         <w:tc>
           <w:tcPr>
-            <w:tcW w:type="dxa" w:w="2376"/>
+            <w:tcW w:type="dxa" w:w="2085"/>
             <w:shd w:fill="FFFFFF"/>
             <w:tcBorders>
               <w:top w:val="single" w:sz="4" w:color="D9D9D9"/>
@@ -1221,8 +1671,9 @@
             </w:pPr>
             <w:r>
               <w:rPr>
+                <w:rFonts w:ascii="CMU Serif" w:hAnsi="CMU Serif"/>
                 <w:b w:val="0"/>
-                <w:sz w:val="20"/>
+                <w:sz w:val="19"/>
               </w:rPr>
               <w:t>3.71e-59</w:t>
             </w:r>
@@ -1230,7 +1681,7 @@
         </w:tc>
         <w:tc>
           <w:tcPr>
-            <w:tcW w:type="dxa" w:w="2448"/>
+            <w:tcW w:type="dxa" w:w="2149"/>
             <w:shd w:fill="FFFFFF"/>
             <w:tcBorders>
               <w:top w:val="single" w:sz="4" w:color="D9D9D9"/>
@@ -1245,8 +1696,9 @@
             </w:pPr>
             <w:r>
               <w:rPr>
+                <w:rFonts w:ascii="CMU Serif" w:hAnsi="CMU Serif"/>
                 <w:b w:val="0"/>
-                <w:sz w:val="20"/>
+                <w:sz w:val="19"/>
               </w:rPr>
               <w:t>1.86e-58</w:t>
             </w:r>
@@ -1259,7 +1711,7 @@
         </w:trPr>
         <w:tc>
           <w:tcPr>
-            <w:tcW w:type="dxa" w:w="2592"/>
+            <w:tcW w:type="dxa" w:w="2275"/>
             <w:shd w:fill="FFFFFF"/>
             <w:tcBorders>
               <w:top w:val="single" w:sz="4" w:color="D9D9D9"/>
@@ -1274,8 +1726,9 @@
             </w:pPr>
             <w:r>
               <w:rPr>
+                <w:rFonts w:ascii="CMU Serif" w:hAnsi="CMU Serif"/>
                 <w:b w:val="0"/>
-                <w:sz w:val="20"/>
+                <w:sz w:val="19"/>
               </w:rPr>
               <w:t>Class</w:t>
             </w:r>
@@ -1283,7 +1736,7 @@
         </w:tc>
         <w:tc>
           <w:tcPr>
-            <w:tcW w:type="dxa" w:w="1440"/>
+            <w:tcW w:type="dxa" w:w="1264"/>
             <w:shd w:fill="FFFFFF"/>
             <w:tcBorders>
               <w:top w:val="single" w:sz="4" w:color="D9D9D9"/>
@@ -1298,8 +1751,9 @@
             </w:pPr>
             <w:r>
               <w:rPr>
+                <w:rFonts w:ascii="CMU Serif" w:hAnsi="CMU Serif"/>
                 <w:b w:val="0"/>
-                <w:sz w:val="20"/>
+                <w:sz w:val="19"/>
               </w:rPr>
               <w:t>102.889</w:t>
             </w:r>
@@ -1307,7 +1761,7 @@
         </w:tc>
         <w:tc>
           <w:tcPr>
-            <w:tcW w:type="dxa" w:w="1152"/>
+            <w:tcW w:type="dxa" w:w="1011"/>
             <w:shd w:fill="FFFFFF"/>
             <w:tcBorders>
               <w:top w:val="single" w:sz="4" w:color="D9D9D9"/>
@@ -1322,8 +1776,9 @@
             </w:pPr>
             <w:r>
               <w:rPr>
+                <w:rFonts w:ascii="CMU Serif" w:hAnsi="CMU Serif"/>
                 <w:b w:val="0"/>
-                <w:sz w:val="20"/>
+                <w:sz w:val="19"/>
               </w:rPr>
               <w:t>2</w:t>
             </w:r>
@@ -1331,7 +1786,7 @@
         </w:tc>
         <w:tc>
           <w:tcPr>
-            <w:tcW w:type="dxa" w:w="2376"/>
+            <w:tcW w:type="dxa" w:w="2085"/>
             <w:shd w:fill="FFFFFF"/>
             <w:tcBorders>
               <w:top w:val="single" w:sz="4" w:color="D9D9D9"/>
@@ -1346,8 +1801,9 @@
             </w:pPr>
             <w:r>
               <w:rPr>
+                <w:rFonts w:ascii="CMU Serif" w:hAnsi="CMU Serif"/>
                 <w:b w:val="0"/>
-                <w:sz w:val="20"/>
+                <w:sz w:val="19"/>
               </w:rPr>
               <w:t>4.55e-23</w:t>
             </w:r>
@@ -1355,7 +1811,7 @@
         </w:tc>
         <w:tc>
           <w:tcPr>
-            <w:tcW w:type="dxa" w:w="2448"/>
+            <w:tcW w:type="dxa" w:w="2149"/>
             <w:shd w:fill="FFFFFF"/>
             <w:tcBorders>
               <w:top w:val="single" w:sz="4" w:color="D9D9D9"/>
@@ -1370,8 +1826,9 @@
             </w:pPr>
             <w:r>
               <w:rPr>
+                <w:rFonts w:ascii="CMU Serif" w:hAnsi="CMU Serif"/>
                 <w:b w:val="0"/>
-                <w:sz w:val="20"/>
+                <w:sz w:val="19"/>
               </w:rPr>
               <w:t>1.82e-22</w:t>
             </w:r>
@@ -1384,7 +1841,7 @@
         </w:trPr>
         <w:tc>
           <w:tcPr>
-            <w:tcW w:type="dxa" w:w="2592"/>
+            <w:tcW w:type="dxa" w:w="2275"/>
             <w:shd w:fill="FFFFFF"/>
             <w:tcBorders>
               <w:top w:val="single" w:sz="4" w:color="D9D9D9"/>
@@ -1399,8 +1856,9 @@
             </w:pPr>
             <w:r>
               <w:rPr>
+                <w:rFonts w:ascii="CMU Serif" w:hAnsi="CMU Serif"/>
                 <w:b w:val="0"/>
-                <w:sz w:val="20"/>
+                <w:sz w:val="19"/>
               </w:rPr>
               <w:t>Mean age</w:t>
             </w:r>
@@ -1408,7 +1866,7 @@
         </w:tc>
         <w:tc>
           <w:tcPr>
-            <w:tcW w:type="dxa" w:w="1440"/>
+            <w:tcW w:type="dxa" w:w="1264"/>
             <w:shd w:fill="FFFFFF"/>
             <w:tcBorders>
               <w:top w:val="single" w:sz="4" w:color="D9D9D9"/>
@@ -1423,8 +1881,9 @@
             </w:pPr>
             <w:r>
               <w:rPr>
+                <w:rFonts w:ascii="CMU Serif" w:hAnsi="CMU Serif"/>
                 <w:b w:val="0"/>
-                <w:sz w:val="20"/>
+                <w:sz w:val="19"/>
               </w:rPr>
               <w:t>-2.046</w:t>
             </w:r>
@@ -1432,7 +1891,7 @@
         </w:tc>
         <w:tc>
           <w:tcPr>
-            <w:tcW w:type="dxa" w:w="1152"/>
+            <w:tcW w:type="dxa" w:w="1011"/>
             <w:shd w:fill="FFFFFF"/>
             <w:tcBorders>
               <w:top w:val="single" w:sz="4" w:color="D9D9D9"/>
@@ -1447,8 +1906,9 @@
             </w:pPr>
             <w:r>
               <w:rPr>
+                <w:rFonts w:ascii="CMU Serif" w:hAnsi="CMU Serif"/>
                 <w:b w:val="0"/>
-                <w:sz w:val="20"/>
+                <w:sz w:val="19"/>
               </w:rPr>
               <w:t>598.84</w:t>
             </w:r>
@@ -1456,7 +1916,7 @@
         </w:tc>
         <w:tc>
           <w:tcPr>
-            <w:tcW w:type="dxa" w:w="2376"/>
+            <w:tcW w:type="dxa" w:w="2085"/>
             <w:shd w:fill="FFFFFF"/>
             <w:tcBorders>
               <w:top w:val="single" w:sz="4" w:color="D9D9D9"/>
@@ -1471,8 +1931,9 @@
             </w:pPr>
             <w:r>
               <w:rPr>
+                <w:rFonts w:ascii="CMU Serif" w:hAnsi="CMU Serif"/>
                 <w:b w:val="0"/>
-                <w:sz w:val="20"/>
+                <w:sz w:val="19"/>
               </w:rPr>
               <w:t>0.0412</w:t>
             </w:r>
@@ -1480,7 +1941,7 @@
         </w:tc>
         <w:tc>
           <w:tcPr>
-            <w:tcW w:type="dxa" w:w="2448"/>
+            <w:tcW w:type="dxa" w:w="2149"/>
             <w:shd w:fill="FFFFFF"/>
             <w:tcBorders>
               <w:top w:val="single" w:sz="4" w:color="D9D9D9"/>
@@ -1495,8 +1956,9 @@
             </w:pPr>
             <w:r>
               <w:rPr>
+                <w:rFonts w:ascii="CMU Serif" w:hAnsi="CMU Serif"/>
                 <w:b w:val="0"/>
-                <w:sz w:val="20"/>
+                <w:sz w:val="19"/>
               </w:rPr>
               <w:t>0.0412</w:t>
             </w:r>
@@ -1509,7 +1971,7 @@
         </w:trPr>
         <w:tc>
           <w:tcPr>
-            <w:tcW w:type="dxa" w:w="2592"/>
+            <w:tcW w:type="dxa" w:w="2275"/>
             <w:shd w:fill="FFFFFF"/>
             <w:tcBorders>
               <w:top w:val="single" w:sz="4" w:color="D9D9D9"/>
@@ -1524,8 +1986,9 @@
             </w:pPr>
             <w:r>
               <w:rPr>
+                <w:rFonts w:ascii="CMU Serif" w:hAnsi="CMU Serif"/>
                 <w:b w:val="0"/>
-                <w:sz w:val="20"/>
+                <w:sz w:val="19"/>
               </w:rPr>
               <w:t>Child group</w:t>
             </w:r>
@@ -1533,7 +1996,7 @@
         </w:tc>
         <w:tc>
           <w:tcPr>
-            <w:tcW w:type="dxa" w:w="1440"/>
+            <w:tcW w:type="dxa" w:w="1264"/>
             <w:shd w:fill="FFFFFF"/>
             <w:tcBorders>
               <w:top w:val="single" w:sz="4" w:color="D9D9D9"/>
@@ -1548,8 +2011,9 @@
             </w:pPr>
             <w:r>
               <w:rPr>
+                <w:rFonts w:ascii="CMU Serif" w:hAnsi="CMU Serif"/>
                 <w:b w:val="0"/>
-                <w:sz w:val="20"/>
+                <w:sz w:val="19"/>
               </w:rPr>
               <w:t>9.538</w:t>
             </w:r>
@@ -1557,7 +2021,7 @@
         </w:tc>
         <w:tc>
           <w:tcPr>
-            <w:tcW w:type="dxa" w:w="1152"/>
+            <w:tcW w:type="dxa" w:w="1011"/>
             <w:shd w:fill="FFFFFF"/>
             <w:tcBorders>
               <w:top w:val="single" w:sz="4" w:color="D9D9D9"/>
@@ -1572,8 +2036,9 @@
             </w:pPr>
             <w:r>
               <w:rPr>
+                <w:rFonts w:ascii="CMU Serif" w:hAnsi="CMU Serif"/>
                 <w:b w:val="0"/>
-                <w:sz w:val="20"/>
+                <w:sz w:val="19"/>
               </w:rPr>
               <w:t>1</w:t>
             </w:r>
@@ -1581,7 +2046,7 @@
         </w:tc>
         <w:tc>
           <w:tcPr>
-            <w:tcW w:type="dxa" w:w="2376"/>
+            <w:tcW w:type="dxa" w:w="2085"/>
             <w:shd w:fill="FFFFFF"/>
             <w:tcBorders>
               <w:top w:val="single" w:sz="4" w:color="D9D9D9"/>
@@ -1596,8 +2061,9 @@
             </w:pPr>
             <w:r>
               <w:rPr>
+                <w:rFonts w:ascii="CMU Serif" w:hAnsi="CMU Serif"/>
                 <w:b w:val="0"/>
-                <w:sz w:val="20"/>
+                <w:sz w:val="19"/>
               </w:rPr>
               <w:t>0.00201</w:t>
             </w:r>
@@ -1605,7 +2071,7 @@
         </w:tc>
         <w:tc>
           <w:tcPr>
-            <w:tcW w:type="dxa" w:w="2448"/>
+            <w:tcW w:type="dxa" w:w="2149"/>
             <w:shd w:fill="FFFFFF"/>
             <w:tcBorders>
               <w:top w:val="single" w:sz="4" w:color="D9D9D9"/>
@@ -1620,8 +2086,9 @@
             </w:pPr>
             <w:r>
               <w:rPr>
+                <w:rFonts w:ascii="CMU Serif" w:hAnsi="CMU Serif"/>
                 <w:b w:val="0"/>
-                <w:sz w:val="20"/>
+                <w:sz w:val="19"/>
               </w:rPr>
               <w:t>0.00403</w:t>
             </w:r>
@@ -1634,7 +2101,7 @@
         </w:trPr>
         <w:tc>
           <w:tcPr>
-            <w:tcW w:type="dxa" w:w="2592"/>
+            <w:tcW w:type="dxa" w:w="2275"/>
             <w:shd w:fill="FFFFFF"/>
             <w:tcBorders>
               <w:top w:val="single" w:sz="4" w:color="D9D9D9"/>
@@ -1649,8 +2116,9 @@
             </w:pPr>
             <w:r>
               <w:rPr>
+                <w:rFonts w:ascii="CMU Serif" w:hAnsi="CMU Serif"/>
                 <w:b w:val="0"/>
-                <w:sz w:val="20"/>
+                <w:sz w:val="19"/>
               </w:rPr>
               <w:t>Family group</w:t>
             </w:r>
@@ -1658,7 +2126,7 @@
         </w:tc>
         <w:tc>
           <w:tcPr>
-            <w:tcW w:type="dxa" w:w="1440"/>
+            <w:tcW w:type="dxa" w:w="1264"/>
             <w:shd w:fill="FFFFFF"/>
             <w:tcBorders>
               <w:top w:val="single" w:sz="4" w:color="D9D9D9"/>
@@ -1673,8 +2141,9 @@
             </w:pPr>
             <w:r>
               <w:rPr>
+                <w:rFonts w:ascii="CMU Serif" w:hAnsi="CMU Serif"/>
                 <w:b w:val="0"/>
-                <w:sz w:val="20"/>
+                <w:sz w:val="19"/>
               </w:rPr>
               <w:t>74.537</w:t>
             </w:r>
@@ -1682,7 +2151,7 @@
         </w:tc>
         <w:tc>
           <w:tcPr>
-            <w:tcW w:type="dxa" w:w="1152"/>
+            <w:tcW w:type="dxa" w:w="1011"/>
             <w:shd w:fill="FFFFFF"/>
             <w:tcBorders>
               <w:top w:val="single" w:sz="4" w:color="D9D9D9"/>
@@ -1697,8 +2166,9 @@
             </w:pPr>
             <w:r>
               <w:rPr>
+                <w:rFonts w:ascii="CMU Serif" w:hAnsi="CMU Serif"/>
                 <w:b w:val="0"/>
-                <w:sz w:val="20"/>
+                <w:sz w:val="19"/>
               </w:rPr>
               <w:t>2</w:t>
             </w:r>
@@ -1706,7 +2176,7 @@
         </w:tc>
         <w:tc>
           <w:tcPr>
-            <w:tcW w:type="dxa" w:w="2376"/>
+            <w:tcW w:type="dxa" w:w="2085"/>
             <w:shd w:fill="FFFFFF"/>
             <w:tcBorders>
               <w:top w:val="single" w:sz="4" w:color="D9D9D9"/>
@@ -1721,8 +2191,9 @@
             </w:pPr>
             <w:r>
               <w:rPr>
+                <w:rFonts w:ascii="CMU Serif" w:hAnsi="CMU Serif"/>
                 <w:b w:val="0"/>
-                <w:sz w:val="20"/>
+                <w:sz w:val="19"/>
               </w:rPr>
               <w:t>6.52e-17</w:t>
             </w:r>
@@ -1730,7 +2201,7 @@
         </w:tc>
         <w:tc>
           <w:tcPr>
-            <w:tcW w:type="dxa" w:w="2448"/>
+            <w:tcW w:type="dxa" w:w="2149"/>
             <w:shd w:fill="FFFFFF"/>
             <w:tcBorders>
               <w:top w:val="single" w:sz="4" w:color="D9D9D9"/>
@@ -1745,8 +2216,9 @@
             </w:pPr>
             <w:r>
               <w:rPr>
+                <w:rFonts w:ascii="CMU Serif" w:hAnsi="CMU Serif"/>
                 <w:b w:val="0"/>
-                <w:sz w:val="20"/>
+                <w:sz w:val="19"/>
               </w:rPr>
               <w:t>1.96e-16</w:t>
             </w:r>
@@ -1756,28 +2228,36 @@
     </w:tbl>
     <w:p/>
     <w:p>
+      <w:pPr>
+        <w:spacing w:line="312" w:lineRule="auto"/>
+        <w:ind w:firstLine="360"/>
+        <w:jc w:val="both"/>
+      </w:pPr>
       <w:r>
+        <w:rPr>
+          <w:rFonts w:ascii="CMU Serif" w:hAnsi="CMU Serif"/>
+          <w:sz w:val="22"/>
+        </w:rPr>
         <w:t>All five null hypotheses are rejected at the 0.05 threshold after Holm adjustment, subject to the stated assumptions. The mean-age result is close to that threshold. The categorical tests are omnibus tests: they do not establish that every pair of categories differs.</w:t>
       </w:r>
     </w:p>
     <w:p>
+      <w:pPr>
+        <w:pStyle w:val="Heading1"/>
+      </w:pPr>
       <w:r>
-        <w:br w:type="page"/>
-      </w:r>
-    </w:p>
-    <w:p>
-      <w:pPr>
-        <w:pStyle w:val="Heading1"/>
-      </w:pPr>
-      <w:r>
-        <w:t>4 Survival differences by sex and class</w:t>
+        <w:rPr>
+          <w:rFonts w:ascii="CMU Serif" w:hAnsi="CMU Serif"/>
+          <w:color w:val="0A1628"/>
+        </w:rPr>
+        <w:t>4.  Survival differences by sex and class</w:t>
       </w:r>
     </w:p>
     <w:p>
       <w:r>
         <w:drawing>
           <wp:inline xmlns:a="http://schemas.openxmlformats.org/drawingml/2006/main" xmlns:pic="http://schemas.openxmlformats.org/drawingml/2006/picture">
-            <wp:extent cx="6355080" cy="2605582"/>
+            <wp:extent cx="5577840" cy="2286913"/>
             <wp:docPr id="1" name="Picture 1"/>
             <wp:cNvGraphicFramePr>
               <a:graphicFrameLocks noChangeAspect="1"/>
@@ -1798,7 +2278,7 @@
                   <pic:spPr>
                     <a:xfrm>
                       <a:off x="0" y="0"/>
-                      <a:ext cx="6355080" cy="2605582"/>
+                      <a:ext cx="5577840" cy="2286913"/>
                     </a:xfrm>
                     <a:prstGeom prst="rect"/>
                   </pic:spPr>
@@ -1824,10 +2304,10 @@
         <w:tblLook w:firstColumn="1" w:firstRow="1" w:lastColumn="0" w:lastRow="0" w:noHBand="0" w:noVBand="1" w:val="04A0"/>
       </w:tblPr>
       <w:tblGrid>
-        <w:gridCol w:w="2664"/>
-        <w:gridCol w:w="2592"/>
-        <w:gridCol w:w="2232"/>
-        <w:gridCol w:w="2520"/>
+        <w:gridCol w:w="2338"/>
+        <w:gridCol w:w="2275"/>
+        <w:gridCol w:w="1959"/>
+        <w:gridCol w:w="2212"/>
       </w:tblGrid>
       <w:tr>
         <w:trPr>
@@ -1836,7 +2316,7 @@
         </w:trPr>
         <w:tc>
           <w:tcPr>
-            <w:tcW w:type="dxa" w:w="2664"/>
+            <w:tcW w:type="dxa" w:w="2338"/>
             <w:shd w:fill="DCE6EF"/>
             <w:tcBorders>
               <w:top w:val="single" w:sz="4" w:color="D9D9D9"/>
@@ -1851,8 +2331,9 @@
             </w:pPr>
             <w:r>
               <w:rPr>
+                <w:rFonts w:ascii="CMU Serif" w:hAnsi="CMU Serif"/>
                 <w:b/>
-                <w:sz w:val="20"/>
+                <w:sz w:val="19"/>
               </w:rPr>
               <w:t>Group</w:t>
             </w:r>
@@ -1860,7 +2341,7 @@
         </w:tc>
         <w:tc>
           <w:tcPr>
-            <w:tcW w:type="dxa" w:w="2592"/>
+            <w:tcW w:type="dxa" w:w="2275"/>
             <w:shd w:fill="DCE6EF"/>
             <w:tcBorders>
               <w:top w:val="single" w:sz="4" w:color="D9D9D9"/>
@@ -1875,8 +2356,9 @@
             </w:pPr>
             <w:r>
               <w:rPr>
+                <w:rFonts w:ascii="CMU Serif" w:hAnsi="CMU Serif"/>
                 <w:b/>
-                <w:sz w:val="20"/>
+                <w:sz w:val="19"/>
               </w:rPr>
               <w:t>Did not survive</w:t>
             </w:r>
@@ -1884,7 +2366,7 @@
         </w:tc>
         <w:tc>
           <w:tcPr>
-            <w:tcW w:type="dxa" w:w="2232"/>
+            <w:tcW w:type="dxa" w:w="1959"/>
             <w:shd w:fill="DCE6EF"/>
             <w:tcBorders>
               <w:top w:val="single" w:sz="4" w:color="D9D9D9"/>
@@ -1899,8 +2381,9 @@
             </w:pPr>
             <w:r>
               <w:rPr>
+                <w:rFonts w:ascii="CMU Serif" w:hAnsi="CMU Serif"/>
                 <w:b/>
-                <w:sz w:val="20"/>
+                <w:sz w:val="19"/>
               </w:rPr>
               <w:t>Survived</w:t>
             </w:r>
@@ -1908,7 +2391,7 @@
         </w:tc>
         <w:tc>
           <w:tcPr>
-            <w:tcW w:type="dxa" w:w="2520"/>
+            <w:tcW w:type="dxa" w:w="2212"/>
             <w:shd w:fill="DCE6EF"/>
             <w:tcBorders>
               <w:top w:val="single" w:sz="4" w:color="D9D9D9"/>
@@ -1923,8 +2406,9 @@
             </w:pPr>
             <w:r>
               <w:rPr>
+                <w:rFonts w:ascii="CMU Serif" w:hAnsi="CMU Serif"/>
                 <w:b/>
-                <w:sz w:val="20"/>
+                <w:sz w:val="19"/>
               </w:rPr>
               <w:t>Survival rate</w:t>
             </w:r>
@@ -1937,7 +2421,7 @@
         </w:trPr>
         <w:tc>
           <w:tcPr>
-            <w:tcW w:type="dxa" w:w="2664"/>
+            <w:tcW w:type="dxa" w:w="2338"/>
             <w:shd w:fill="FFFFFF"/>
             <w:tcBorders>
               <w:top w:val="single" w:sz="4" w:color="D9D9D9"/>
@@ -1952,8 +2436,9 @@
             </w:pPr>
             <w:r>
               <w:rPr>
+                <w:rFonts w:ascii="CMU Serif" w:hAnsi="CMU Serif"/>
                 <w:b w:val="0"/>
-                <w:sz w:val="20"/>
+                <w:sz w:val="19"/>
               </w:rPr>
               <w:t>Female</w:t>
             </w:r>
@@ -1961,7 +2446,7 @@
         </w:tc>
         <w:tc>
           <w:tcPr>
-            <w:tcW w:type="dxa" w:w="2592"/>
+            <w:tcW w:type="dxa" w:w="2275"/>
             <w:shd w:fill="FFFFFF"/>
             <w:tcBorders>
               <w:top w:val="single" w:sz="4" w:color="D9D9D9"/>
@@ -1976,8 +2461,9 @@
             </w:pPr>
             <w:r>
               <w:rPr>
+                <w:rFonts w:ascii="CMU Serif" w:hAnsi="CMU Serif"/>
                 <w:b w:val="0"/>
-                <w:sz w:val="20"/>
+                <w:sz w:val="19"/>
               </w:rPr>
               <w:t>81</w:t>
             </w:r>
@@ -1985,7 +2471,7 @@
         </w:tc>
         <w:tc>
           <w:tcPr>
-            <w:tcW w:type="dxa" w:w="2232"/>
+            <w:tcW w:type="dxa" w:w="1959"/>
             <w:shd w:fill="FFFFFF"/>
             <w:tcBorders>
               <w:top w:val="single" w:sz="4" w:color="D9D9D9"/>
@@ -2000,8 +2486,9 @@
             </w:pPr>
             <w:r>
               <w:rPr>
+                <w:rFonts w:ascii="CMU Serif" w:hAnsi="CMU Serif"/>
                 <w:b w:val="0"/>
-                <w:sz w:val="20"/>
+                <w:sz w:val="19"/>
               </w:rPr>
               <w:t>233</w:t>
             </w:r>
@@ -2009,7 +2496,7 @@
         </w:tc>
         <w:tc>
           <w:tcPr>
-            <w:tcW w:type="dxa" w:w="2520"/>
+            <w:tcW w:type="dxa" w:w="2212"/>
             <w:shd w:fill="FFFFFF"/>
             <w:tcBorders>
               <w:top w:val="single" w:sz="4" w:color="D9D9D9"/>
@@ -2024,8 +2511,9 @@
             </w:pPr>
             <w:r>
               <w:rPr>
+                <w:rFonts w:ascii="CMU Serif" w:hAnsi="CMU Serif"/>
                 <w:b w:val="0"/>
-                <w:sz w:val="20"/>
+                <w:sz w:val="19"/>
               </w:rPr>
               <w:t>74.20%</w:t>
             </w:r>
@@ -2038,7 +2526,7 @@
         </w:trPr>
         <w:tc>
           <w:tcPr>
-            <w:tcW w:type="dxa" w:w="2664"/>
+            <w:tcW w:type="dxa" w:w="2338"/>
             <w:shd w:fill="FFFFFF"/>
             <w:tcBorders>
               <w:top w:val="single" w:sz="4" w:color="D9D9D9"/>
@@ -2053,8 +2541,9 @@
             </w:pPr>
             <w:r>
               <w:rPr>
+                <w:rFonts w:ascii="CMU Serif" w:hAnsi="CMU Serif"/>
                 <w:b w:val="0"/>
-                <w:sz w:val="20"/>
+                <w:sz w:val="19"/>
               </w:rPr>
               <w:t>Male</w:t>
             </w:r>
@@ -2062,7 +2551,7 @@
         </w:tc>
         <w:tc>
           <w:tcPr>
-            <w:tcW w:type="dxa" w:w="2592"/>
+            <w:tcW w:type="dxa" w:w="2275"/>
             <w:shd w:fill="FFFFFF"/>
             <w:tcBorders>
               <w:top w:val="single" w:sz="4" w:color="D9D9D9"/>
@@ -2077,8 +2566,9 @@
             </w:pPr>
             <w:r>
               <w:rPr>
+                <w:rFonts w:ascii="CMU Serif" w:hAnsi="CMU Serif"/>
                 <w:b w:val="0"/>
-                <w:sz w:val="20"/>
+                <w:sz w:val="19"/>
               </w:rPr>
               <w:t>468</w:t>
             </w:r>
@@ -2086,7 +2576,7 @@
         </w:tc>
         <w:tc>
           <w:tcPr>
-            <w:tcW w:type="dxa" w:w="2232"/>
+            <w:tcW w:type="dxa" w:w="1959"/>
             <w:shd w:fill="FFFFFF"/>
             <w:tcBorders>
               <w:top w:val="single" w:sz="4" w:color="D9D9D9"/>
@@ -2101,8 +2591,9 @@
             </w:pPr>
             <w:r>
               <w:rPr>
+                <w:rFonts w:ascii="CMU Serif" w:hAnsi="CMU Serif"/>
                 <w:b w:val="0"/>
-                <w:sz w:val="20"/>
+                <w:sz w:val="19"/>
               </w:rPr>
               <w:t>109</w:t>
             </w:r>
@@ -2110,7 +2601,7 @@
         </w:tc>
         <w:tc>
           <w:tcPr>
-            <w:tcW w:type="dxa" w:w="2520"/>
+            <w:tcW w:type="dxa" w:w="2212"/>
             <w:shd w:fill="FFFFFF"/>
             <w:tcBorders>
               <w:top w:val="single" w:sz="4" w:color="D9D9D9"/>
@@ -2125,8 +2616,9 @@
             </w:pPr>
             <w:r>
               <w:rPr>
+                <w:rFonts w:ascii="CMU Serif" w:hAnsi="CMU Serif"/>
                 <w:b w:val="0"/>
-                <w:sz w:val="20"/>
+                <w:sz w:val="19"/>
               </w:rPr>
               <w:t>18.89%</w:t>
             </w:r>
@@ -2139,7 +2631,7 @@
         </w:trPr>
         <w:tc>
           <w:tcPr>
-            <w:tcW w:type="dxa" w:w="2664"/>
+            <w:tcW w:type="dxa" w:w="2338"/>
             <w:shd w:fill="FFFFFF"/>
             <w:tcBorders>
               <w:top w:val="single" w:sz="4" w:color="D9D9D9"/>
@@ -2154,8 +2646,9 @@
             </w:pPr>
             <w:r>
               <w:rPr>
+                <w:rFonts w:ascii="CMU Serif" w:hAnsi="CMU Serif"/>
                 <w:b w:val="0"/>
-                <w:sz w:val="20"/>
+                <w:sz w:val="19"/>
               </w:rPr>
               <w:t>First class</w:t>
             </w:r>
@@ -2163,7 +2656,7 @@
         </w:tc>
         <w:tc>
           <w:tcPr>
-            <w:tcW w:type="dxa" w:w="2592"/>
+            <w:tcW w:type="dxa" w:w="2275"/>
             <w:shd w:fill="FFFFFF"/>
             <w:tcBorders>
               <w:top w:val="single" w:sz="4" w:color="D9D9D9"/>
@@ -2178,8 +2671,9 @@
             </w:pPr>
             <w:r>
               <w:rPr>
+                <w:rFonts w:ascii="CMU Serif" w:hAnsi="CMU Serif"/>
                 <w:b w:val="0"/>
-                <w:sz w:val="20"/>
+                <w:sz w:val="19"/>
               </w:rPr>
               <w:t>80</w:t>
             </w:r>
@@ -2187,7 +2681,7 @@
         </w:tc>
         <w:tc>
           <w:tcPr>
-            <w:tcW w:type="dxa" w:w="2232"/>
+            <w:tcW w:type="dxa" w:w="1959"/>
             <w:shd w:fill="FFFFFF"/>
             <w:tcBorders>
               <w:top w:val="single" w:sz="4" w:color="D9D9D9"/>
@@ -2202,8 +2696,9 @@
             </w:pPr>
             <w:r>
               <w:rPr>
+                <w:rFonts w:ascii="CMU Serif" w:hAnsi="CMU Serif"/>
                 <w:b w:val="0"/>
-                <w:sz w:val="20"/>
+                <w:sz w:val="19"/>
               </w:rPr>
               <w:t>136</w:t>
             </w:r>
@@ -2211,7 +2706,7 @@
         </w:tc>
         <w:tc>
           <w:tcPr>
-            <w:tcW w:type="dxa" w:w="2520"/>
+            <w:tcW w:type="dxa" w:w="2212"/>
             <w:shd w:fill="FFFFFF"/>
             <w:tcBorders>
               <w:top w:val="single" w:sz="4" w:color="D9D9D9"/>
@@ -2226,8 +2721,9 @@
             </w:pPr>
             <w:r>
               <w:rPr>
+                <w:rFonts w:ascii="CMU Serif" w:hAnsi="CMU Serif"/>
                 <w:b w:val="0"/>
-                <w:sz w:val="20"/>
+                <w:sz w:val="19"/>
               </w:rPr>
               <w:t>62.96%</w:t>
             </w:r>
@@ -2240,7 +2736,7 @@
         </w:trPr>
         <w:tc>
           <w:tcPr>
-            <w:tcW w:type="dxa" w:w="2664"/>
+            <w:tcW w:type="dxa" w:w="2338"/>
             <w:shd w:fill="FFFFFF"/>
             <w:tcBorders>
               <w:top w:val="single" w:sz="4" w:color="D9D9D9"/>
@@ -2255,8 +2751,9 @@
             </w:pPr>
             <w:r>
               <w:rPr>
+                <w:rFonts w:ascii="CMU Serif" w:hAnsi="CMU Serif"/>
                 <w:b w:val="0"/>
-                <w:sz w:val="20"/>
+                <w:sz w:val="19"/>
               </w:rPr>
               <w:t>Second class</w:t>
             </w:r>
@@ -2264,7 +2761,7 @@
         </w:tc>
         <w:tc>
           <w:tcPr>
-            <w:tcW w:type="dxa" w:w="2592"/>
+            <w:tcW w:type="dxa" w:w="2275"/>
             <w:shd w:fill="FFFFFF"/>
             <w:tcBorders>
               <w:top w:val="single" w:sz="4" w:color="D9D9D9"/>
@@ -2279,8 +2776,9 @@
             </w:pPr>
             <w:r>
               <w:rPr>
+                <w:rFonts w:ascii="CMU Serif" w:hAnsi="CMU Serif"/>
                 <w:b w:val="0"/>
-                <w:sz w:val="20"/>
+                <w:sz w:val="19"/>
               </w:rPr>
               <w:t>97</w:t>
             </w:r>
@@ -2288,7 +2786,7 @@
         </w:tc>
         <w:tc>
           <w:tcPr>
-            <w:tcW w:type="dxa" w:w="2232"/>
+            <w:tcW w:type="dxa" w:w="1959"/>
             <w:shd w:fill="FFFFFF"/>
             <w:tcBorders>
               <w:top w:val="single" w:sz="4" w:color="D9D9D9"/>
@@ -2303,8 +2801,9 @@
             </w:pPr>
             <w:r>
               <w:rPr>
+                <w:rFonts w:ascii="CMU Serif" w:hAnsi="CMU Serif"/>
                 <w:b w:val="0"/>
-                <w:sz w:val="20"/>
+                <w:sz w:val="19"/>
               </w:rPr>
               <w:t>87</w:t>
             </w:r>
@@ -2312,7 +2811,7 @@
         </w:tc>
         <w:tc>
           <w:tcPr>
-            <w:tcW w:type="dxa" w:w="2520"/>
+            <w:tcW w:type="dxa" w:w="2212"/>
             <w:shd w:fill="FFFFFF"/>
             <w:tcBorders>
               <w:top w:val="single" w:sz="4" w:color="D9D9D9"/>
@@ -2327,8 +2826,9 @@
             </w:pPr>
             <w:r>
               <w:rPr>
+                <w:rFonts w:ascii="CMU Serif" w:hAnsi="CMU Serif"/>
                 <w:b w:val="0"/>
-                <w:sz w:val="20"/>
+                <w:sz w:val="19"/>
               </w:rPr>
               <w:t>47.28%</w:t>
             </w:r>
@@ -2341,7 +2841,7 @@
         </w:trPr>
         <w:tc>
           <w:tcPr>
-            <w:tcW w:type="dxa" w:w="2664"/>
+            <w:tcW w:type="dxa" w:w="2338"/>
             <w:shd w:fill="FFFFFF"/>
             <w:tcBorders>
               <w:top w:val="single" w:sz="4" w:color="D9D9D9"/>
@@ -2356,8 +2856,9 @@
             </w:pPr>
             <w:r>
               <w:rPr>
+                <w:rFonts w:ascii="CMU Serif" w:hAnsi="CMU Serif"/>
                 <w:b w:val="0"/>
-                <w:sz w:val="20"/>
+                <w:sz w:val="19"/>
               </w:rPr>
               <w:t>Third class</w:t>
             </w:r>
@@ -2365,7 +2866,7 @@
         </w:tc>
         <w:tc>
           <w:tcPr>
-            <w:tcW w:type="dxa" w:w="2592"/>
+            <w:tcW w:type="dxa" w:w="2275"/>
             <w:shd w:fill="FFFFFF"/>
             <w:tcBorders>
               <w:top w:val="single" w:sz="4" w:color="D9D9D9"/>
@@ -2380,8 +2881,9 @@
             </w:pPr>
             <w:r>
               <w:rPr>
+                <w:rFonts w:ascii="CMU Serif" w:hAnsi="CMU Serif"/>
                 <w:b w:val="0"/>
-                <w:sz w:val="20"/>
+                <w:sz w:val="19"/>
               </w:rPr>
               <w:t>372</w:t>
             </w:r>
@@ -2389,7 +2891,7 @@
         </w:tc>
         <w:tc>
           <w:tcPr>
-            <w:tcW w:type="dxa" w:w="2232"/>
+            <w:tcW w:type="dxa" w:w="1959"/>
             <w:shd w:fill="FFFFFF"/>
             <w:tcBorders>
               <w:top w:val="single" w:sz="4" w:color="D9D9D9"/>
@@ -2404,8 +2906,9 @@
             </w:pPr>
             <w:r>
               <w:rPr>
+                <w:rFonts w:ascii="CMU Serif" w:hAnsi="CMU Serif"/>
                 <w:b w:val="0"/>
-                <w:sz w:val="20"/>
+                <w:sz w:val="19"/>
               </w:rPr>
               <w:t>119</w:t>
             </w:r>
@@ -2413,7 +2916,7 @@
         </w:tc>
         <w:tc>
           <w:tcPr>
-            <w:tcW w:type="dxa" w:w="2520"/>
+            <w:tcW w:type="dxa" w:w="2212"/>
             <w:shd w:fill="FFFFFF"/>
             <w:tcBorders>
               <w:top w:val="single" w:sz="4" w:color="D9D9D9"/>
@@ -2428,8 +2931,9 @@
             </w:pPr>
             <w:r>
               <w:rPr>
+                <w:rFonts w:ascii="CMU Serif" w:hAnsi="CMU Serif"/>
                 <w:b w:val="0"/>
-                <w:sz w:val="20"/>
+                <w:sz w:val="19"/>
               </w:rPr>
               <w:t>24.24%</w:t>
             </w:r>
@@ -2439,38 +2943,64 @@
     </w:tbl>
     <w:p/>
     <w:p>
+      <w:pPr>
+        <w:spacing w:line="312" w:lineRule="auto"/>
+        <w:ind w:firstLine="360"/>
+        <w:jc w:val="both"/>
+      </w:pPr>
       <w:r>
+        <w:rPr>
+          <w:rFonts w:ascii="CMU Serif" w:hAnsi="CMU Serif"/>
+          <w:sz w:val="22"/>
+        </w:rPr>
         <w:t>Recorded sex is strongly associated with survival: chi-square(1) = 263.051, Holm p = 1.86 × 10⁻⁵⁸ and Cramér’s V = 0.543. The female survival rate exceeds the male rate by 55.31 percentage points. Female passengers had about 3.93 times the observed survival rate of male passengers. This is a descriptive risk ratio, not an adjusted or causal effect.</w:t>
       </w:r>
     </w:p>
     <w:p>
+      <w:pPr>
+        <w:spacing w:line="312" w:lineRule="auto"/>
+        <w:ind w:firstLine="360"/>
+        <w:jc w:val="both"/>
+      </w:pPr>
       <w:r>
+        <w:rPr>
+          <w:rFonts w:ascii="CMU Serif" w:hAnsi="CMU Serif"/>
+          <w:sz w:val="22"/>
+        </w:rPr>
         <w:t>Passenger class is also associated with survival: chi-square(2) = 102.889, Holm p = 1.82 × 10⁻²² and V = 0.340. The first-class survival rate exceeds the third-class rate by 38.73 percentage points. The chart shows the ordering clearly, while the omnibus test establishes evidence of some class association rather than separate significance for all pairs.</w:t>
       </w:r>
     </w:p>
     <w:p>
+      <w:pPr>
+        <w:spacing w:line="312" w:lineRule="auto"/>
+        <w:ind w:firstLine="360"/>
+        <w:jc w:val="both"/>
+      </w:pPr>
       <w:r>
+        <w:rPr>
+          <w:rFonts w:ascii="CMU Serif" w:hAnsi="CMU Serif"/>
+          <w:sz w:val="22"/>
+        </w:rPr>
         <w:t>These results support the central descriptive patterns from Weeks 1 and 2. They do not identify whether differences arose from location, access to lifeboats, evacuation practices or other factors not measured here. A multivariable analysis is needed to separate overlapping associations.</w:t>
       </w:r>
     </w:p>
     <w:p>
+      <w:pPr>
+        <w:pStyle w:val="Heading1"/>
+      </w:pPr>
       <w:r>
-        <w:br w:type="page"/>
-      </w:r>
-    </w:p>
-    <w:p>
-      <w:pPr>
-        <w:pStyle w:val="Heading1"/>
-      </w:pPr>
-      <w:r>
-        <w:t>5 Age differences and missing data sensitivity</w:t>
+        <w:rPr>
+          <w:rFonts w:ascii="CMU Serif" w:hAnsi="CMU Serif"/>
+          <w:color w:val="0A1628"/>
+        </w:rPr>
+        <w:t>5.  Age differences and missing data sensitivity</w:t>
       </w:r>
     </w:p>
     <w:p>
       <w:r>
         <w:drawing>
           <wp:inline xmlns:a="http://schemas.openxmlformats.org/drawingml/2006/main" xmlns:pic="http://schemas.openxmlformats.org/drawingml/2006/picture">
-            <wp:extent cx="6355080" cy="2605582"/>
+            <wp:extent cx="5577840" cy="2286913"/>
             <wp:docPr id="2" name="Picture 2"/>
             <wp:cNvGraphicFramePr>
               <a:graphicFrameLocks noChangeAspect="1"/>
@@ -2491,7 +3021,7 @@
                   <pic:spPr>
                     <a:xfrm>
                       <a:off x="0" y="0"/>
-                      <a:ext cx="6355080" cy="2605582"/>
+                      <a:ext cx="5577840" cy="2286913"/>
                     </a:xfrm>
                     <a:prstGeom prst="rect"/>
                   </pic:spPr>
@@ -2517,10 +3047,10 @@
         <w:tblLook w:firstColumn="1" w:firstRow="1" w:lastColumn="0" w:lastRow="0" w:noHBand="0" w:noVBand="1" w:val="04A0"/>
       </w:tblPr>
       <w:tblGrid>
-        <w:gridCol w:w="3528"/>
-        <w:gridCol w:w="1152"/>
-        <w:gridCol w:w="2664"/>
-        <w:gridCol w:w="2664"/>
+        <w:gridCol w:w="3097"/>
+        <w:gridCol w:w="1011"/>
+        <w:gridCol w:w="2338"/>
+        <w:gridCol w:w="2338"/>
       </w:tblGrid>
       <w:tr>
         <w:trPr>
@@ -2529,7 +3059,7 @@
         </w:trPr>
         <w:tc>
           <w:tcPr>
-            <w:tcW w:type="dxa" w:w="3528"/>
+            <w:tcW w:type="dxa" w:w="3097"/>
             <w:shd w:fill="DCE6EF"/>
             <w:tcBorders>
               <w:top w:val="single" w:sz="4" w:color="D9D9D9"/>
@@ -2544,8 +3074,9 @@
             </w:pPr>
             <w:r>
               <w:rPr>
+                <w:rFonts w:ascii="CMU Serif" w:hAnsi="CMU Serif"/>
                 <w:b/>
-                <w:sz w:val="20"/>
+                <w:sz w:val="19"/>
               </w:rPr>
               <w:t>Survival outcome</w:t>
             </w:r>
@@ -2553,7 +3084,7 @@
         </w:tc>
         <w:tc>
           <w:tcPr>
-            <w:tcW w:type="dxa" w:w="1152"/>
+            <w:tcW w:type="dxa" w:w="1011"/>
             <w:shd w:fill="DCE6EF"/>
             <w:tcBorders>
               <w:top w:val="single" w:sz="4" w:color="D9D9D9"/>
@@ -2568,8 +3099,9 @@
             </w:pPr>
             <w:r>
               <w:rPr>
+                <w:rFonts w:ascii="CMU Serif" w:hAnsi="CMU Serif"/>
                 <w:b/>
-                <w:sz w:val="20"/>
+                <w:sz w:val="19"/>
               </w:rPr>
               <w:t>n</w:t>
             </w:r>
@@ -2577,7 +3109,7 @@
         </w:tc>
         <w:tc>
           <w:tcPr>
-            <w:tcW w:type="dxa" w:w="2664"/>
+            <w:tcW w:type="dxa" w:w="2338"/>
             <w:shd w:fill="DCE6EF"/>
             <w:tcBorders>
               <w:top w:val="single" w:sz="4" w:color="D9D9D9"/>
@@ -2592,8 +3124,9 @@
             </w:pPr>
             <w:r>
               <w:rPr>
+                <w:rFonts w:ascii="CMU Serif" w:hAnsi="CMU Serif"/>
                 <w:b/>
-                <w:sz w:val="20"/>
+                <w:sz w:val="19"/>
               </w:rPr>
               <w:t>Mean age</w:t>
             </w:r>
@@ -2601,7 +3134,7 @@
         </w:tc>
         <w:tc>
           <w:tcPr>
-            <w:tcW w:type="dxa" w:w="2664"/>
+            <w:tcW w:type="dxa" w:w="2338"/>
             <w:shd w:fill="DCE6EF"/>
             <w:tcBorders>
               <w:top w:val="single" w:sz="4" w:color="D9D9D9"/>
@@ -2616,8 +3149,9 @@
             </w:pPr>
             <w:r>
               <w:rPr>
+                <w:rFonts w:ascii="CMU Serif" w:hAnsi="CMU Serif"/>
                 <w:b/>
-                <w:sz w:val="20"/>
+                <w:sz w:val="19"/>
               </w:rPr>
               <w:t>SD</w:t>
             </w:r>
@@ -2630,7 +3164,7 @@
         </w:trPr>
         <w:tc>
           <w:tcPr>
-            <w:tcW w:type="dxa" w:w="3528"/>
+            <w:tcW w:type="dxa" w:w="3097"/>
             <w:shd w:fill="FFFFFF"/>
             <w:tcBorders>
               <w:top w:val="single" w:sz="4" w:color="D9D9D9"/>
@@ -2645,8 +3179,9 @@
             </w:pPr>
             <w:r>
               <w:rPr>
+                <w:rFonts w:ascii="CMU Serif" w:hAnsi="CMU Serif"/>
                 <w:b w:val="0"/>
-                <w:sz w:val="20"/>
+                <w:sz w:val="19"/>
               </w:rPr>
               <w:t>Survived</w:t>
             </w:r>
@@ -2654,7 +3189,7 @@
         </w:tc>
         <w:tc>
           <w:tcPr>
-            <w:tcW w:type="dxa" w:w="1152"/>
+            <w:tcW w:type="dxa" w:w="1011"/>
             <w:shd w:fill="FFFFFF"/>
             <w:tcBorders>
               <w:top w:val="single" w:sz="4" w:color="D9D9D9"/>
@@ -2669,8 +3204,9 @@
             </w:pPr>
             <w:r>
               <w:rPr>
+                <w:rFonts w:ascii="CMU Serif" w:hAnsi="CMU Serif"/>
                 <w:b w:val="0"/>
-                <w:sz w:val="20"/>
+                <w:sz w:val="19"/>
               </w:rPr>
               <w:t>290</w:t>
             </w:r>
@@ -2678,7 +3214,7 @@
         </w:tc>
         <w:tc>
           <w:tcPr>
-            <w:tcW w:type="dxa" w:w="2664"/>
+            <w:tcW w:type="dxa" w:w="2338"/>
             <w:shd w:fill="FFFFFF"/>
             <w:tcBorders>
               <w:top w:val="single" w:sz="4" w:color="D9D9D9"/>
@@ -2693,8 +3229,9 @@
             </w:pPr>
             <w:r>
               <w:rPr>
+                <w:rFonts w:ascii="CMU Serif" w:hAnsi="CMU Serif"/>
                 <w:b w:val="0"/>
-                <w:sz w:val="20"/>
+                <w:sz w:val="19"/>
               </w:rPr>
               <w:t>28.34 years</w:t>
             </w:r>
@@ -2702,7 +3239,7 @@
         </w:tc>
         <w:tc>
           <w:tcPr>
-            <w:tcW w:type="dxa" w:w="2664"/>
+            <w:tcW w:type="dxa" w:w="2338"/>
             <w:shd w:fill="FFFFFF"/>
             <w:tcBorders>
               <w:top w:val="single" w:sz="4" w:color="D9D9D9"/>
@@ -2717,8 +3254,9 @@
             </w:pPr>
             <w:r>
               <w:rPr>
+                <w:rFonts w:ascii="CMU Serif" w:hAnsi="CMU Serif"/>
                 <w:b w:val="0"/>
-                <w:sz w:val="20"/>
+                <w:sz w:val="19"/>
               </w:rPr>
               <w:t>14.95</w:t>
             </w:r>
@@ -2731,7 +3269,7 @@
         </w:trPr>
         <w:tc>
           <w:tcPr>
-            <w:tcW w:type="dxa" w:w="3528"/>
+            <w:tcW w:type="dxa" w:w="3097"/>
             <w:shd w:fill="FFFFFF"/>
             <w:tcBorders>
               <w:top w:val="single" w:sz="4" w:color="D9D9D9"/>
@@ -2746,8 +3284,9 @@
             </w:pPr>
             <w:r>
               <w:rPr>
+                <w:rFonts w:ascii="CMU Serif" w:hAnsi="CMU Serif"/>
                 <w:b w:val="0"/>
-                <w:sz w:val="20"/>
+                <w:sz w:val="19"/>
               </w:rPr>
               <w:t>Did not survive</w:t>
             </w:r>
@@ -2755,7 +3294,7 @@
         </w:tc>
         <w:tc>
           <w:tcPr>
-            <w:tcW w:type="dxa" w:w="1152"/>
+            <w:tcW w:type="dxa" w:w="1011"/>
             <w:shd w:fill="FFFFFF"/>
             <w:tcBorders>
               <w:top w:val="single" w:sz="4" w:color="D9D9D9"/>
@@ -2770,8 +3309,9 @@
             </w:pPr>
             <w:r>
               <w:rPr>
+                <w:rFonts w:ascii="CMU Serif" w:hAnsi="CMU Serif"/>
                 <w:b w:val="0"/>
-                <w:sz w:val="20"/>
+                <w:sz w:val="19"/>
               </w:rPr>
               <w:t>424</w:t>
             </w:r>
@@ -2779,7 +3319,7 @@
         </w:tc>
         <w:tc>
           <w:tcPr>
-            <w:tcW w:type="dxa" w:w="2664"/>
+            <w:tcW w:type="dxa" w:w="2338"/>
             <w:shd w:fill="FFFFFF"/>
             <w:tcBorders>
               <w:top w:val="single" w:sz="4" w:color="D9D9D9"/>
@@ -2794,8 +3334,9 @@
             </w:pPr>
             <w:r>
               <w:rPr>
+                <w:rFonts w:ascii="CMU Serif" w:hAnsi="CMU Serif"/>
                 <w:b w:val="0"/>
-                <w:sz w:val="20"/>
+                <w:sz w:val="19"/>
               </w:rPr>
               <w:t>30.63 years</w:t>
             </w:r>
@@ -2803,7 +3344,7 @@
         </w:tc>
         <w:tc>
           <w:tcPr>
-            <w:tcW w:type="dxa" w:w="2664"/>
+            <w:tcW w:type="dxa" w:w="2338"/>
             <w:shd w:fill="FFFFFF"/>
             <w:tcBorders>
               <w:top w:val="single" w:sz="4" w:color="D9D9D9"/>
@@ -2818,8 +3359,9 @@
             </w:pPr>
             <w:r>
               <w:rPr>
+                <w:rFonts w:ascii="CMU Serif" w:hAnsi="CMU Serif"/>
                 <w:b w:val="0"/>
-                <w:sz w:val="20"/>
+                <w:sz w:val="19"/>
               </w:rPr>
               <w:t>14.17</w:t>
             </w:r>
@@ -2829,12 +3371,30 @@
     </w:tbl>
     <w:p/>
     <w:p>
+      <w:pPr>
+        <w:spacing w:line="312" w:lineRule="auto"/>
+        <w:ind w:firstLine="360"/>
+        <w:jc w:val="both"/>
+      </w:pPr>
       <w:r>
+        <w:rPr>
+          <w:rFonts w:ascii="CMU Serif" w:hAnsi="CMU Serif"/>
+          <w:sz w:val="22"/>
+        </w:rPr>
         <w:t>The Welch test gives t = −2.046 with 598.84 degrees of freedom and raw p = 0.04119. Its Holm-adjusted p-value is also 0.04119 because it is the largest p-value in this five-test family. The estimated difference is −2.28 years, with a 95% interval from −4.47 to −0.09 years. Under the working model, the data provide modest evidence of different mean ages.</w:t>
       </w:r>
     </w:p>
     <w:p>
+      <w:pPr>
+        <w:spacing w:line="312" w:lineRule="auto"/>
+        <w:ind w:firstLine="360"/>
+        <w:jc w:val="both"/>
+      </w:pPr>
       <w:r>
+        <w:rPr>
+          <w:rFonts w:ascii="CMU Serif" w:hAnsi="CMU Serif"/>
+          <w:sz w:val="22"/>
+        </w:rPr>
         <w:t>Hedges’ g = −0.157 indicates a small standardised difference. The two age distributions overlap substantially, so age alone cannot explain individual survival. The upper confidence limit is close to zero, and the result is weaker than the sex and class associations.</w:t>
       </w:r>
     </w:p>
@@ -2843,37 +3403,58 @@
         <w:pStyle w:val="Heading2"/>
       </w:pPr>
       <w:r>
+        <w:rPr>
+          <w:rFonts w:ascii="CMU Serif" w:hAnsi="CMU Serif"/>
+          <w:color w:val="0A1628"/>
+        </w:rPr>
         <w:t>Sensitivity to the earlier cleaning approach</w:t>
       </w:r>
     </w:p>
     <w:p>
+      <w:pPr>
+        <w:spacing w:line="312" w:lineRule="auto"/>
+        <w:ind w:firstLine="360"/>
+        <w:jc w:val="both"/>
+      </w:pPr>
       <w:r>
+        <w:rPr>
+          <w:rFonts w:ascii="CMU Serif" w:hAnsi="CMU Serif"/>
+          <w:sz w:val="22"/>
+        </w:rPr>
         <w:t>Replacing the 177 missing ages with medians within sex and class groups, as in Week 1, gives an unadjusted Welch p-value of 0.08175 on all 891 records. This changes the threshold decision. Single imputation ignores uncertainty in the missing ages, so this second result is a sensitivity illustration rather than a preferred inferential estimate.</w:t>
       </w:r>
     </w:p>
     <w:p>
+      <w:pPr>
+        <w:spacing w:line="312" w:lineRule="auto"/>
+        <w:ind w:firstLine="360"/>
+        <w:jc w:val="both"/>
+      </w:pPr>
       <w:r>
+        <w:rPr>
+          <w:rFonts w:ascii="CMU Serif" w:hAnsi="CMU Serif"/>
+          <w:sz w:val="22"/>
+        </w:rPr>
         <w:t>The complete-case estimate describes passengers whose ages were recorded. Missing ages occur in 52 of 342 survivors and 125 of 549 non-survivors, corresponding to 15.20% and 22.77%. This difference cautions against assuming that age records are missing completely at random. A future analysis should examine multiple imputation with a defensible missingness model.</w:t>
       </w:r>
     </w:p>
     <w:p>
+      <w:pPr>
+        <w:pStyle w:val="Heading1"/>
+      </w:pPr>
       <w:r>
-        <w:br w:type="page"/>
-      </w:r>
-    </w:p>
-    <w:p>
-      <w:pPr>
-        <w:pStyle w:val="Heading1"/>
-      </w:pPr>
-      <w:r>
-        <w:t>6 Children and family size</w:t>
+        <w:rPr>
+          <w:rFonts w:ascii="CMU Serif" w:hAnsi="CMU Serif"/>
+          <w:color w:val="0A1628"/>
+        </w:rPr>
+        <w:t>6.  Children and family size</w:t>
       </w:r>
     </w:p>
     <w:p>
       <w:r>
         <w:drawing>
           <wp:inline xmlns:a="http://schemas.openxmlformats.org/drawingml/2006/main" xmlns:pic="http://schemas.openxmlformats.org/drawingml/2006/picture">
-            <wp:extent cx="6355080" cy="2605582"/>
+            <wp:extent cx="5577840" cy="2286913"/>
             <wp:docPr id="3" name="Picture 3"/>
             <wp:cNvGraphicFramePr>
               <a:graphicFrameLocks noChangeAspect="1"/>
@@ -2894,7 +3475,7 @@
                   <pic:spPr>
                     <a:xfrm>
                       <a:off x="0" y="0"/>
-                      <a:ext cx="6355080" cy="2605582"/>
+                      <a:ext cx="5577840" cy="2286913"/>
                     </a:xfrm>
                     <a:prstGeom prst="rect"/>
                   </pic:spPr>
@@ -2920,10 +3501,10 @@
         <w:tblLook w:firstColumn="1" w:firstRow="1" w:lastColumn="0" w:lastRow="0" w:noHBand="0" w:noVBand="1" w:val="04A0"/>
       </w:tblPr>
       <w:tblGrid>
-        <w:gridCol w:w="4464"/>
-        <w:gridCol w:w="1728"/>
-        <w:gridCol w:w="1728"/>
-        <w:gridCol w:w="2088"/>
+        <w:gridCol w:w="3918"/>
+        <w:gridCol w:w="1517"/>
+        <w:gridCol w:w="1517"/>
+        <w:gridCol w:w="1833"/>
       </w:tblGrid>
       <w:tr>
         <w:trPr>
@@ -2932,7 +3513,7 @@
         </w:trPr>
         <w:tc>
           <w:tcPr>
-            <w:tcW w:type="dxa" w:w="4464"/>
+            <w:tcW w:type="dxa" w:w="3918"/>
             <w:shd w:fill="DCE6EF"/>
             <w:tcBorders>
               <w:top w:val="single" w:sz="4" w:color="D9D9D9"/>
@@ -2947,8 +3528,9 @@
             </w:pPr>
             <w:r>
               <w:rPr>
+                <w:rFonts w:ascii="CMU Serif" w:hAnsi="CMU Serif"/>
                 <w:b/>
-                <w:sz w:val="20"/>
+                <w:sz w:val="19"/>
               </w:rPr>
               <w:t>Group</w:t>
             </w:r>
@@ -2956,7 +3538,7 @@
         </w:tc>
         <w:tc>
           <w:tcPr>
-            <w:tcW w:type="dxa" w:w="1728"/>
+            <w:tcW w:type="dxa" w:w="1517"/>
             <w:shd w:fill="DCE6EF"/>
             <w:tcBorders>
               <w:top w:val="single" w:sz="4" w:color="D9D9D9"/>
@@ -2971,8 +3553,9 @@
             </w:pPr>
             <w:r>
               <w:rPr>
+                <w:rFonts w:ascii="CMU Serif" w:hAnsi="CMU Serif"/>
                 <w:b/>
-                <w:sz w:val="20"/>
+                <w:sz w:val="19"/>
               </w:rPr>
               <w:t>Survived</w:t>
             </w:r>
@@ -2980,7 +3563,7 @@
         </w:tc>
         <w:tc>
           <w:tcPr>
-            <w:tcW w:type="dxa" w:w="1728"/>
+            <w:tcW w:type="dxa" w:w="1517"/>
             <w:shd w:fill="DCE6EF"/>
             <w:tcBorders>
               <w:top w:val="single" w:sz="4" w:color="D9D9D9"/>
@@ -2995,8 +3578,9 @@
             </w:pPr>
             <w:r>
               <w:rPr>
+                <w:rFonts w:ascii="CMU Serif" w:hAnsi="CMU Serif"/>
                 <w:b/>
-                <w:sz w:val="20"/>
+                <w:sz w:val="19"/>
               </w:rPr>
               <w:t>Total</w:t>
             </w:r>
@@ -3004,7 +3588,7 @@
         </w:tc>
         <w:tc>
           <w:tcPr>
-            <w:tcW w:type="dxa" w:w="2088"/>
+            <w:tcW w:type="dxa" w:w="1833"/>
             <w:shd w:fill="DCE6EF"/>
             <w:tcBorders>
               <w:top w:val="single" w:sz="4" w:color="D9D9D9"/>
@@ -3019,8 +3603,9 @@
             </w:pPr>
             <w:r>
               <w:rPr>
+                <w:rFonts w:ascii="CMU Serif" w:hAnsi="CMU Serif"/>
                 <w:b/>
-                <w:sz w:val="20"/>
+                <w:sz w:val="19"/>
               </w:rPr>
               <w:t>Rate</w:t>
             </w:r>
@@ -3033,7 +3618,7 @@
         </w:trPr>
         <w:tc>
           <w:tcPr>
-            <w:tcW w:type="dxa" w:w="4464"/>
+            <w:tcW w:type="dxa" w:w="3918"/>
             <w:shd w:fill="FFFFFF"/>
             <w:tcBorders>
               <w:top w:val="single" w:sz="4" w:color="D9D9D9"/>
@@ -3048,8 +3633,9 @@
             </w:pPr>
             <w:r>
               <w:rPr>
+                <w:rFonts w:ascii="CMU Serif" w:hAnsi="CMU Serif"/>
                 <w:b w:val="0"/>
-                <w:sz w:val="20"/>
+                <w:sz w:val="19"/>
               </w:rPr>
               <w:t>Under 13</w:t>
             </w:r>
@@ -3057,7 +3643,7 @@
         </w:tc>
         <w:tc>
           <w:tcPr>
-            <w:tcW w:type="dxa" w:w="1728"/>
+            <w:tcW w:type="dxa" w:w="1517"/>
             <w:shd w:fill="FFFFFF"/>
             <w:tcBorders>
               <w:top w:val="single" w:sz="4" w:color="D9D9D9"/>
@@ -3072,8 +3658,9 @@
             </w:pPr>
             <w:r>
               <w:rPr>
+                <w:rFonts w:ascii="CMU Serif" w:hAnsi="CMU Serif"/>
                 <w:b w:val="0"/>
-                <w:sz w:val="20"/>
+                <w:sz w:val="19"/>
               </w:rPr>
               <w:t>40</w:t>
             </w:r>
@@ -3081,7 +3668,7 @@
         </w:tc>
         <w:tc>
           <w:tcPr>
-            <w:tcW w:type="dxa" w:w="1728"/>
+            <w:tcW w:type="dxa" w:w="1517"/>
             <w:shd w:fill="FFFFFF"/>
             <w:tcBorders>
               <w:top w:val="single" w:sz="4" w:color="D9D9D9"/>
@@ -3096,8 +3683,9 @@
             </w:pPr>
             <w:r>
               <w:rPr>
+                <w:rFonts w:ascii="CMU Serif" w:hAnsi="CMU Serif"/>
                 <w:b w:val="0"/>
-                <w:sz w:val="20"/>
+                <w:sz w:val="19"/>
               </w:rPr>
               <w:t>69</w:t>
             </w:r>
@@ -3105,7 +3693,7 @@
         </w:tc>
         <w:tc>
           <w:tcPr>
-            <w:tcW w:type="dxa" w:w="2088"/>
+            <w:tcW w:type="dxa" w:w="1833"/>
             <w:shd w:fill="FFFFFF"/>
             <w:tcBorders>
               <w:top w:val="single" w:sz="4" w:color="D9D9D9"/>
@@ -3120,8 +3708,9 @@
             </w:pPr>
             <w:r>
               <w:rPr>
+                <w:rFonts w:ascii="CMU Serif" w:hAnsi="CMU Serif"/>
                 <w:b w:val="0"/>
-                <w:sz w:val="20"/>
+                <w:sz w:val="19"/>
               </w:rPr>
               <w:t>57.97%</w:t>
             </w:r>
@@ -3134,7 +3723,7 @@
         </w:trPr>
         <w:tc>
           <w:tcPr>
-            <w:tcW w:type="dxa" w:w="4464"/>
+            <w:tcW w:type="dxa" w:w="3918"/>
             <w:shd w:fill="FFFFFF"/>
             <w:tcBorders>
               <w:top w:val="single" w:sz="4" w:color="D9D9D9"/>
@@ -3149,8 +3738,9 @@
             </w:pPr>
             <w:r>
               <w:rPr>
+                <w:rFonts w:ascii="CMU Serif" w:hAnsi="CMU Serif"/>
                 <w:b w:val="0"/>
-                <w:sz w:val="20"/>
+                <w:sz w:val="19"/>
               </w:rPr>
               <w:t>13 or older</w:t>
             </w:r>
@@ -3158,7 +3748,7 @@
         </w:tc>
         <w:tc>
           <w:tcPr>
-            <w:tcW w:type="dxa" w:w="1728"/>
+            <w:tcW w:type="dxa" w:w="1517"/>
             <w:shd w:fill="FFFFFF"/>
             <w:tcBorders>
               <w:top w:val="single" w:sz="4" w:color="D9D9D9"/>
@@ -3173,8 +3763,9 @@
             </w:pPr>
             <w:r>
               <w:rPr>
+                <w:rFonts w:ascii="CMU Serif" w:hAnsi="CMU Serif"/>
                 <w:b w:val="0"/>
-                <w:sz w:val="20"/>
+                <w:sz w:val="19"/>
               </w:rPr>
               <w:t>250</w:t>
             </w:r>
@@ -3182,7 +3773,7 @@
         </w:tc>
         <w:tc>
           <w:tcPr>
-            <w:tcW w:type="dxa" w:w="1728"/>
+            <w:tcW w:type="dxa" w:w="1517"/>
             <w:shd w:fill="FFFFFF"/>
             <w:tcBorders>
               <w:top w:val="single" w:sz="4" w:color="D9D9D9"/>
@@ -3197,8 +3788,9 @@
             </w:pPr>
             <w:r>
               <w:rPr>
+                <w:rFonts w:ascii="CMU Serif" w:hAnsi="CMU Serif"/>
                 <w:b w:val="0"/>
-                <w:sz w:val="20"/>
+                <w:sz w:val="19"/>
               </w:rPr>
               <w:t>645</w:t>
             </w:r>
@@ -3206,7 +3798,7 @@
         </w:tc>
         <w:tc>
           <w:tcPr>
-            <w:tcW w:type="dxa" w:w="2088"/>
+            <w:tcW w:type="dxa" w:w="1833"/>
             <w:shd w:fill="FFFFFF"/>
             <w:tcBorders>
               <w:top w:val="single" w:sz="4" w:color="D9D9D9"/>
@@ -3221,8 +3813,9 @@
             </w:pPr>
             <w:r>
               <w:rPr>
+                <w:rFonts w:ascii="CMU Serif" w:hAnsi="CMU Serif"/>
                 <w:b w:val="0"/>
-                <w:sz w:val="20"/>
+                <w:sz w:val="19"/>
               </w:rPr>
               <w:t>38.76%</w:t>
             </w:r>
@@ -3235,7 +3828,7 @@
         </w:trPr>
         <w:tc>
           <w:tcPr>
-            <w:tcW w:type="dxa" w:w="4464"/>
+            <w:tcW w:type="dxa" w:w="3918"/>
             <w:shd w:fill="FFFFFF"/>
             <w:tcBorders>
               <w:top w:val="single" w:sz="4" w:color="D9D9D9"/>
@@ -3250,8 +3843,9 @@
             </w:pPr>
             <w:r>
               <w:rPr>
+                <w:rFonts w:ascii="CMU Serif" w:hAnsi="CMU Serif"/>
                 <w:b w:val="0"/>
-                <w:sz w:val="20"/>
+                <w:sz w:val="19"/>
               </w:rPr>
               <w:t>Solo</w:t>
             </w:r>
@@ -3259,7 +3853,7 @@
         </w:tc>
         <w:tc>
           <w:tcPr>
-            <w:tcW w:type="dxa" w:w="1728"/>
+            <w:tcW w:type="dxa" w:w="1517"/>
             <w:shd w:fill="FFFFFF"/>
             <w:tcBorders>
               <w:top w:val="single" w:sz="4" w:color="D9D9D9"/>
@@ -3274,8 +3868,9 @@
             </w:pPr>
             <w:r>
               <w:rPr>
+                <w:rFonts w:ascii="CMU Serif" w:hAnsi="CMU Serif"/>
                 <w:b w:val="0"/>
-                <w:sz w:val="20"/>
+                <w:sz w:val="19"/>
               </w:rPr>
               <w:t>163</w:t>
             </w:r>
@@ -3283,7 +3878,7 @@
         </w:tc>
         <w:tc>
           <w:tcPr>
-            <w:tcW w:type="dxa" w:w="1728"/>
+            <w:tcW w:type="dxa" w:w="1517"/>
             <w:shd w:fill="FFFFFF"/>
             <w:tcBorders>
               <w:top w:val="single" w:sz="4" w:color="D9D9D9"/>
@@ -3298,8 +3893,9 @@
             </w:pPr>
             <w:r>
               <w:rPr>
+                <w:rFonts w:ascii="CMU Serif" w:hAnsi="CMU Serif"/>
                 <w:b w:val="0"/>
-                <w:sz w:val="20"/>
+                <w:sz w:val="19"/>
               </w:rPr>
               <w:t>537</w:t>
             </w:r>
@@ -3307,7 +3903,7 @@
         </w:tc>
         <w:tc>
           <w:tcPr>
-            <w:tcW w:type="dxa" w:w="2088"/>
+            <w:tcW w:type="dxa" w:w="1833"/>
             <w:shd w:fill="FFFFFF"/>
             <w:tcBorders>
               <w:top w:val="single" w:sz="4" w:color="D9D9D9"/>
@@ -3322,8 +3918,9 @@
             </w:pPr>
             <w:r>
               <w:rPr>
+                <w:rFonts w:ascii="CMU Serif" w:hAnsi="CMU Serif"/>
                 <w:b w:val="0"/>
-                <w:sz w:val="20"/>
+                <w:sz w:val="19"/>
               </w:rPr>
               <w:t>30.35%</w:t>
             </w:r>
@@ -3336,7 +3933,7 @@
         </w:trPr>
         <w:tc>
           <w:tcPr>
-            <w:tcW w:type="dxa" w:w="4464"/>
+            <w:tcW w:type="dxa" w:w="3918"/>
             <w:shd w:fill="FFFFFF"/>
             <w:tcBorders>
               <w:top w:val="single" w:sz="4" w:color="D9D9D9"/>
@@ -3351,8 +3948,9 @@
             </w:pPr>
             <w:r>
               <w:rPr>
+                <w:rFonts w:ascii="CMU Serif" w:hAnsi="CMU Serif"/>
                 <w:b w:val="0"/>
-                <w:sz w:val="20"/>
+                <w:sz w:val="19"/>
               </w:rPr>
               <w:t>Small family 2 to 4</w:t>
             </w:r>
@@ -3360,7 +3958,7 @@
         </w:tc>
         <w:tc>
           <w:tcPr>
-            <w:tcW w:type="dxa" w:w="1728"/>
+            <w:tcW w:type="dxa" w:w="1517"/>
             <w:shd w:fill="FFFFFF"/>
             <w:tcBorders>
               <w:top w:val="single" w:sz="4" w:color="D9D9D9"/>
@@ -3375,8 +3973,9 @@
             </w:pPr>
             <w:r>
               <w:rPr>
+                <w:rFonts w:ascii="CMU Serif" w:hAnsi="CMU Serif"/>
                 <w:b w:val="0"/>
-                <w:sz w:val="20"/>
+                <w:sz w:val="19"/>
               </w:rPr>
               <w:t>169</w:t>
             </w:r>
@@ -3384,7 +3983,7 @@
         </w:tc>
         <w:tc>
           <w:tcPr>
-            <w:tcW w:type="dxa" w:w="1728"/>
+            <w:tcW w:type="dxa" w:w="1517"/>
             <w:shd w:fill="FFFFFF"/>
             <w:tcBorders>
               <w:top w:val="single" w:sz="4" w:color="D9D9D9"/>
@@ -3399,8 +3998,9 @@
             </w:pPr>
             <w:r>
               <w:rPr>
+                <w:rFonts w:ascii="CMU Serif" w:hAnsi="CMU Serif"/>
                 <w:b w:val="0"/>
-                <w:sz w:val="20"/>
+                <w:sz w:val="19"/>
               </w:rPr>
               <w:t>292</w:t>
             </w:r>
@@ -3408,7 +4008,7 @@
         </w:tc>
         <w:tc>
           <w:tcPr>
-            <w:tcW w:type="dxa" w:w="2088"/>
+            <w:tcW w:type="dxa" w:w="1833"/>
             <w:shd w:fill="FFFFFF"/>
             <w:tcBorders>
               <w:top w:val="single" w:sz="4" w:color="D9D9D9"/>
@@ -3423,8 +4023,9 @@
             </w:pPr>
             <w:r>
               <w:rPr>
+                <w:rFonts w:ascii="CMU Serif" w:hAnsi="CMU Serif"/>
                 <w:b w:val="0"/>
-                <w:sz w:val="20"/>
+                <w:sz w:val="19"/>
               </w:rPr>
               <w:t>57.88%</w:t>
             </w:r>
@@ -3437,7 +4038,7 @@
         </w:trPr>
         <w:tc>
           <w:tcPr>
-            <w:tcW w:type="dxa" w:w="4464"/>
+            <w:tcW w:type="dxa" w:w="3918"/>
             <w:shd w:fill="FFFFFF"/>
             <w:tcBorders>
               <w:top w:val="single" w:sz="4" w:color="D9D9D9"/>
@@ -3452,8 +4053,9 @@
             </w:pPr>
             <w:r>
               <w:rPr>
+                <w:rFonts w:ascii="CMU Serif" w:hAnsi="CMU Serif"/>
                 <w:b w:val="0"/>
-                <w:sz w:val="20"/>
+                <w:sz w:val="19"/>
               </w:rPr>
               <w:t>Large family 5 or more</w:t>
             </w:r>
@@ -3461,7 +4063,7 @@
         </w:tc>
         <w:tc>
           <w:tcPr>
-            <w:tcW w:type="dxa" w:w="1728"/>
+            <w:tcW w:type="dxa" w:w="1517"/>
             <w:shd w:fill="FFFFFF"/>
             <w:tcBorders>
               <w:top w:val="single" w:sz="4" w:color="D9D9D9"/>
@@ -3476,8 +4078,9 @@
             </w:pPr>
             <w:r>
               <w:rPr>
+                <w:rFonts w:ascii="CMU Serif" w:hAnsi="CMU Serif"/>
                 <w:b w:val="0"/>
-                <w:sz w:val="20"/>
+                <w:sz w:val="19"/>
               </w:rPr>
               <w:t>10</w:t>
             </w:r>
@@ -3485,7 +4088,7 @@
         </w:tc>
         <w:tc>
           <w:tcPr>
-            <w:tcW w:type="dxa" w:w="1728"/>
+            <w:tcW w:type="dxa" w:w="1517"/>
             <w:shd w:fill="FFFFFF"/>
             <w:tcBorders>
               <w:top w:val="single" w:sz="4" w:color="D9D9D9"/>
@@ -3500,8 +4103,9 @@
             </w:pPr>
             <w:r>
               <w:rPr>
+                <w:rFonts w:ascii="CMU Serif" w:hAnsi="CMU Serif"/>
                 <w:b w:val="0"/>
-                <w:sz w:val="20"/>
+                <w:sz w:val="19"/>
               </w:rPr>
               <w:t>62</w:t>
             </w:r>
@@ -3509,7 +4113,7 @@
         </w:tc>
         <w:tc>
           <w:tcPr>
-            <w:tcW w:type="dxa" w:w="2088"/>
+            <w:tcW w:type="dxa" w:w="1833"/>
             <w:shd w:fill="FFFFFF"/>
             <w:tcBorders>
               <w:top w:val="single" w:sz="4" w:color="D9D9D9"/>
@@ -3524,8 +4128,9 @@
             </w:pPr>
             <w:r>
               <w:rPr>
+                <w:rFonts w:ascii="CMU Serif" w:hAnsi="CMU Serif"/>
                 <w:b w:val="0"/>
-                <w:sz w:val="20"/>
+                <w:sz w:val="19"/>
               </w:rPr>
               <w:t>16.13%</w:t>
             </w:r>
@@ -3535,38 +4140,64 @@
     </w:tbl>
     <w:p/>
     <w:p>
+      <w:pPr>
+        <w:spacing w:line="312" w:lineRule="auto"/>
+        <w:ind w:firstLine="360"/>
+        <w:jc w:val="both"/>
+      </w:pPr>
       <w:r>
+        <w:rPr>
+          <w:rFonts w:ascii="CMU Serif" w:hAnsi="CMU Serif"/>
+          <w:sz w:val="22"/>
+        </w:rPr>
         <w:t>For recorded ages, child status is associated with survival: chi-square(1) = 9.538, Holm p = 0.00403 and V = 0.116. Children under 13 had a survival rate 19.21 percentage points higher than the comparison group. This supports an age-group association, but does not prove an evacuation policy caused it; sex, class and family composition may contribute.</w:t>
       </w:r>
     </w:p>
     <w:p>
+      <w:pPr>
+        <w:spacing w:line="312" w:lineRule="auto"/>
+        <w:ind w:firstLine="360"/>
+        <w:jc w:val="both"/>
+      </w:pPr>
       <w:r>
+        <w:rPr>
+          <w:rFonts w:ascii="CMU Serif" w:hAnsi="CMU Serif"/>
+          <w:sz w:val="22"/>
+        </w:rPr>
         <w:t>Family group is associated with survival: chi-square(2) = 74.537, Holm p = 1.96 × 10⁻¹⁶ and V = 0.289. The highest observed rate is in families of 2–4. The shape is an inverted U across these groups, correcting the earlier description of a U-shaped relationship. These grouped results do not justify claims that every large family size had zero survival.</w:t>
       </w:r>
     </w:p>
     <w:p>
+      <w:pPr>
+        <w:spacing w:line="312" w:lineRule="auto"/>
+        <w:ind w:firstLine="360"/>
+        <w:jc w:val="both"/>
+      </w:pPr>
       <w:r>
+        <w:rPr>
+          <w:rFonts w:ascii="CMU Serif" w:hAnsi="CMU Serif"/>
+          <w:sz w:val="22"/>
+        </w:rPr>
         <w:t>Grouping reduces sparse-cell problems but hides variation within the large-family category. The family test is especially sensitive to the independence assumption because related passengers can share outcomes. It should be treated as descriptive evidence with approximate inferential support. The omnibus result does not replace adjusted pairwise tests.</w:t>
       </w:r>
     </w:p>
     <w:p>
+      <w:pPr>
+        <w:pStyle w:val="Heading1"/>
+      </w:pPr>
       <w:r>
-        <w:br w:type="page"/>
-      </w:r>
-    </w:p>
-    <w:p>
-      <w:pPr>
-        <w:pStyle w:val="Heading1"/>
-      </w:pPr>
-      <w:r>
-        <w:t>7 Follow up analysis of earlier interpretations</w:t>
+        <w:rPr>
+          <w:rFonts w:ascii="CMU Serif" w:hAnsi="CMU Serif"/>
+          <w:color w:val="0A1628"/>
+        </w:rPr>
+        <w:t>7.  Follow up analysis of earlier interpretations</w:t>
       </w:r>
     </w:p>
     <w:p>
       <w:r>
         <w:drawing>
           <wp:inline xmlns:a="http://schemas.openxmlformats.org/drawingml/2006/main" xmlns:pic="http://schemas.openxmlformats.org/drawingml/2006/picture">
-            <wp:extent cx="6355080" cy="3018663"/>
+            <wp:extent cx="5577840" cy="2649474"/>
             <wp:docPr id="4" name="Picture 4"/>
             <wp:cNvGraphicFramePr>
               <a:graphicFrameLocks noChangeAspect="1"/>
@@ -3587,7 +4218,7 @@
                   <pic:spPr>
                     <a:xfrm>
                       <a:off x="0" y="0"/>
-                      <a:ext cx="6355080" cy="3018663"/>
+                      <a:ext cx="5577840" cy="2649474"/>
                     </a:xfrm>
                     <a:prstGeom prst="rect"/>
                   </pic:spPr>
@@ -3611,11 +4242,24 @@
         <w:pStyle w:val="Heading2"/>
       </w:pPr>
       <w:r>
+        <w:rPr>
+          <w:rFonts w:ascii="CMU Serif" w:hAnsi="CMU Serif"/>
+          <w:color w:val="0A1628"/>
+        </w:rPr>
         <w:t>Does the sex association vary by class</w:t>
       </w:r>
     </w:p>
     <w:p>
+      <w:pPr>
+        <w:spacing w:line="312" w:lineRule="auto"/>
+        <w:ind w:firstLine="360"/>
+        <w:jc w:val="both"/>
+      </w:pPr>
       <w:r>
+        <w:rPr>
+          <w:rFonts w:ascii="CMU Serif" w:hAnsi="CMU Serif"/>
+          <w:sz w:val="22"/>
+        </w:rPr>
         <w:t>I compared logistic models survived ~ C(sex) + C(pclass) and survived ~ C(sex) * C(pclass) using all 891 rows. Adding two interaction parameters gives a likelihood-ratio statistic of 28.791 on 2 degrees of freedom, p = 5.60 × 10⁻⁷. This supports an interaction on the log-odds scale in the specified model. It does not identify its historical mechanism.</w:t>
       </w:r>
     </w:p>
@@ -3624,16 +4268,38 @@
         <w:pStyle w:val="Heading2"/>
       </w:pPr>
       <w:r>
+        <w:rPr>
+          <w:rFonts w:ascii="CMU Serif" w:hAnsi="CMU Serif"/>
+          <w:color w:val="0A1628"/>
+        </w:rPr>
         <w:t>Does class fully explain the port association</w:t>
       </w:r>
     </w:p>
     <w:p>
+      <w:pPr>
+        <w:spacing w:line="312" w:lineRule="auto"/>
+        <w:ind w:firstLine="360"/>
+        <w:jc w:val="both"/>
+      </w:pPr>
       <w:r>
+        <w:rPr>
+          <w:rFonts w:ascii="CMU Serif" w:hAnsi="CMU Serif"/>
+          <w:sz w:val="22"/>
+        </w:rPr>
         <w:t>Week 2 stated that the embarkation effect disappeared entirely after accounting for class. Its charts did not establish this. Using the 889 records with observed embarkation ports, I compared survived ~ C(pclass) against survived ~ C(pclass) + C(embarked). Adding port gives a likelihood-ratio statistic of 18.922 on 2 degrees of freedom, p = 7.78 × 10⁻⁵. Class alone does not fully explain the port association in this model.</w:t>
       </w:r>
     </w:p>
     <w:p>
+      <w:pPr>
+        <w:spacing w:line="312" w:lineRule="auto"/>
+        <w:ind w:firstLine="360"/>
+        <w:jc w:val="both"/>
+      </w:pPr>
       <w:r>
+        <w:rPr>
+          <w:rFonts w:ascii="CMU Serif" w:hAnsi="CMU Serif"/>
+          <w:sz w:val="22"/>
+        </w:rPr>
         <w:t>The port result remains an association and may reflect other measured or unmeasured factors. It does not show that the boarding port itself changed survival chances. Both follow-ups use exploratory, unadjusted p-values and are outside the five-test Holm family; they should not be treated as independently confirmed findings.</w:t>
       </w:r>
     </w:p>
@@ -3642,29 +4308,50 @@
         <w:pStyle w:val="Heading2"/>
       </w:pPr>
       <w:r>
+        <w:rPr>
+          <w:rFonts w:ascii="CMU Serif" w:hAnsi="CMU Serif"/>
+          <w:color w:val="0A1628"/>
+        </w:rPr>
         <w:t>What these checks change</w:t>
       </w:r>
     </w:p>
     <w:p>
+      <w:pPr>
+        <w:spacing w:line="312" w:lineRule="auto"/>
+        <w:ind w:firstLine="360"/>
+        <w:jc w:val="both"/>
+      </w:pPr>
       <w:r>
+        <w:rPr>
+          <w:rFonts w:ascii="CMU Serif" w:hAnsi="CMU Serif"/>
+          <w:sz w:val="22"/>
+        </w:rPr>
         <w:t>Week 3 preserves the earlier evidence of unequal survival while narrowing the interpretation. Statistical analysis supports associations and interactions, but it cannot verify stories about evacuation behaviour from these variables alone. Future reports should distinguish plausible historical explanations from findings directly measured in the dataset.</w:t>
       </w:r>
     </w:p>
     <w:p>
+      <w:pPr>
+        <w:pStyle w:val="Heading1"/>
+      </w:pPr>
       <w:r>
-        <w:br w:type="page"/>
+        <w:rPr>
+          <w:rFonts w:ascii="CMU Serif" w:hAnsi="CMU Serif"/>
+          <w:color w:val="0A1628"/>
+        </w:rPr>
+        <w:t>8.  Conclusions and practical implications</w:t>
       </w:r>
     </w:p>
     <w:p>
       <w:pPr>
-        <w:pStyle w:val="Heading1"/>
+        <w:spacing w:line="312" w:lineRule="auto"/>
+        <w:ind w:firstLine="360"/>
+        <w:jc w:val="both"/>
       </w:pPr>
       <w:r>
-        <w:t>8 Conclusions and practical implications</w:t>
-      </w:r>
-    </w:p>
-    <w:p>
-      <w:r>
+        <w:rPr>
+          <w:rFonts w:ascii="CMU Serif" w:hAnsi="CMU Serif"/>
+          <w:sz w:val="22"/>
+        </w:rPr>
         <w:t>The analysis supports associations between survival and recorded sex, passenger class, child status and family size. The mean-age difference is small and sensitive to missing-value treatment. Class-only adjustment leaves evidence of a port association, and a sex-by-class interaction improves the specified logistic model. These conclusions are more precise than explanations based only on visual patterns.</w:t>
       </w:r>
     </w:p>
@@ -3673,16 +4360,38 @@
         <w:pStyle w:val="Heading2"/>
       </w:pPr>
       <w:r>
+        <w:rPr>
+          <w:rFonts w:ascii="CMU Serif" w:hAnsi="CMU Serif"/>
+          <w:color w:val="0A1628"/>
+        </w:rPr>
         <w:t>Implications for the project</w:t>
       </w:r>
     </w:p>
     <w:p>
+      <w:pPr>
+        <w:spacing w:line="312" w:lineRule="auto"/>
+        <w:ind w:firstLine="360"/>
+        <w:jc w:val="both"/>
+      </w:pPr>
       <w:r>
+        <w:rPr>
+          <w:rFonts w:ascii="CMU Serif" w:hAnsi="CMU Serif"/>
+          <w:sz w:val="22"/>
+        </w:rPr>
         <w:t>For Week 4, sex and class are justified candidate predictors. Age should be accompanied by a missingness indicator and a careful imputation strategy. Family size should allow a non-linear relationship. Any predictive model must be evaluated on held-out data; statistical significance does not guarantee prediction accuracy. Fit imputers and encoders on training data only, and exclude alive because it directly encodes the survival target.</w:t>
       </w:r>
     </w:p>
     <w:p>
+      <w:pPr>
+        <w:spacing w:line="312" w:lineRule="auto"/>
+        <w:ind w:firstLine="360"/>
+        <w:jc w:val="both"/>
+      </w:pPr>
       <w:r>
+        <w:rPr>
+          <w:rFonts w:ascii="CMU Serif" w:hAnsi="CMU Serif"/>
+          <w:sz w:val="22"/>
+        </w:rPr>
         <w:t>For an evacuation-planning application, the observed disparities motivate auditing access and outcomes across passenger groups. They do not justify prioritising premium passengers or predicting modern casualty rates from Titanic data. Contemporary safety recommendations require current operational data, simulation and domain expertise.</w:t>
       </w:r>
     </w:p>
@@ -3691,11 +4400,24 @@
         <w:pStyle w:val="Heading2"/>
       </w:pPr>
       <w:r>
+        <w:rPr>
+          <w:rFonts w:ascii="CMU Serif" w:hAnsi="CMU Serif"/>
+          <w:color w:val="0A1628"/>
+        </w:rPr>
         <w:t>Limitations</w:t>
       </w:r>
     </w:p>
     <w:p>
+      <w:pPr>
+        <w:spacing w:line="312" w:lineRule="auto"/>
+        <w:ind w:firstLine="360"/>
+        <w:jc w:val="both"/>
+      </w:pPr>
       <w:r>
+        <w:rPr>
+          <w:rFonts w:ascii="CMU Serif" w:hAnsi="CMU Serif"/>
+          <w:sz w:val="22"/>
+        </w:rPr>
         <w:t>The records represent a selected historical dataset rather than a random sample of all passengers or all disasters. Shared family outcomes may violate independence. Missing ages may be systematically related to characteristics and survival. The models omit relevant factors and cannot establish causation. The hypotheses were informed by prior exploration, and the sensitivity check shows that a threshold decision can depend on preprocessing. Reported confidence intervals do not incorporate all these uncertainties.</w:t>
       </w:r>
     </w:p>
@@ -3704,11 +4426,24 @@
         <w:pStyle w:val="Heading2"/>
       </w:pPr>
       <w:r>
+        <w:rPr>
+          <w:rFonts w:ascii="CMU Serif" w:hAnsi="CMU Serif"/>
+          <w:color w:val="0A1628"/>
+        </w:rPr>
         <w:t>Workload planning</w:t>
       </w:r>
     </w:p>
     <w:p>
+      <w:pPr>
+        <w:spacing w:line="312" w:lineRule="auto"/>
+        <w:ind w:firstLine="360"/>
+        <w:jc w:val="both"/>
+      </w:pPr>
       <w:r>
+        <w:rPr>
+          <w:rFonts w:ascii="CMU Serif" w:hAnsi="CMU Serif"/>
+          <w:sz w:val="22"/>
+        </w:rPr>
         <w:t>The task specifies an estimated workload of 30–35 hours. A suitable 32-hour allocation is shown below as a planning guide, not a claim of logged time.</w:t>
       </w:r>
     </w:p>
@@ -3719,8 +4454,8 @@
         <w:tblLook w:firstColumn="1" w:firstRow="1" w:lastColumn="0" w:lastRow="0" w:noHBand="0" w:noVBand="1" w:val="04A0"/>
       </w:tblPr>
       <w:tblGrid>
-        <w:gridCol w:w="8208"/>
-        <w:gridCol w:w="1800"/>
+        <w:gridCol w:w="7204"/>
+        <w:gridCol w:w="1580"/>
       </w:tblGrid>
       <w:tr>
         <w:trPr>
@@ -3729,7 +4464,7 @@
         </w:trPr>
         <w:tc>
           <w:tcPr>
-            <w:tcW w:type="dxa" w:w="8208"/>
+            <w:tcW w:type="dxa" w:w="7204"/>
             <w:shd w:fill="DCE6EF"/>
             <w:tcBorders>
               <w:top w:val="single" w:sz="4" w:color="D9D9D9"/>
@@ -3744,8 +4479,9 @@
             </w:pPr>
             <w:r>
               <w:rPr>
+                <w:rFonts w:ascii="CMU Serif" w:hAnsi="CMU Serif"/>
                 <w:b/>
-                <w:sz w:val="20"/>
+                <w:sz w:val="19"/>
               </w:rPr>
               <w:t>Activity</w:t>
             </w:r>
@@ -3753,7 +4489,7 @@
         </w:tc>
         <w:tc>
           <w:tcPr>
-            <w:tcW w:type="dxa" w:w="1800"/>
+            <w:tcW w:type="dxa" w:w="1580"/>
             <w:shd w:fill="DCE6EF"/>
             <w:tcBorders>
               <w:top w:val="single" w:sz="4" w:color="D9D9D9"/>
@@ -3768,8 +4504,9 @@
             </w:pPr>
             <w:r>
               <w:rPr>
+                <w:rFonts w:ascii="CMU Serif" w:hAnsi="CMU Serif"/>
                 <w:b/>
-                <w:sz w:val="20"/>
+                <w:sz w:val="19"/>
               </w:rPr>
               <w:t>Planned hours</w:t>
             </w:r>
@@ -3782,7 +4519,7 @@
         </w:trPr>
         <w:tc>
           <w:tcPr>
-            <w:tcW w:type="dxa" w:w="8208"/>
+            <w:tcW w:type="dxa" w:w="7204"/>
             <w:shd w:fill="FFFFFF"/>
             <w:tcBorders>
               <w:top w:val="single" w:sz="4" w:color="D9D9D9"/>
@@ -3797,8 +4534,9 @@
             </w:pPr>
             <w:r>
               <w:rPr>
+                <w:rFonts w:ascii="CMU Serif" w:hAnsi="CMU Serif"/>
                 <w:b w:val="0"/>
-                <w:sz w:val="20"/>
+                <w:sz w:val="19"/>
               </w:rPr>
               <w:t>Review prior work and audit data</w:t>
             </w:r>
@@ -3806,7 +4544,7 @@
         </w:tc>
         <w:tc>
           <w:tcPr>
-            <w:tcW w:type="dxa" w:w="1800"/>
+            <w:tcW w:type="dxa" w:w="1580"/>
             <w:shd w:fill="FFFFFF"/>
             <w:tcBorders>
               <w:top w:val="single" w:sz="4" w:color="D9D9D9"/>
@@ -3821,8 +4559,9 @@
             </w:pPr>
             <w:r>
               <w:rPr>
+                <w:rFonts w:ascii="CMU Serif" w:hAnsi="CMU Serif"/>
                 <w:b w:val="0"/>
-                <w:sz w:val="20"/>
+                <w:sz w:val="19"/>
               </w:rPr>
               <w:t>5</w:t>
             </w:r>
@@ -3835,7 +4574,7 @@
         </w:trPr>
         <w:tc>
           <w:tcPr>
-            <w:tcW w:type="dxa" w:w="8208"/>
+            <w:tcW w:type="dxa" w:w="7204"/>
             <w:shd w:fill="FFFFFF"/>
             <w:tcBorders>
               <w:top w:val="single" w:sz="4" w:color="D9D9D9"/>
@@ -3850,8 +4589,9 @@
             </w:pPr>
             <w:r>
               <w:rPr>
+                <w:rFonts w:ascii="CMU Serif" w:hAnsi="CMU Serif"/>
                 <w:b w:val="0"/>
-                <w:sz w:val="20"/>
+                <w:sz w:val="19"/>
               </w:rPr>
               <w:t>Formulate hypotheses and select methods</w:t>
             </w:r>
@@ -3859,7 +4599,7 @@
         </w:tc>
         <w:tc>
           <w:tcPr>
-            <w:tcW w:type="dxa" w:w="1800"/>
+            <w:tcW w:type="dxa" w:w="1580"/>
             <w:shd w:fill="FFFFFF"/>
             <w:tcBorders>
               <w:top w:val="single" w:sz="4" w:color="D9D9D9"/>
@@ -3874,8 +4614,9 @@
             </w:pPr>
             <w:r>
               <w:rPr>
+                <w:rFonts w:ascii="CMU Serif" w:hAnsi="CMU Serif"/>
                 <w:b w:val="0"/>
-                <w:sz w:val="20"/>
+                <w:sz w:val="19"/>
               </w:rPr>
               <w:t>5</w:t>
             </w:r>
@@ -3888,7 +4629,7 @@
         </w:trPr>
         <w:tc>
           <w:tcPr>
-            <w:tcW w:type="dxa" w:w="8208"/>
+            <w:tcW w:type="dxa" w:w="7204"/>
             <w:shd w:fill="FFFFFF"/>
             <w:tcBorders>
               <w:top w:val="single" w:sz="4" w:color="D9D9D9"/>
@@ -3903,8 +4644,9 @@
             </w:pPr>
             <w:r>
               <w:rPr>
+                <w:rFonts w:ascii="CMU Serif" w:hAnsi="CMU Serif"/>
                 <w:b w:val="0"/>
-                <w:sz w:val="20"/>
+                <w:sz w:val="19"/>
               </w:rPr>
               <w:t>Implement and check statistical analysis</w:t>
             </w:r>
@@ -3912,7 +4654,7 @@
         </w:tc>
         <w:tc>
           <w:tcPr>
-            <w:tcW w:type="dxa" w:w="1800"/>
+            <w:tcW w:type="dxa" w:w="1580"/>
             <w:shd w:fill="FFFFFF"/>
             <w:tcBorders>
               <w:top w:val="single" w:sz="4" w:color="D9D9D9"/>
@@ -3927,8 +4669,9 @@
             </w:pPr>
             <w:r>
               <w:rPr>
+                <w:rFonts w:ascii="CMU Serif" w:hAnsi="CMU Serif"/>
                 <w:b w:val="0"/>
-                <w:sz w:val="20"/>
+                <w:sz w:val="19"/>
               </w:rPr>
               <w:t>9</w:t>
             </w:r>
@@ -3941,7 +4684,7 @@
         </w:trPr>
         <w:tc>
           <w:tcPr>
-            <w:tcW w:type="dxa" w:w="8208"/>
+            <w:tcW w:type="dxa" w:w="7204"/>
             <w:shd w:fill="FFFFFF"/>
             <w:tcBorders>
               <w:top w:val="single" w:sz="4" w:color="D9D9D9"/>
@@ -3956,8 +4699,9 @@
             </w:pPr>
             <w:r>
               <w:rPr>
+                <w:rFonts w:ascii="CMU Serif" w:hAnsi="CMU Serif"/>
                 <w:b w:val="0"/>
-                <w:sz w:val="20"/>
+                <w:sz w:val="19"/>
               </w:rPr>
               <w:t>Create and interpret visualisations</w:t>
             </w:r>
@@ -3965,7 +4709,7 @@
         </w:tc>
         <w:tc>
           <w:tcPr>
-            <w:tcW w:type="dxa" w:w="1800"/>
+            <w:tcW w:type="dxa" w:w="1580"/>
             <w:shd w:fill="FFFFFF"/>
             <w:tcBorders>
               <w:top w:val="single" w:sz="4" w:color="D9D9D9"/>
@@ -3980,8 +4724,9 @@
             </w:pPr>
             <w:r>
               <w:rPr>
+                <w:rFonts w:ascii="CMU Serif" w:hAnsi="CMU Serif"/>
                 <w:b w:val="0"/>
-                <w:sz w:val="20"/>
+                <w:sz w:val="19"/>
               </w:rPr>
               <w:t>5</w:t>
             </w:r>
@@ -3994,7 +4739,7 @@
         </w:trPr>
         <w:tc>
           <w:tcPr>
-            <w:tcW w:type="dxa" w:w="8208"/>
+            <w:tcW w:type="dxa" w:w="7204"/>
             <w:shd w:fill="FFFFFF"/>
             <w:tcBorders>
               <w:top w:val="single" w:sz="4" w:color="D9D9D9"/>
@@ -4009,8 +4754,9 @@
             </w:pPr>
             <w:r>
               <w:rPr>
+                <w:rFonts w:ascii="CMU Serif" w:hAnsi="CMU Serif"/>
                 <w:b w:val="0"/>
-                <w:sz w:val="20"/>
+                <w:sz w:val="19"/>
               </w:rPr>
               <w:t>Write, reproduce and review the report</w:t>
             </w:r>
@@ -4018,7 +4764,7 @@
         </w:tc>
         <w:tc>
           <w:tcPr>
-            <w:tcW w:type="dxa" w:w="1800"/>
+            <w:tcW w:type="dxa" w:w="1580"/>
             <w:shd w:fill="FFFFFF"/>
             <w:tcBorders>
               <w:top w:val="single" w:sz="4" w:color="D9D9D9"/>
@@ -4033,8 +4779,9 @@
             </w:pPr>
             <w:r>
               <w:rPr>
+                <w:rFonts w:ascii="CMU Serif" w:hAnsi="CMU Serif"/>
                 <w:b w:val="0"/>
-                <w:sz w:val="20"/>
+                <w:sz w:val="19"/>
               </w:rPr>
               <w:t>8</w:t>
             </w:r>
@@ -4047,7 +4794,7 @@
         </w:trPr>
         <w:tc>
           <w:tcPr>
-            <w:tcW w:type="dxa" w:w="8208"/>
+            <w:tcW w:type="dxa" w:w="7204"/>
             <w:shd w:fill="FFFFFF"/>
             <w:tcBorders>
               <w:top w:val="single" w:sz="4" w:color="D9D9D9"/>
@@ -4062,8 +4809,9 @@
             </w:pPr>
             <w:r>
               <w:rPr>
+                <w:rFonts w:ascii="CMU Serif" w:hAnsi="CMU Serif"/>
                 <w:b w:val="0"/>
-                <w:sz w:val="20"/>
+                <w:sz w:val="19"/>
               </w:rPr>
               <w:t>Total</w:t>
             </w:r>
@@ -4071,7 +4819,7 @@
         </w:tc>
         <w:tc>
           <w:tcPr>
-            <w:tcW w:type="dxa" w:w="1800"/>
+            <w:tcW w:type="dxa" w:w="1580"/>
             <w:shd w:fill="FFFFFF"/>
             <w:tcBorders>
               <w:top w:val="single" w:sz="4" w:color="D9D9D9"/>
@@ -4086,8 +4834,9 @@
             </w:pPr>
             <w:r>
               <w:rPr>
+                <w:rFonts w:ascii="CMU Serif" w:hAnsi="CMU Serif"/>
                 <w:b w:val="0"/>
-                <w:sz w:val="20"/>
+                <w:sz w:val="19"/>
               </w:rPr>
               <w:t>32</w:t>
             </w:r>
@@ -4097,50 +4846,112 @@
     </w:tbl>
     <w:p/>
     <w:p>
+      <w:pPr>
+        <w:spacing w:line="312" w:lineRule="auto"/>
+        <w:ind w:firstLine="360"/>
+        <w:jc w:val="both"/>
+      </w:pPr>
       <w:r>
+        <w:rPr>
+          <w:rFonts w:ascii="CMU Serif" w:hAnsi="CMU Serif"/>
+          <w:sz w:val="22"/>
+        </w:rPr>
         <w:t>The following appendix contains the complete executed analysis script, including data acquisition, statistical tests, adjustment, sensitivity checks and all four figures. It provides the explicit code documentation requested in the Week 1 evaluation.</w:t>
       </w:r>
     </w:p>
     <w:p>
+      <w:pPr>
+        <w:pStyle w:val="Heading1"/>
+      </w:pPr>
       <w:r>
-        <w:br w:type="page"/>
+        <w:rPr>
+          <w:rFonts w:ascii="CMU Serif" w:hAnsi="CMU Serif"/>
+          <w:color w:val="0A1628"/>
+        </w:rPr>
+        <w:t>9.  Sources and reproducibility</w:t>
       </w:r>
     </w:p>
     <w:p>
       <w:pPr>
-        <w:pStyle w:val="Heading1"/>
+        <w:spacing w:line="264" w:lineRule="auto"/>
+        <w:ind w:firstLine="0"/>
+        <w:jc w:val="left"/>
       </w:pPr>
       <w:r>
-        <w:t>9 Sources and reproducibility</w:t>
-      </w:r>
-    </w:p>
-    <w:p>
-      <w:r>
+        <w:rPr>
+          <w:rFonts w:ascii="CMU Serif" w:hAnsi="CMU Serif"/>
+          <w:sz w:val="20"/>
+        </w:rPr>
         <w:t>[1] Seaborn example-data repository. titanic.csv. https://github.com/mwaskom/seaborn-data/blob/master/titanic.csv</w:t>
       </w:r>
     </w:p>
     <w:p>
+      <w:pPr>
+        <w:spacing w:line="264" w:lineRule="auto"/>
+        <w:ind w:firstLine="0"/>
+        <w:jc w:val="left"/>
+      </w:pPr>
       <w:r>
+        <w:rPr>
+          <w:rFonts w:ascii="CMU Serif" w:hAnsi="CMU Serif"/>
+          <w:sz w:val="20"/>
+        </w:rPr>
         <w:t>[2] SciPy documentation. chi2_contingency. https://docs.scipy.org/doc/scipy/reference/generated/scipy.stats.chi2_contingency.html</w:t>
       </w:r>
     </w:p>
     <w:p>
+      <w:pPr>
+        <w:spacing w:line="264" w:lineRule="auto"/>
+        <w:ind w:firstLine="0"/>
+        <w:jc w:val="left"/>
+      </w:pPr>
       <w:r>
+        <w:rPr>
+          <w:rFonts w:ascii="CMU Serif" w:hAnsi="CMU Serif"/>
+          <w:sz w:val="20"/>
+        </w:rPr>
         <w:t>[3] SciPy documentation. ttest_ind. https://docs.scipy.org/doc/scipy/reference/generated/scipy.stats.ttest_ind.html</w:t>
       </w:r>
     </w:p>
     <w:p>
+      <w:pPr>
+        <w:spacing w:line="264" w:lineRule="auto"/>
+        <w:ind w:firstLine="0"/>
+        <w:jc w:val="left"/>
+      </w:pPr>
       <w:r>
+        <w:rPr>
+          <w:rFonts w:ascii="CMU Serif" w:hAnsi="CMU Serif"/>
+          <w:sz w:val="20"/>
+        </w:rPr>
         <w:t>[4] Statsmodels documentation. multipletests. https://www.statsmodels.org/stable/generated/statsmodels.stats.multitest.multipletests.html</w:t>
       </w:r>
     </w:p>
     <w:p>
+      <w:pPr>
+        <w:spacing w:line="264" w:lineRule="auto"/>
+        <w:ind w:firstLine="0"/>
+        <w:jc w:val="left"/>
+      </w:pPr>
       <w:r>
+        <w:rPr>
+          <w:rFonts w:ascii="CMU Serif" w:hAnsi="CMU Serif"/>
+          <w:sz w:val="20"/>
+        </w:rPr>
         <w:t>[5] Statsmodels documentation. proportion_confint. https://www.statsmodels.org/stable/generated/statsmodels.stats.proportion.proportion_confint.html</w:t>
       </w:r>
     </w:p>
     <w:p>
+      <w:pPr>
+        <w:spacing w:line="264" w:lineRule="auto"/>
+        <w:ind w:firstLine="0"/>
+        <w:jc w:val="left"/>
+      </w:pPr>
       <w:r>
+        <w:rPr>
+          <w:rFonts w:ascii="CMU Serif" w:hAnsi="CMU Serif"/>
+          <w:sz w:val="20"/>
+        </w:rPr>
         <w:t>Additional project sources: the supplied Week1_Data_Acquisition_Cleaning_EDA.docx, Week2_Data_Visualization_Storytelling.docx, Week 3 task description and evaluation screenshots. These define the project continuity and requirements; all Week 3 numerical results were computed afresh.</w:t>
       </w:r>
     </w:p>
@@ -4149,87 +4960,139 @@
         <w:pStyle w:val="Heading2"/>
       </w:pPr>
       <w:r>
+        <w:rPr>
+          <w:rFonts w:ascii="CMU Serif" w:hAnsi="CMU Serif"/>
+          <w:color w:val="0A1628"/>
+        </w:rPr>
         <w:t>How to reproduce the analysis</w:t>
       </w:r>
     </w:p>
     <w:p>
+      <w:pPr>
+        <w:spacing w:line="264" w:lineRule="auto"/>
+        <w:ind w:firstLine="0"/>
+        <w:jc w:val="left"/>
+      </w:pPr>
       <w:r>
+        <w:rPr>
+          <w:rFonts w:ascii="CMU Serif" w:hAnsi="CMU Serif"/>
+          <w:sz w:val="20"/>
+        </w:rPr>
         <w:t>Copy the code sections on the following pages in order into one file named analyze.py, preserving indentation. Run it as a Python script in a writable folder. Install the packages below first. The first run downloads titanic.csv if absent; later runs reuse the local file. Internet access is needed only for that first download and package installation.</w:t>
       </w:r>
     </w:p>
     <w:p>
       <w:pPr>
-        <w:spacing w:after="0" w:line="240" w:lineRule="auto"/>
+        <w:spacing w:after="0" w:line="259" w:lineRule="auto"/>
+        <w:ind w:left="173" w:right="173"/>
+        <w:shd w:fill="F4F8FC"/>
       </w:pPr>
       <w:r>
         <w:rPr>
           <w:rFonts w:ascii="DejaVu Sans Mono" w:hAnsi="DejaVu Sans Mono"/>
-          <w:sz w:val="17"/>
+          <w:color w:val="1A2B40"/>
+          <w:sz w:val="16"/>
         </w:rPr>
         <w:t>python -m pip install numpy==2.3.5 pandas==2.2.3 scipy==1.17.0</w:t>
       </w:r>
     </w:p>
     <w:p>
       <w:pPr>
-        <w:spacing w:after="0" w:line="240" w:lineRule="auto"/>
+        <w:spacing w:after="0" w:line="259" w:lineRule="auto"/>
+        <w:ind w:left="173" w:right="173"/>
+        <w:shd w:fill="F4F8FC"/>
       </w:pPr>
       <w:r>
         <w:rPr>
           <w:rFonts w:ascii="DejaVu Sans Mono" w:hAnsi="DejaVu Sans Mono"/>
-          <w:sz w:val="17"/>
+          <w:color w:val="1A2B40"/>
+          <w:sz w:val="16"/>
         </w:rPr>
         <w:t>python -m pip install statsmodels==0.15.0 matplotlib==3.10.8</w:t>
       </w:r>
     </w:p>
     <w:p>
       <w:pPr>
-        <w:spacing w:after="0" w:line="240" w:lineRule="auto"/>
+        <w:spacing w:after="0" w:line="259" w:lineRule="auto"/>
+        <w:ind w:left="173" w:right="173"/>
+        <w:shd w:fill="F4F8FC"/>
       </w:pPr>
       <w:r>
         <w:rPr>
           <w:rFonts w:ascii="DejaVu Sans Mono" w:hAnsi="DejaVu Sans Mono"/>
-          <w:sz w:val="17"/>
+          <w:color w:val="1A2B40"/>
+          <w:sz w:val="16"/>
         </w:rPr>
         <w:t>python analyze.py</w:t>
       </w:r>
     </w:p>
     <w:p>
+      <w:pPr>
+        <w:spacing w:line="264" w:lineRule="auto"/>
+        <w:ind w:firstLine="0"/>
+        <w:jc w:val="left"/>
+      </w:pPr>
       <w:r>
+        <w:rPr>
+          <w:rFonts w:ascii="CMU Serif" w:hAnsi="CMU Serif"/>
+          <w:sz w:val="20"/>
+        </w:rPr>
         <w:t>Executed with Python 3.12.14. The script prints full-precision results, writes results.json, and saves rates.png, age.png, groups.png and interaction.png alongside the script. No random sampling is used, so no random seed is needed.</w:t>
       </w:r>
     </w:p>
     <w:p>
+      <w:pPr>
+        <w:spacing w:line="264" w:lineRule="auto"/>
+        <w:ind w:firstLine="0"/>
+        <w:jc w:val="left"/>
+      </w:pPr>
       <w:r>
+        <w:rPr>
+          <w:rFonts w:ascii="CMU Serif" w:hAnsi="CMU Serif"/>
+          <w:sz w:val="20"/>
+        </w:rPr>
         <w:t>SHA256 of the analysed source CSV:</w:t>
       </w:r>
     </w:p>
     <w:p>
       <w:pPr>
-        <w:spacing w:after="0" w:line="240" w:lineRule="auto"/>
+        <w:spacing w:after="0" w:line="259" w:lineRule="auto"/>
+        <w:ind w:left="173" w:right="173"/>
+        <w:shd w:fill="F4F8FC"/>
       </w:pPr>
       <w:r>
         <w:rPr>
           <w:rFonts w:ascii="DejaVu Sans Mono" w:hAnsi="DejaVu Sans Mono"/>
-          <w:sz w:val="17"/>
+          <w:color w:val="1A2B40"/>
+          <w:sz w:val="16"/>
         </w:rPr>
         <w:t>81787d320d7f7b03df935e91de8bd19e11d45c5bbcab86ef4d4a76dc91b7d4f2</w:t>
       </w:r>
     </w:p>
     <w:p>
+      <w:pPr>
+        <w:spacing w:line="264" w:lineRule="auto"/>
+        <w:ind w:firstLine="0"/>
+        <w:jc w:val="left"/>
+      </w:pPr>
       <w:r>
+        <w:rPr>
+          <w:rFonts w:ascii="CMU Serif" w:hAnsi="CMU Serif"/>
+          <w:sz w:val="20"/>
+        </w:rPr>
         <w:t>The source URL refers to a mutable repository branch. Retain the downloaded CSV and verify its hash to reproduce this exact snapshot. Small printed differences from the report reflect rounding. The report uses DOCX, which is accepted by the supplied submission form.</w:t>
       </w:r>
     </w:p>
     <w:p>
+      <w:pPr>
+        <w:pStyle w:val="Heading1"/>
+        <w:pageBreakBefore/>
+      </w:pPr>
       <w:r>
-        <w:br w:type="page"/>
-      </w:r>
-    </w:p>
-    <w:p>
-      <w:pPr>
-        <w:pStyle w:val="Heading1"/>
-      </w:pPr>
-      <w:r>
+        <w:rPr>
+          <w:rFonts w:ascii="CMU Serif" w:hAnsi="CMU Serif"/>
+          <w:color w:val="0A1628"/>
+        </w:rPr>
         <w:t>Appendix Python analysis 1</w:t>
       </w:r>
     </w:p>
@@ -4243,542 +5106,674 @@
     </w:p>
     <w:p>
       <w:pPr>
-        <w:spacing w:after="0" w:line="240" w:lineRule="auto"/>
+        <w:spacing w:after="0" w:line="259" w:lineRule="auto"/>
+        <w:ind w:left="173" w:right="173"/>
+        <w:shd w:fill="F4F8FC"/>
       </w:pPr>
       <w:r>
         <w:rPr>
           <w:rFonts w:ascii="DejaVu Sans Mono" w:hAnsi="DejaVu Sans Mono"/>
-          <w:sz w:val="17"/>
+          <w:color w:val="1A2B40"/>
+          <w:sz w:val="16"/>
         </w:rPr>
         <w:t>from pathlib import Path</w:t>
       </w:r>
     </w:p>
     <w:p>
       <w:pPr>
-        <w:spacing w:after="0" w:line="240" w:lineRule="auto"/>
+        <w:spacing w:after="0" w:line="259" w:lineRule="auto"/>
+        <w:ind w:left="173" w:right="173"/>
+        <w:shd w:fill="F4F8FC"/>
       </w:pPr>
       <w:r>
         <w:rPr>
           <w:rFonts w:ascii="DejaVu Sans Mono" w:hAnsi="DejaVu Sans Mono"/>
-          <w:sz w:val="17"/>
+          <w:color w:val="1A2B40"/>
+          <w:sz w:val="16"/>
         </w:rPr>
         <w:t>import hashlib, json, sys</w:t>
       </w:r>
     </w:p>
     <w:p>
       <w:pPr>
-        <w:spacing w:after="0" w:line="240" w:lineRule="auto"/>
+        <w:spacing w:after="0" w:line="259" w:lineRule="auto"/>
+        <w:ind w:left="173" w:right="173"/>
+        <w:shd w:fill="F4F8FC"/>
       </w:pPr>
       <w:r>
         <w:rPr>
           <w:rFonts w:ascii="DejaVu Sans Mono" w:hAnsi="DejaVu Sans Mono"/>
-          <w:sz w:val="17"/>
+          <w:color w:val="1A2B40"/>
+          <w:sz w:val="16"/>
         </w:rPr>
         <w:t>import numpy as np</w:t>
       </w:r>
     </w:p>
     <w:p>
       <w:pPr>
-        <w:spacing w:after="0" w:line="240" w:lineRule="auto"/>
+        <w:spacing w:after="0" w:line="259" w:lineRule="auto"/>
+        <w:ind w:left="173" w:right="173"/>
+        <w:shd w:fill="F4F8FC"/>
       </w:pPr>
       <w:r>
         <w:rPr>
           <w:rFonts w:ascii="DejaVu Sans Mono" w:hAnsi="DejaVu Sans Mono"/>
-          <w:sz w:val="17"/>
+          <w:color w:val="1A2B40"/>
+          <w:sz w:val="16"/>
         </w:rPr>
         <w:t>import pandas as pd</w:t>
       </w:r>
     </w:p>
     <w:p>
       <w:pPr>
-        <w:spacing w:after="0" w:line="240" w:lineRule="auto"/>
+        <w:spacing w:after="0" w:line="259" w:lineRule="auto"/>
+        <w:ind w:left="173" w:right="173"/>
+        <w:shd w:fill="F4F8FC"/>
       </w:pPr>
       <w:r>
         <w:rPr>
           <w:rFonts w:ascii="DejaVu Sans Mono" w:hAnsi="DejaVu Sans Mono"/>
-          <w:sz w:val="17"/>
+          <w:color w:val="1A2B40"/>
+          <w:sz w:val="16"/>
         </w:rPr>
         <w:t>import scipy</w:t>
       </w:r>
     </w:p>
     <w:p>
       <w:pPr>
-        <w:spacing w:after="0" w:line="240" w:lineRule="auto"/>
+        <w:spacing w:after="0" w:line="259" w:lineRule="auto"/>
+        <w:ind w:left="173" w:right="173"/>
+        <w:shd w:fill="F4F8FC"/>
       </w:pPr>
       <w:r>
         <w:rPr>
           <w:rFonts w:ascii="DejaVu Sans Mono" w:hAnsi="DejaVu Sans Mono"/>
-          <w:sz w:val="17"/>
+          <w:color w:val="1A2B40"/>
+          <w:sz w:val="16"/>
         </w:rPr>
         <w:t>from scipy import stats</w:t>
       </w:r>
     </w:p>
     <w:p>
       <w:pPr>
-        <w:spacing w:after="0" w:line="240" w:lineRule="auto"/>
+        <w:spacing w:after="0" w:line="259" w:lineRule="auto"/>
+        <w:ind w:left="173" w:right="173"/>
+        <w:shd w:fill="F4F8FC"/>
       </w:pPr>
       <w:r>
         <w:rPr>
           <w:rFonts w:ascii="DejaVu Sans Mono" w:hAnsi="DejaVu Sans Mono"/>
-          <w:sz w:val="17"/>
+          <w:color w:val="1A2B40"/>
+          <w:sz w:val="16"/>
         </w:rPr>
         <w:t>import statsmodels</w:t>
       </w:r>
     </w:p>
     <w:p>
       <w:pPr>
-        <w:spacing w:after="0" w:line="240" w:lineRule="auto"/>
+        <w:spacing w:after="0" w:line="259" w:lineRule="auto"/>
+        <w:ind w:left="173" w:right="173"/>
+        <w:shd w:fill="F4F8FC"/>
       </w:pPr>
       <w:r>
         <w:rPr>
           <w:rFonts w:ascii="DejaVu Sans Mono" w:hAnsi="DejaVu Sans Mono"/>
-          <w:sz w:val="17"/>
+          <w:color w:val="1A2B40"/>
+          <w:sz w:val="16"/>
         </w:rPr>
         <w:t>import statsmodels.formula.api as smf</w:t>
       </w:r>
     </w:p>
     <w:p>
       <w:pPr>
-        <w:spacing w:after="0" w:line="240" w:lineRule="auto"/>
+        <w:spacing w:after="0" w:line="259" w:lineRule="auto"/>
+        <w:ind w:left="173" w:right="173"/>
+        <w:shd w:fill="F4F8FC"/>
       </w:pPr>
       <w:r>
         <w:rPr>
           <w:rFonts w:ascii="DejaVu Sans Mono" w:hAnsi="DejaVu Sans Mono"/>
-          <w:sz w:val="17"/>
+          <w:color w:val="1A2B40"/>
+          <w:sz w:val="16"/>
         </w:rPr>
         <w:t>from statsmodels.stats.multitest import multipletests</w:t>
       </w:r>
     </w:p>
     <w:p>
       <w:pPr>
-        <w:spacing w:after="0" w:line="240" w:lineRule="auto"/>
+        <w:spacing w:after="0" w:line="259" w:lineRule="auto"/>
+        <w:ind w:left="173" w:right="173"/>
+        <w:shd w:fill="F4F8FC"/>
       </w:pPr>
       <w:r>
         <w:rPr>
           <w:rFonts w:ascii="DejaVu Sans Mono" w:hAnsi="DejaVu Sans Mono"/>
-          <w:sz w:val="17"/>
+          <w:color w:val="1A2B40"/>
+          <w:sz w:val="16"/>
         </w:rPr>
         <w:t>from statsmodels.stats.proportion import proportion_confint</w:t>
       </w:r>
     </w:p>
     <w:p>
       <w:pPr>
-        <w:spacing w:after="0" w:line="240" w:lineRule="auto"/>
+        <w:spacing w:after="0" w:line="259" w:lineRule="auto"/>
+        <w:ind w:left="173" w:right="173"/>
+        <w:shd w:fill="F4F8FC"/>
       </w:pPr>
       <w:r>
         <w:rPr>
           <w:rFonts w:ascii="DejaVu Sans Mono" w:hAnsi="DejaVu Sans Mono"/>
-          <w:sz w:val="17"/>
+          <w:color w:val="1A2B40"/>
+          <w:sz w:val="16"/>
         </w:rPr>
         <w:t>import matplotlib</w:t>
       </w:r>
     </w:p>
     <w:p>
       <w:pPr>
-        <w:spacing w:after="0" w:line="240" w:lineRule="auto"/>
+        <w:spacing w:after="0" w:line="259" w:lineRule="auto"/>
+        <w:ind w:left="173" w:right="173"/>
+        <w:shd w:fill="F4F8FC"/>
       </w:pPr>
       <w:r>
         <w:rPr>
           <w:rFonts w:ascii="DejaVu Sans Mono" w:hAnsi="DejaVu Sans Mono"/>
-          <w:sz w:val="17"/>
+          <w:color w:val="1A2B40"/>
+          <w:sz w:val="16"/>
         </w:rPr>
         <w:t>matplotlib.use('Agg')</w:t>
       </w:r>
     </w:p>
     <w:p>
       <w:pPr>
-        <w:spacing w:after="0" w:line="240" w:lineRule="auto"/>
+        <w:spacing w:after="0" w:line="259" w:lineRule="auto"/>
+        <w:ind w:left="173" w:right="173"/>
+        <w:shd w:fill="F4F8FC"/>
       </w:pPr>
       <w:r>
         <w:rPr>
           <w:rFonts w:ascii="DejaVu Sans Mono" w:hAnsi="DejaVu Sans Mono"/>
-          <w:sz w:val="17"/>
+          <w:color w:val="1A2B40"/>
+          <w:sz w:val="16"/>
         </w:rPr>
         <w:t>import matplotlib.pyplot as plt</w:t>
       </w:r>
     </w:p>
     <w:p>
       <w:pPr>
-        <w:spacing w:after="0" w:line="240" w:lineRule="auto"/>
+        <w:spacing w:after="0" w:line="259" w:lineRule="auto"/>
+        <w:ind w:left="173" w:right="173"/>
+        <w:shd w:fill="F4F8FC"/>
       </w:pPr>
       <w:r>
         <w:rPr>
           <w:rFonts w:ascii="DejaVu Sans Mono" w:hAnsi="DejaVu Sans Mono"/>
-          <w:sz w:val="17"/>
+          <w:color w:val="1A2B40"/>
+          <w:sz w:val="16"/>
         </w:rPr>
         <w:t xml:space="preserve"> </w:t>
       </w:r>
     </w:p>
     <w:p>
       <w:pPr>
-        <w:spacing w:after="0" w:line="240" w:lineRule="auto"/>
+        <w:spacing w:after="0" w:line="259" w:lineRule="auto"/>
+        <w:ind w:left="173" w:right="173"/>
+        <w:shd w:fill="F4F8FC"/>
       </w:pPr>
       <w:r>
         <w:rPr>
           <w:rFonts w:ascii="DejaVu Sans Mono" w:hAnsi="DejaVu Sans Mono"/>
-          <w:sz w:val="17"/>
+          <w:color w:val="1A2B40"/>
+          <w:sz w:val="16"/>
         </w:rPr>
         <w:t># Load the same public source as Weeks 1 and 2.</w:t>
       </w:r>
     </w:p>
     <w:p>
       <w:pPr>
-        <w:spacing w:after="0" w:line="240" w:lineRule="auto"/>
+        <w:spacing w:after="0" w:line="259" w:lineRule="auto"/>
+        <w:ind w:left="173" w:right="173"/>
+        <w:shd w:fill="F4F8FC"/>
       </w:pPr>
       <w:r>
         <w:rPr>
           <w:rFonts w:ascii="DejaVu Sans Mono" w:hAnsi="DejaVu Sans Mono"/>
-          <w:sz w:val="17"/>
+          <w:color w:val="1A2B40"/>
+          <w:sz w:val="16"/>
         </w:rPr>
         <w:t>URL = 'https://raw.githubusercontent.com/mwaskom/seaborn-data/master/titanic.csv'</w:t>
       </w:r>
     </w:p>
     <w:p>
       <w:pPr>
-        <w:spacing w:after="0" w:line="240" w:lineRule="auto"/>
+        <w:spacing w:after="0" w:line="259" w:lineRule="auto"/>
+        <w:ind w:left="173" w:right="173"/>
+        <w:shd w:fill="F4F8FC"/>
       </w:pPr>
       <w:r>
         <w:rPr>
           <w:rFonts w:ascii="DejaVu Sans Mono" w:hAnsi="DejaVu Sans Mono"/>
-          <w:sz w:val="17"/>
+          <w:color w:val="1A2B40"/>
+          <w:sz w:val="16"/>
         </w:rPr>
         <w:t>root = Path(__file__).parent</w:t>
       </w:r>
     </w:p>
     <w:p>
       <w:pPr>
-        <w:spacing w:after="0" w:line="240" w:lineRule="auto"/>
+        <w:spacing w:after="0" w:line="259" w:lineRule="auto"/>
+        <w:ind w:left="173" w:right="173"/>
+        <w:shd w:fill="F4F8FC"/>
       </w:pPr>
       <w:r>
         <w:rPr>
           <w:rFonts w:ascii="DejaVu Sans Mono" w:hAnsi="DejaVu Sans Mono"/>
-          <w:sz w:val="17"/>
+          <w:color w:val="1A2B40"/>
+          <w:sz w:val="16"/>
         </w:rPr>
         <w:t>path = root / 'titanic.csv'</w:t>
       </w:r>
     </w:p>
     <w:p>
       <w:pPr>
-        <w:spacing w:after="0" w:line="240" w:lineRule="auto"/>
+        <w:spacing w:after="0" w:line="259" w:lineRule="auto"/>
+        <w:ind w:left="173" w:right="173"/>
+        <w:shd w:fill="F4F8FC"/>
       </w:pPr>
       <w:r>
         <w:rPr>
           <w:rFonts w:ascii="DejaVu Sans Mono" w:hAnsi="DejaVu Sans Mono"/>
-          <w:sz w:val="17"/>
+          <w:color w:val="1A2B40"/>
+          <w:sz w:val="16"/>
         </w:rPr>
         <w:t>if not path.exists():</w:t>
       </w:r>
     </w:p>
     <w:p>
       <w:pPr>
-        <w:spacing w:after="0" w:line="240" w:lineRule="auto"/>
+        <w:spacing w:after="0" w:line="259" w:lineRule="auto"/>
+        <w:ind w:left="173" w:right="173"/>
+        <w:shd w:fill="F4F8FC"/>
       </w:pPr>
       <w:r>
         <w:rPr>
           <w:rFonts w:ascii="DejaVu Sans Mono" w:hAnsi="DejaVu Sans Mono"/>
-          <w:sz w:val="17"/>
+          <w:color w:val="1A2B40"/>
+          <w:sz w:val="16"/>
         </w:rPr>
         <w:t xml:space="preserve">    import urllib.request</w:t>
       </w:r>
     </w:p>
     <w:p>
       <w:pPr>
-        <w:spacing w:after="0" w:line="240" w:lineRule="auto"/>
+        <w:spacing w:after="0" w:line="259" w:lineRule="auto"/>
+        <w:ind w:left="173" w:right="173"/>
+        <w:shd w:fill="F4F8FC"/>
       </w:pPr>
       <w:r>
         <w:rPr>
           <w:rFonts w:ascii="DejaVu Sans Mono" w:hAnsi="DejaVu Sans Mono"/>
-          <w:sz w:val="17"/>
+          <w:color w:val="1A2B40"/>
+          <w:sz w:val="16"/>
         </w:rPr>
         <w:t xml:space="preserve">    urllib.request.urlretrieve(URL, path)</w:t>
       </w:r>
     </w:p>
     <w:p>
       <w:pPr>
-        <w:spacing w:after="0" w:line="240" w:lineRule="auto"/>
+        <w:spacing w:after="0" w:line="259" w:lineRule="auto"/>
+        <w:ind w:left="173" w:right="173"/>
+        <w:shd w:fill="F4F8FC"/>
       </w:pPr>
       <w:r>
         <w:rPr>
           <w:rFonts w:ascii="DejaVu Sans Mono" w:hAnsi="DejaVu Sans Mono"/>
-          <w:sz w:val="17"/>
+          <w:color w:val="1A2B40"/>
+          <w:sz w:val="16"/>
         </w:rPr>
         <w:t>df = pd.read_csv(path)</w:t>
       </w:r>
     </w:p>
     <w:p>
       <w:pPr>
-        <w:spacing w:after="0" w:line="240" w:lineRule="auto"/>
+        <w:spacing w:after="0" w:line="259" w:lineRule="auto"/>
+        <w:ind w:left="173" w:right="173"/>
+        <w:shd w:fill="F4F8FC"/>
       </w:pPr>
       <w:r>
         <w:rPr>
           <w:rFonts w:ascii="DejaVu Sans Mono" w:hAnsi="DejaVu Sans Mono"/>
-          <w:sz w:val="17"/>
+          <w:color w:val="1A2B40"/>
+          <w:sz w:val="16"/>
         </w:rPr>
         <w:t>assert df.shape == (891, 15)</w:t>
       </w:r>
     </w:p>
     <w:p>
       <w:pPr>
-        <w:spacing w:after="0" w:line="240" w:lineRule="auto"/>
+        <w:spacing w:after="0" w:line="259" w:lineRule="auto"/>
+        <w:ind w:left="173" w:right="173"/>
+        <w:shd w:fill="F4F8FC"/>
       </w:pPr>
       <w:r>
         <w:rPr>
           <w:rFonts w:ascii="DejaVu Sans Mono" w:hAnsi="DejaVu Sans Mono"/>
-          <w:sz w:val="17"/>
+          <w:color w:val="1A2B40"/>
+          <w:sz w:val="16"/>
         </w:rPr>
         <w:t>assert df.survived.isin([0, 1]).all()</w:t>
       </w:r>
     </w:p>
     <w:p>
       <w:pPr>
-        <w:spacing w:after="0" w:line="240" w:lineRule="auto"/>
+        <w:spacing w:after="0" w:line="259" w:lineRule="auto"/>
+        <w:ind w:left="173" w:right="173"/>
+        <w:shd w:fill="F4F8FC"/>
       </w:pPr>
       <w:r>
         <w:rPr>
           <w:rFonts w:ascii="DejaVu Sans Mono" w:hAnsi="DejaVu Sans Mono"/>
-          <w:sz w:val="17"/>
+          <w:color w:val="1A2B40"/>
+          <w:sz w:val="16"/>
         </w:rPr>
         <w:t># Identical profiles are not verified duplicate people. Keep all rows.</w:t>
       </w:r>
     </w:p>
     <w:p>
       <w:pPr>
-        <w:spacing w:after="0" w:line="240" w:lineRule="auto"/>
+        <w:spacing w:after="0" w:line="259" w:lineRule="auto"/>
+        <w:ind w:left="173" w:right="173"/>
+        <w:shd w:fill="F4F8FC"/>
       </w:pPr>
       <w:r>
         <w:rPr>
           <w:rFonts w:ascii="DejaVu Sans Mono" w:hAnsi="DejaVu Sans Mono"/>
-          <w:sz w:val="17"/>
+          <w:color w:val="1A2B40"/>
+          <w:sz w:val="16"/>
         </w:rPr>
         <w:t>df['family_size'] = df.sibsp + df.parch + 1</w:t>
       </w:r>
     </w:p>
     <w:p>
       <w:pPr>
-        <w:spacing w:after="0" w:line="240" w:lineRule="auto"/>
+        <w:spacing w:after="0" w:line="259" w:lineRule="auto"/>
+        <w:ind w:left="173" w:right="173"/>
+        <w:shd w:fill="F4F8FC"/>
       </w:pPr>
       <w:r>
         <w:rPr>
           <w:rFonts w:ascii="DejaVu Sans Mono" w:hAnsi="DejaVu Sans Mono"/>
-          <w:sz w:val="17"/>
+          <w:color w:val="1A2B40"/>
+          <w:sz w:val="16"/>
         </w:rPr>
         <w:t>df['family_group'] = pd.cut(df.family_size, [0, 1, 4, 20],</w:t>
       </w:r>
     </w:p>
     <w:p>
       <w:pPr>
-        <w:spacing w:after="0" w:line="240" w:lineRule="auto"/>
+        <w:spacing w:after="0" w:line="259" w:lineRule="auto"/>
+        <w:ind w:left="173" w:right="173"/>
+        <w:shd w:fill="F4F8FC"/>
       </w:pPr>
       <w:r>
         <w:rPr>
           <w:rFonts w:ascii="DejaVu Sans Mono" w:hAnsi="DejaVu Sans Mono"/>
-          <w:sz w:val="17"/>
+          <w:color w:val="1A2B40"/>
+          <w:sz w:val="16"/>
         </w:rPr>
         <w:t xml:space="preserve">    labels=['Solo', 'Small 2 to 4', 'Large 5 or more'])</w:t>
       </w:r>
     </w:p>
     <w:p>
       <w:pPr>
-        <w:spacing w:after="0" w:line="240" w:lineRule="auto"/>
+        <w:spacing w:after="0" w:line="259" w:lineRule="auto"/>
+        <w:ind w:left="173" w:right="173"/>
+        <w:shd w:fill="F4F8FC"/>
       </w:pPr>
       <w:r>
         <w:rPr>
           <w:rFonts w:ascii="DejaVu Sans Mono" w:hAnsi="DejaVu Sans Mono"/>
-          <w:sz w:val="17"/>
+          <w:color w:val="1A2B40"/>
+          <w:sz w:val="16"/>
         </w:rPr>
         <w:t>known = df.dropna(subset=['age']).copy()</w:t>
       </w:r>
     </w:p>
     <w:p>
       <w:pPr>
-        <w:spacing w:after="0" w:line="240" w:lineRule="auto"/>
+        <w:spacing w:after="0" w:line="259" w:lineRule="auto"/>
+        <w:ind w:left="173" w:right="173"/>
+        <w:shd w:fill="F4F8FC"/>
       </w:pPr>
       <w:r>
         <w:rPr>
           <w:rFonts w:ascii="DejaVu Sans Mono" w:hAnsi="DejaVu Sans Mono"/>
-          <w:sz w:val="17"/>
+          <w:color w:val="1A2B40"/>
+          <w:sz w:val="16"/>
         </w:rPr>
         <w:t>known['child'] = np.where(known.age &lt; 13, 'Under 13', '13 or older')</w:t>
       </w:r>
     </w:p>
     <w:p>
       <w:pPr>
-        <w:spacing w:after="0" w:line="240" w:lineRule="auto"/>
+        <w:spacing w:after="0" w:line="259" w:lineRule="auto"/>
+        <w:ind w:left="173" w:right="173"/>
+        <w:shd w:fill="F4F8FC"/>
       </w:pPr>
       <w:r>
         <w:rPr>
           <w:rFonts w:ascii="DejaVu Sans Mono" w:hAnsi="DejaVu Sans Mono"/>
-          <w:sz w:val="17"/>
+          <w:color w:val="1A2B40"/>
+          <w:sz w:val="16"/>
         </w:rPr>
         <w:t>results = []</w:t>
       </w:r>
     </w:p>
     <w:p>
       <w:pPr>
-        <w:spacing w:after="0" w:line="240" w:lineRule="auto"/>
+        <w:spacing w:after="0" w:line="259" w:lineRule="auto"/>
+        <w:ind w:left="173" w:right="173"/>
+        <w:shd w:fill="F4F8FC"/>
       </w:pPr>
       <w:r>
         <w:rPr>
           <w:rFonts w:ascii="DejaVu Sans Mono" w:hAnsi="DejaVu Sans Mono"/>
-          <w:sz w:val="17"/>
+          <w:color w:val="1A2B40"/>
+          <w:sz w:val="16"/>
         </w:rPr>
         <w:t>cts = {}</w:t>
       </w:r>
     </w:p>
     <w:p>
       <w:pPr>
-        <w:spacing w:after="0" w:line="240" w:lineRule="auto"/>
+        <w:spacing w:after="0" w:line="259" w:lineRule="auto"/>
+        <w:ind w:left="173" w:right="173"/>
+        <w:shd w:fill="F4F8FC"/>
       </w:pPr>
       <w:r>
         <w:rPr>
           <w:rFonts w:ascii="DejaVu Sans Mono" w:hAnsi="DejaVu Sans Mono"/>
-          <w:sz w:val="17"/>
+          <w:color w:val="1A2B40"/>
+          <w:sz w:val="16"/>
         </w:rPr>
         <w:t>def chi_test(name, data, col):</w:t>
       </w:r>
     </w:p>
     <w:p>
       <w:pPr>
-        <w:spacing w:after="0" w:line="240" w:lineRule="auto"/>
+        <w:spacing w:after="0" w:line="259" w:lineRule="auto"/>
+        <w:ind w:left="173" w:right="173"/>
+        <w:shd w:fill="F4F8FC"/>
       </w:pPr>
       <w:r>
         <w:rPr>
           <w:rFonts w:ascii="DejaVu Sans Mono" w:hAnsi="DejaVu Sans Mono"/>
-          <w:sz w:val="17"/>
+          <w:color w:val="1A2B40"/>
+          <w:sz w:val="16"/>
         </w:rPr>
         <w:t xml:space="preserve">    tab = pd.crosstab(data[col], data.survived)</w:t>
       </w:r>
     </w:p>
     <w:p>
       <w:pPr>
-        <w:spacing w:after="0" w:line="240" w:lineRule="auto"/>
+        <w:spacing w:after="0" w:line="259" w:lineRule="auto"/>
+        <w:ind w:left="173" w:right="173"/>
+        <w:shd w:fill="F4F8FC"/>
       </w:pPr>
       <w:r>
         <w:rPr>
           <w:rFonts w:ascii="DejaVu Sans Mono" w:hAnsi="DejaVu Sans Mono"/>
-          <w:sz w:val="17"/>
+          <w:color w:val="1A2B40"/>
+          <w:sz w:val="16"/>
         </w:rPr>
         <w:t xml:space="preserve">    chi, p, dof, expected = stats.chi2_contingency(tab, correction=False)</w:t>
       </w:r>
     </w:p>
     <w:p>
       <w:pPr>
-        <w:spacing w:after="0" w:line="240" w:lineRule="auto"/>
+        <w:spacing w:after="0" w:line="259" w:lineRule="auto"/>
+        <w:ind w:left="173" w:right="173"/>
+        <w:shd w:fill="F4F8FC"/>
       </w:pPr>
       <w:r>
         <w:rPr>
           <w:rFonts w:ascii="DejaVu Sans Mono" w:hAnsi="DejaVu Sans Mono"/>
-          <w:sz w:val="17"/>
+          <w:color w:val="1A2B40"/>
+          <w:sz w:val="16"/>
         </w:rPr>
         <w:t xml:space="preserve">    v = np.sqrt(chi / (tab.to_numpy().sum() * min(tab.shape[0]-1, tab.shape[1]-1)))</w:t>
       </w:r>
     </w:p>
     <w:p>
       <w:pPr>
-        <w:spacing w:after="0" w:line="240" w:lineRule="auto"/>
+        <w:spacing w:after="0" w:line="259" w:lineRule="auto"/>
+        <w:ind w:left="173" w:right="173"/>
+        <w:shd w:fill="F4F8FC"/>
       </w:pPr>
       <w:r>
         <w:rPr>
           <w:rFonts w:ascii="DejaVu Sans Mono" w:hAnsi="DejaVu Sans Mono"/>
-          <w:sz w:val="17"/>
+          <w:color w:val="1A2B40"/>
+          <w:sz w:val="16"/>
         </w:rPr>
         <w:t xml:space="preserve">    results.append(dict(test=name, n=len(data), statistic=chi, df=dof,</w:t>
       </w:r>
     </w:p>
     <w:p>
       <w:pPr>
-        <w:spacing w:after="0" w:line="240" w:lineRule="auto"/>
+        <w:spacing w:after="0" w:line="259" w:lineRule="auto"/>
+        <w:ind w:left="173" w:right="173"/>
+        <w:shd w:fill="F4F8FC"/>
       </w:pPr>
       <w:r>
         <w:rPr>
           <w:rFonts w:ascii="DejaVu Sans Mono" w:hAnsi="DejaVu Sans Mono"/>
-          <w:sz w:val="17"/>
+          <w:color w:val="1A2B40"/>
+          <w:sz w:val="16"/>
         </w:rPr>
         <w:t xml:space="preserve">        p=p, effect=v, min_expected=expected.min()))</w:t>
       </w:r>
     </w:p>
     <w:p>
       <w:pPr>
-        <w:spacing w:after="0" w:line="240" w:lineRule="auto"/>
+        <w:spacing w:after="0" w:line="259" w:lineRule="auto"/>
+        <w:ind w:left="173" w:right="173"/>
+        <w:shd w:fill="F4F8FC"/>
       </w:pPr>
       <w:r>
         <w:rPr>
           <w:rFonts w:ascii="DejaVu Sans Mono" w:hAnsi="DejaVu Sans Mono"/>
-          <w:sz w:val="17"/>
+          <w:color w:val="1A2B40"/>
+          <w:sz w:val="16"/>
         </w:rPr>
         <w:t xml:space="preserve">    cts[name] = tab.to_dict()</w:t>
       </w:r>
     </w:p>
     <w:p>
       <w:pPr>
-        <w:spacing w:after="0" w:line="240" w:lineRule="auto"/>
+        <w:spacing w:after="0" w:line="259" w:lineRule="auto"/>
+        <w:ind w:left="173" w:right="173"/>
+        <w:shd w:fill="F4F8FC"/>
       </w:pPr>
       <w:r>
         <w:rPr>
           <w:rFonts w:ascii="DejaVu Sans Mono" w:hAnsi="DejaVu Sans Mono"/>
-          <w:sz w:val="17"/>
+          <w:color w:val="1A2B40"/>
+          <w:sz w:val="16"/>
         </w:rPr>
         <w:t>chi_test('Sex', df, 'sex')</w:t>
       </w:r>
     </w:p>
     <w:p>
       <w:pPr>
-        <w:spacing w:after="0" w:line="240" w:lineRule="auto"/>
+        <w:spacing w:after="0" w:line="259" w:lineRule="auto"/>
+        <w:ind w:left="173" w:right="173"/>
+        <w:shd w:fill="F4F8FC"/>
       </w:pPr>
       <w:r>
         <w:rPr>
           <w:rFonts w:ascii="DejaVu Sans Mono" w:hAnsi="DejaVu Sans Mono"/>
-          <w:sz w:val="17"/>
+          <w:color w:val="1A2B40"/>
+          <w:sz w:val="16"/>
         </w:rPr>
         <w:t>chi_test('Class', df, 'pclass')</w:t>
       </w:r>
     </w:p>
     <w:p>
       <w:pPr>
-        <w:spacing w:after="0" w:line="240" w:lineRule="auto"/>
+        <w:spacing w:after="0" w:line="259" w:lineRule="auto"/>
+        <w:ind w:left="173" w:right="173"/>
+        <w:shd w:fill="F4F8FC"/>
       </w:pPr>
       <w:r>
         <w:rPr>
           <w:rFonts w:ascii="DejaVu Sans Mono" w:hAnsi="DejaVu Sans Mono"/>
-          <w:sz w:val="17"/>
+          <w:color w:val="1A2B40"/>
+          <w:sz w:val="16"/>
         </w:rPr>
         <w:t>a = known.loc[known.survived == 1, 'age']</w:t>
       </w:r>
     </w:p>
     <w:p>
       <w:pPr>
-        <w:spacing w:after="0" w:line="240" w:lineRule="auto"/>
+        <w:spacing w:after="0" w:line="259" w:lineRule="auto"/>
+        <w:ind w:left="173" w:right="173"/>
+        <w:shd w:fill="F4F8FC"/>
       </w:pPr>
       <w:r>
         <w:rPr>
           <w:rFonts w:ascii="DejaVu Sans Mono" w:hAnsi="DejaVu Sans Mono"/>
-          <w:sz w:val="17"/>
+          <w:color w:val="1A2B40"/>
+          <w:sz w:val="16"/>
         </w:rPr>
         <w:t>b = known.loc[known.survived == 0, 'age']</w:t>
       </w:r>
     </w:p>
     <w:p>
       <w:pPr>
-        <w:spacing w:after="0" w:line="240" w:lineRule="auto"/>
+        <w:spacing w:after="0" w:line="259" w:lineRule="auto"/>
+        <w:ind w:left="173" w:right="173"/>
+        <w:shd w:fill="F4F8FC"/>
       </w:pPr>
       <w:r>
         <w:rPr>
           <w:rFonts w:ascii="DejaVu Sans Mono" w:hAnsi="DejaVu Sans Mono"/>
-          <w:sz w:val="17"/>
+          <w:color w:val="1A2B40"/>
+          <w:sz w:val="16"/>
         </w:rPr>
         <w:t>welch = stats.ttest_ind(a, b, equal_var=False)</w:t>
       </w:r>
     </w:p>
     <w:p>
+      <w:pPr>
+        <w:pStyle w:val="Heading1"/>
+        <w:pageBreakBefore/>
+      </w:pPr>
       <w:r>
-        <w:br w:type="page"/>
-      </w:r>
-    </w:p>
-    <w:p>
-      <w:pPr>
-        <w:pStyle w:val="Heading1"/>
-      </w:pPr>
-      <w:r>
+        <w:rPr>
+          <w:rFonts w:ascii="CMU Serif" w:hAnsi="CMU Serif"/>
+          <w:color w:val="0A1628"/>
+        </w:rPr>
         <w:t>Appendix Python analysis 2</w:t>
       </w:r>
     </w:p>
@@ -4792,542 +5787,674 @@
     </w:p>
     <w:p>
       <w:pPr>
-        <w:spacing w:after="0" w:line="240" w:lineRule="auto"/>
+        <w:spacing w:after="0" w:line="259" w:lineRule="auto"/>
+        <w:ind w:left="173" w:right="173"/>
+        <w:shd w:fill="F4F8FC"/>
       </w:pPr>
       <w:r>
         <w:rPr>
           <w:rFonts w:ascii="DejaVu Sans Mono" w:hAnsi="DejaVu Sans Mono"/>
-          <w:sz w:val="17"/>
+          <w:color w:val="1A2B40"/>
+          <w:sz w:val="16"/>
         </w:rPr>
         <w:t>ci = welch.confidence_interval()</w:t>
       </w:r>
     </w:p>
     <w:p>
       <w:pPr>
-        <w:spacing w:after="0" w:line="240" w:lineRule="auto"/>
+        <w:spacing w:after="0" w:line="259" w:lineRule="auto"/>
+        <w:ind w:left="173" w:right="173"/>
+        <w:shd w:fill="F4F8FC"/>
       </w:pPr>
       <w:r>
         <w:rPr>
           <w:rFonts w:ascii="DejaVu Sans Mono" w:hAnsi="DejaVu Sans Mono"/>
-          <w:sz w:val="17"/>
+          <w:color w:val="1A2B40"/>
+          <w:sz w:val="16"/>
         </w:rPr>
         <w:t>pooled = np.sqrt(((len(a)-1)*a.var()+(len(b)-1)*b.var())/(len(a)+len(b)-2))</w:t>
       </w:r>
     </w:p>
     <w:p>
       <w:pPr>
-        <w:spacing w:after="0" w:line="240" w:lineRule="auto"/>
+        <w:spacing w:after="0" w:line="259" w:lineRule="auto"/>
+        <w:ind w:left="173" w:right="173"/>
+        <w:shd w:fill="F4F8FC"/>
       </w:pPr>
       <w:r>
         <w:rPr>
           <w:rFonts w:ascii="DejaVu Sans Mono" w:hAnsi="DejaVu Sans Mono"/>
-          <w:sz w:val="17"/>
+          <w:color w:val="1A2B40"/>
+          <w:sz w:val="16"/>
         </w:rPr>
         <w:t>g = (1-3/(4*(len(a)+len(b))-9)) * (a.mean()-b.mean()) / pooled</w:t>
       </w:r>
     </w:p>
     <w:p>
       <w:pPr>
-        <w:spacing w:after="0" w:line="240" w:lineRule="auto"/>
+        <w:spacing w:after="0" w:line="259" w:lineRule="auto"/>
+        <w:ind w:left="173" w:right="173"/>
+        <w:shd w:fill="F4F8FC"/>
       </w:pPr>
       <w:r>
         <w:rPr>
           <w:rFonts w:ascii="DejaVu Sans Mono" w:hAnsi="DejaVu Sans Mono"/>
-          <w:sz w:val="17"/>
+          <w:color w:val="1A2B40"/>
+          <w:sz w:val="16"/>
         </w:rPr>
         <w:t>results.append(dict(test='Mean age', n=len(known), statistic=welch.statistic,</w:t>
       </w:r>
     </w:p>
     <w:p>
       <w:pPr>
-        <w:spacing w:after="0" w:line="240" w:lineRule="auto"/>
+        <w:spacing w:after="0" w:line="259" w:lineRule="auto"/>
+        <w:ind w:left="173" w:right="173"/>
+        <w:shd w:fill="F4F8FC"/>
       </w:pPr>
       <w:r>
         <w:rPr>
           <w:rFonts w:ascii="DejaVu Sans Mono" w:hAnsi="DejaVu Sans Mono"/>
-          <w:sz w:val="17"/>
+          <w:color w:val="1A2B40"/>
+          <w:sz w:val="16"/>
         </w:rPr>
         <w:t xml:space="preserve">    df=welch.df, p=welch.pvalue, effect=g, min_expected=None))</w:t>
       </w:r>
     </w:p>
     <w:p>
       <w:pPr>
-        <w:spacing w:after="0" w:line="240" w:lineRule="auto"/>
+        <w:spacing w:after="0" w:line="259" w:lineRule="auto"/>
+        <w:ind w:left="173" w:right="173"/>
+        <w:shd w:fill="F4F8FC"/>
       </w:pPr>
       <w:r>
         <w:rPr>
           <w:rFonts w:ascii="DejaVu Sans Mono" w:hAnsi="DejaVu Sans Mono"/>
-          <w:sz w:val="17"/>
+          <w:color w:val="1A2B40"/>
+          <w:sz w:val="16"/>
         </w:rPr>
         <w:t>chi_test('Child group', known, 'child')</w:t>
       </w:r>
     </w:p>
     <w:p>
       <w:pPr>
-        <w:spacing w:after="0" w:line="240" w:lineRule="auto"/>
+        <w:spacing w:after="0" w:line="259" w:lineRule="auto"/>
+        <w:ind w:left="173" w:right="173"/>
+        <w:shd w:fill="F4F8FC"/>
       </w:pPr>
       <w:r>
         <w:rPr>
           <w:rFonts w:ascii="DejaVu Sans Mono" w:hAnsi="DejaVu Sans Mono"/>
-          <w:sz w:val="17"/>
+          <w:color w:val="1A2B40"/>
+          <w:sz w:val="16"/>
         </w:rPr>
         <w:t>chi_test('Family group', df, 'family_group')</w:t>
       </w:r>
     </w:p>
     <w:p>
       <w:pPr>
-        <w:spacing w:after="0" w:line="240" w:lineRule="auto"/>
+        <w:spacing w:after="0" w:line="259" w:lineRule="auto"/>
+        <w:ind w:left="173" w:right="173"/>
+        <w:shd w:fill="F4F8FC"/>
       </w:pPr>
       <w:r>
         <w:rPr>
           <w:rFonts w:ascii="DejaVu Sans Mono" w:hAnsi="DejaVu Sans Mono"/>
-          <w:sz w:val="17"/>
+          <w:color w:val="1A2B40"/>
+          <w:sz w:val="16"/>
         </w:rPr>
         <w:t>adjusted = multipletests([r['p'] for r in results], method='holm')[1]</w:t>
       </w:r>
     </w:p>
     <w:p>
       <w:pPr>
-        <w:spacing w:after="0" w:line="240" w:lineRule="auto"/>
+        <w:spacing w:after="0" w:line="259" w:lineRule="auto"/>
+        <w:ind w:left="173" w:right="173"/>
+        <w:shd w:fill="F4F8FC"/>
       </w:pPr>
       <w:r>
         <w:rPr>
           <w:rFonts w:ascii="DejaVu Sans Mono" w:hAnsi="DejaVu Sans Mono"/>
-          <w:sz w:val="17"/>
+          <w:color w:val="1A2B40"/>
+          <w:sz w:val="16"/>
         </w:rPr>
         <w:t>for row, p in zip(results, adjusted): row['p_holm'] = p</w:t>
       </w:r>
     </w:p>
     <w:p>
       <w:pPr>
-        <w:spacing w:after="0" w:line="240" w:lineRule="auto"/>
+        <w:spacing w:after="0" w:line="259" w:lineRule="auto"/>
+        <w:ind w:left="173" w:right="173"/>
+        <w:shd w:fill="F4F8FC"/>
       </w:pPr>
       <w:r>
         <w:rPr>
           <w:rFonts w:ascii="DejaVu Sans Mono" w:hAnsi="DejaVu Sans Mono"/>
-          <w:sz w:val="17"/>
+          <w:color w:val="1A2B40"/>
+          <w:sz w:val="16"/>
         </w:rPr>
         <w:t># Exploratory comparisons of nested logistic models on identical rows.</w:t>
       </w:r>
     </w:p>
     <w:p>
       <w:pPr>
-        <w:spacing w:after="0" w:line="240" w:lineRule="auto"/>
+        <w:spacing w:after="0" w:line="259" w:lineRule="auto"/>
+        <w:ind w:left="173" w:right="173"/>
+        <w:shd w:fill="F4F8FC"/>
       </w:pPr>
       <w:r>
         <w:rPr>
           <w:rFonts w:ascii="DejaVu Sans Mono" w:hAnsi="DejaVu Sans Mono"/>
-          <w:sz w:val="17"/>
+          <w:color w:val="1A2B40"/>
+          <w:sz w:val="16"/>
         </w:rPr>
         <w:t>ports = df.dropna(subset=['embarked']).copy()</w:t>
       </w:r>
     </w:p>
     <w:p>
       <w:pPr>
-        <w:spacing w:after="0" w:line="240" w:lineRule="auto"/>
+        <w:spacing w:after="0" w:line="259" w:lineRule="auto"/>
+        <w:ind w:left="173" w:right="173"/>
+        <w:shd w:fill="F4F8FC"/>
       </w:pPr>
       <w:r>
         <w:rPr>
           <w:rFonts w:ascii="DejaVu Sans Mono" w:hAnsi="DejaVu Sans Mono"/>
-          <w:sz w:val="17"/>
+          <w:color w:val="1A2B40"/>
+          <w:sz w:val="16"/>
         </w:rPr>
         <w:t>base = smf.logit('survived ~ C(pclass)', ports).fit(disp=False)</w:t>
       </w:r>
     </w:p>
     <w:p>
       <w:pPr>
-        <w:spacing w:after="0" w:line="240" w:lineRule="auto"/>
+        <w:spacing w:after="0" w:line="259" w:lineRule="auto"/>
+        <w:ind w:left="173" w:right="173"/>
+        <w:shd w:fill="F4F8FC"/>
       </w:pPr>
       <w:r>
         <w:rPr>
           <w:rFonts w:ascii="DejaVu Sans Mono" w:hAnsi="DejaVu Sans Mono"/>
-          <w:sz w:val="17"/>
+          <w:color w:val="1A2B40"/>
+          <w:sz w:val="16"/>
         </w:rPr>
         <w:t>port = smf.logit('survived ~ C(pclass) + C(embarked)', ports).fit(disp=False)</w:t>
       </w:r>
     </w:p>
     <w:p>
       <w:pPr>
-        <w:spacing w:after="0" w:line="240" w:lineRule="auto"/>
+        <w:spacing w:after="0" w:line="259" w:lineRule="auto"/>
+        <w:ind w:left="173" w:right="173"/>
+        <w:shd w:fill="F4F8FC"/>
       </w:pPr>
       <w:r>
         <w:rPr>
           <w:rFonts w:ascii="DejaVu Sans Mono" w:hAnsi="DejaVu Sans Mono"/>
-          <w:sz w:val="17"/>
+          <w:color w:val="1A2B40"/>
+          <w:sz w:val="16"/>
         </w:rPr>
         <w:t>lr_port = 2*(port.llf-base.llf)</w:t>
       </w:r>
     </w:p>
     <w:p>
       <w:pPr>
-        <w:spacing w:after="0" w:line="240" w:lineRule="auto"/>
+        <w:spacing w:after="0" w:line="259" w:lineRule="auto"/>
+        <w:ind w:left="173" w:right="173"/>
+        <w:shd w:fill="F4F8FC"/>
       </w:pPr>
       <w:r>
         <w:rPr>
           <w:rFonts w:ascii="DejaVu Sans Mono" w:hAnsi="DejaVu Sans Mono"/>
-          <w:sz w:val="17"/>
+          <w:color w:val="1A2B40"/>
+          <w:sz w:val="16"/>
         </w:rPr>
         <w:t>main = smf.logit('survived ~ C(sex) + C(pclass)', df).fit(disp=False)</w:t>
       </w:r>
     </w:p>
     <w:p>
       <w:pPr>
-        <w:spacing w:after="0" w:line="240" w:lineRule="auto"/>
+        <w:spacing w:after="0" w:line="259" w:lineRule="auto"/>
+        <w:ind w:left="173" w:right="173"/>
+        <w:shd w:fill="F4F8FC"/>
       </w:pPr>
       <w:r>
         <w:rPr>
           <w:rFonts w:ascii="DejaVu Sans Mono" w:hAnsi="DejaVu Sans Mono"/>
-          <w:sz w:val="17"/>
+          <w:color w:val="1A2B40"/>
+          <w:sz w:val="16"/>
         </w:rPr>
         <w:t>inter = smf.logit('survived ~ C(sex) * C(pclass)', df).fit(disp=False)</w:t>
       </w:r>
     </w:p>
     <w:p>
       <w:pPr>
-        <w:spacing w:after="0" w:line="240" w:lineRule="auto"/>
+        <w:spacing w:after="0" w:line="259" w:lineRule="auto"/>
+        <w:ind w:left="173" w:right="173"/>
+        <w:shd w:fill="F4F8FC"/>
       </w:pPr>
       <w:r>
         <w:rPr>
           <w:rFonts w:ascii="DejaVu Sans Mono" w:hAnsi="DejaVu Sans Mono"/>
-          <w:sz w:val="17"/>
+          <w:color w:val="1A2B40"/>
+          <w:sz w:val="16"/>
         </w:rPr>
         <w:t>lr_inter = 2*(inter.llf-main.llf)</w:t>
       </w:r>
     </w:p>
     <w:p>
       <w:pPr>
-        <w:spacing w:after="0" w:line="240" w:lineRule="auto"/>
+        <w:spacing w:after="0" w:line="259" w:lineRule="auto"/>
+        <w:ind w:left="173" w:right="173"/>
+        <w:shd w:fill="F4F8FC"/>
       </w:pPr>
       <w:r>
         <w:rPr>
           <w:rFonts w:ascii="DejaVu Sans Mono" w:hAnsi="DejaVu Sans Mono"/>
-          <w:sz w:val="17"/>
+          <w:color w:val="1A2B40"/>
+          <w:sz w:val="16"/>
         </w:rPr>
         <w:t># Sensitivity only: single imputation understates age uncertainty.</w:t>
       </w:r>
     </w:p>
     <w:p>
       <w:pPr>
-        <w:spacing w:after="0" w:line="240" w:lineRule="auto"/>
+        <w:spacing w:after="0" w:line="259" w:lineRule="auto"/>
+        <w:ind w:left="173" w:right="173"/>
+        <w:shd w:fill="F4F8FC"/>
       </w:pPr>
       <w:r>
         <w:rPr>
           <w:rFonts w:ascii="DejaVu Sans Mono" w:hAnsi="DejaVu Sans Mono"/>
-          <w:sz w:val="17"/>
+          <w:color w:val="1A2B40"/>
+          <w:sz w:val="16"/>
         </w:rPr>
         <w:t>imputed = df.copy()</w:t>
       </w:r>
     </w:p>
     <w:p>
       <w:pPr>
-        <w:spacing w:after="0" w:line="240" w:lineRule="auto"/>
+        <w:spacing w:after="0" w:line="259" w:lineRule="auto"/>
+        <w:ind w:left="173" w:right="173"/>
+        <w:shd w:fill="F4F8FC"/>
       </w:pPr>
       <w:r>
         <w:rPr>
           <w:rFonts w:ascii="DejaVu Sans Mono" w:hAnsi="DejaVu Sans Mono"/>
-          <w:sz w:val="17"/>
+          <w:color w:val="1A2B40"/>
+          <w:sz w:val="16"/>
         </w:rPr>
         <w:t>imputed.age = imputed.age.fillna(df.groupby(['pclass','sex']).age.transform('median'))</w:t>
       </w:r>
     </w:p>
     <w:p>
       <w:pPr>
-        <w:spacing w:after="0" w:line="240" w:lineRule="auto"/>
+        <w:spacing w:after="0" w:line="259" w:lineRule="auto"/>
+        <w:ind w:left="173" w:right="173"/>
+        <w:shd w:fill="F4F8FC"/>
       </w:pPr>
       <w:r>
         <w:rPr>
           <w:rFonts w:ascii="DejaVu Sans Mono" w:hAnsi="DejaVu Sans Mono"/>
-          <w:sz w:val="17"/>
+          <w:color w:val="1A2B40"/>
+          <w:sz w:val="16"/>
         </w:rPr>
         <w:t>imp_test = stats.ttest_ind(imputed.loc[df.survived==1,'age'],</w:t>
       </w:r>
     </w:p>
     <w:p>
       <w:pPr>
-        <w:spacing w:after="0" w:line="240" w:lineRule="auto"/>
+        <w:spacing w:after="0" w:line="259" w:lineRule="auto"/>
+        <w:ind w:left="173" w:right="173"/>
+        <w:shd w:fill="F4F8FC"/>
       </w:pPr>
       <w:r>
         <w:rPr>
           <w:rFonts w:ascii="DejaVu Sans Mono" w:hAnsi="DejaVu Sans Mono"/>
-          <w:sz w:val="17"/>
+          <w:color w:val="1A2B40"/>
+          <w:sz w:val="16"/>
         </w:rPr>
         <w:t xml:space="preserve">    imputed.loc[df.survived==0,'age'], equal_var=False)</w:t>
       </w:r>
     </w:p>
     <w:p>
       <w:pPr>
-        <w:spacing w:after="0" w:line="240" w:lineRule="auto"/>
+        <w:spacing w:after="0" w:line="259" w:lineRule="auto"/>
+        <w:ind w:left="173" w:right="173"/>
+        <w:shd w:fill="F4F8FC"/>
       </w:pPr>
       <w:r>
         <w:rPr>
           <w:rFonts w:ascii="DejaVu Sans Mono" w:hAnsi="DejaVu Sans Mono"/>
-          <w:sz w:val="17"/>
+          <w:color w:val="1A2B40"/>
+          <w:sz w:val="16"/>
         </w:rPr>
         <w:t>legacy = imputed.drop(columns='deck').copy()</w:t>
       </w:r>
     </w:p>
     <w:p>
       <w:pPr>
-        <w:spacing w:after="0" w:line="240" w:lineRule="auto"/>
+        <w:spacing w:after="0" w:line="259" w:lineRule="auto"/>
+        <w:ind w:left="173" w:right="173"/>
+        <w:shd w:fill="F4F8FC"/>
       </w:pPr>
       <w:r>
         <w:rPr>
           <w:rFonts w:ascii="DejaVu Sans Mono" w:hAnsi="DejaVu Sans Mono"/>
-          <w:sz w:val="17"/>
+          <w:color w:val="1A2B40"/>
+          <w:sz w:val="16"/>
         </w:rPr>
         <w:t>for col in ['embarked', 'embark_town']:</w:t>
       </w:r>
     </w:p>
     <w:p>
       <w:pPr>
-        <w:spacing w:after="0" w:line="240" w:lineRule="auto"/>
+        <w:spacing w:after="0" w:line="259" w:lineRule="auto"/>
+        <w:ind w:left="173" w:right="173"/>
+        <w:shd w:fill="F4F8FC"/>
       </w:pPr>
       <w:r>
         <w:rPr>
           <w:rFonts w:ascii="DejaVu Sans Mono" w:hAnsi="DejaVu Sans Mono"/>
-          <w:sz w:val="17"/>
+          <w:color w:val="1A2B40"/>
+          <w:sz w:val="16"/>
         </w:rPr>
         <w:t xml:space="preserve">    legacy[col] = legacy[col].fillna(legacy[col].mode()[0])</w:t>
       </w:r>
     </w:p>
     <w:p>
       <w:pPr>
-        <w:spacing w:after="0" w:line="240" w:lineRule="auto"/>
+        <w:spacing w:after="0" w:line="259" w:lineRule="auto"/>
+        <w:ind w:left="173" w:right="173"/>
+        <w:shd w:fill="F4F8FC"/>
       </w:pPr>
       <w:r>
         <w:rPr>
           <w:rFonts w:ascii="DejaVu Sans Mono" w:hAnsi="DejaVu Sans Mono"/>
-          <w:sz w:val="17"/>
+          <w:color w:val="1A2B40"/>
+          <w:sz w:val="16"/>
         </w:rPr>
         <w:t>summary = dict(results=results, counts=cts,</w:t>
       </w:r>
     </w:p>
     <w:p>
       <w:pPr>
-        <w:spacing w:after="0" w:line="240" w:lineRule="auto"/>
+        <w:spacing w:after="0" w:line="259" w:lineRule="auto"/>
+        <w:ind w:left="173" w:right="173"/>
+        <w:shd w:fill="F4F8FC"/>
       </w:pPr>
       <w:r>
         <w:rPr>
           <w:rFonts w:ascii="DejaVu Sans Mono" w:hAnsi="DejaVu Sans Mono"/>
-          <w:sz w:val="17"/>
+          <w:color w:val="1A2B40"/>
+          <w:sz w:val="16"/>
         </w:rPr>
         <w:t xml:space="preserve">    age=dict(survivor_n=len(a), other_n=len(b), survivor_mean=a.mean(),</w:t>
       </w:r>
     </w:p>
     <w:p>
       <w:pPr>
-        <w:spacing w:after="0" w:line="240" w:lineRule="auto"/>
+        <w:spacing w:after="0" w:line="259" w:lineRule="auto"/>
+        <w:ind w:left="173" w:right="173"/>
+        <w:shd w:fill="F4F8FC"/>
       </w:pPr>
       <w:r>
         <w:rPr>
           <w:rFonts w:ascii="DejaVu Sans Mono" w:hAnsi="DejaVu Sans Mono"/>
-          <w:sz w:val="17"/>
+          <w:color w:val="1A2B40"/>
+          <w:sz w:val="16"/>
         </w:rPr>
         <w:t xml:space="preserve">    other_mean=b.mean(), survivor_sd=a.std(), other_sd=b.std(),</w:t>
       </w:r>
     </w:p>
     <w:p>
       <w:pPr>
-        <w:spacing w:after="0" w:line="240" w:lineRule="auto"/>
+        <w:spacing w:after="0" w:line="259" w:lineRule="auto"/>
+        <w:ind w:left="173" w:right="173"/>
+        <w:shd w:fill="F4F8FC"/>
       </w:pPr>
       <w:r>
         <w:rPr>
           <w:rFonts w:ascii="DejaVu Sans Mono" w:hAnsi="DejaVu Sans Mono"/>
-          <w:sz w:val="17"/>
+          <w:color w:val="1A2B40"/>
+          <w:sz w:val="16"/>
         </w:rPr>
         <w:t xml:space="preserve">    difference=a.mean()-b.mean(), ci=[ci.low,ci.high], hedges_g=g),</w:t>
       </w:r>
     </w:p>
     <w:p>
       <w:pPr>
-        <w:spacing w:after="0" w:line="240" w:lineRule="auto"/>
+        <w:spacing w:after="0" w:line="259" w:lineRule="auto"/>
+        <w:ind w:left="173" w:right="173"/>
+        <w:shd w:fill="F4F8FC"/>
       </w:pPr>
       <w:r>
         <w:rPr>
           <w:rFonts w:ascii="DejaVu Sans Mono" w:hAnsi="DejaVu Sans Mono"/>
-          <w:sz w:val="17"/>
+          <w:color w:val="1A2B40"/>
+          <w:sz w:val="16"/>
         </w:rPr>
         <w:t xml:space="preserve">    duplicates=int(pd.read_csv(path).duplicated().sum()),</w:t>
       </w:r>
     </w:p>
     <w:p>
       <w:pPr>
-        <w:spacing w:after="0" w:line="240" w:lineRule="auto"/>
+        <w:spacing w:after="0" w:line="259" w:lineRule="auto"/>
+        <w:ind w:left="173" w:right="173"/>
+        <w:shd w:fill="F4F8FC"/>
       </w:pPr>
       <w:r>
         <w:rPr>
           <w:rFonts w:ascii="DejaVu Sans Mono" w:hAnsi="DejaVu Sans Mono"/>
-          <w:sz w:val="17"/>
+          <w:color w:val="1A2B40"/>
+          <w:sz w:val="16"/>
         </w:rPr>
         <w:t xml:space="preserve">    legacy_removed=int(legacy.duplicated().sum()),</w:t>
       </w:r>
     </w:p>
     <w:p>
       <w:pPr>
-        <w:spacing w:after="0" w:line="240" w:lineRule="auto"/>
+        <w:spacing w:after="0" w:line="259" w:lineRule="auto"/>
+        <w:ind w:left="173" w:right="173"/>
+        <w:shd w:fill="F4F8FC"/>
       </w:pPr>
       <w:r>
         <w:rPr>
           <w:rFonts w:ascii="DejaVu Sans Mono" w:hAnsi="DejaVu Sans Mono"/>
-          <w:sz w:val="17"/>
+          <w:color w:val="1A2B40"/>
+          <w:sz w:val="16"/>
         </w:rPr>
         <w:t xml:space="preserve">    imputed_age_p=imp_test.pvalue,</w:t>
       </w:r>
     </w:p>
     <w:p>
       <w:pPr>
-        <w:spacing w:after="0" w:line="240" w:lineRule="auto"/>
+        <w:spacing w:after="0" w:line="259" w:lineRule="auto"/>
+        <w:ind w:left="173" w:right="173"/>
+        <w:shd w:fill="F4F8FC"/>
       </w:pPr>
       <w:r>
         <w:rPr>
           <w:rFonts w:ascii="DejaVu Sans Mono" w:hAnsi="DejaVu Sans Mono"/>
-          <w:sz w:val="17"/>
+          <w:color w:val="1A2B40"/>
+          <w:sz w:val="16"/>
         </w:rPr>
         <w:t xml:space="preserve">    port=dict(lr=lr_port,df=2,p=stats.chi2.sf(lr_port,2)),</w:t>
       </w:r>
     </w:p>
     <w:p>
       <w:pPr>
-        <w:spacing w:after="0" w:line="240" w:lineRule="auto"/>
+        <w:spacing w:after="0" w:line="259" w:lineRule="auto"/>
+        <w:ind w:left="173" w:right="173"/>
+        <w:shd w:fill="F4F8FC"/>
       </w:pPr>
       <w:r>
         <w:rPr>
           <w:rFonts w:ascii="DejaVu Sans Mono" w:hAnsi="DejaVu Sans Mono"/>
-          <w:sz w:val="17"/>
+          <w:color w:val="1A2B40"/>
+          <w:sz w:val="16"/>
         </w:rPr>
         <w:t xml:space="preserve">    interaction=dict(lr=lr_inter,df=2,p=stats.chi2.sf(lr_inter,2)),</w:t>
       </w:r>
     </w:p>
     <w:p>
       <w:pPr>
-        <w:spacing w:after="0" w:line="240" w:lineRule="auto"/>
+        <w:spacing w:after="0" w:line="259" w:lineRule="auto"/>
+        <w:ind w:left="173" w:right="173"/>
+        <w:shd w:fill="F4F8FC"/>
       </w:pPr>
       <w:r>
         <w:rPr>
           <w:rFonts w:ascii="DejaVu Sans Mono" w:hAnsi="DejaVu Sans Mono"/>
-          <w:sz w:val="17"/>
+          <w:color w:val="1A2B40"/>
+          <w:sz w:val="16"/>
         </w:rPr>
         <w:t xml:space="preserve">    sha256=hashlib.sha256(path.read_bytes()).hexdigest(),</w:t>
       </w:r>
     </w:p>
     <w:p>
       <w:pPr>
-        <w:spacing w:after="0" w:line="240" w:lineRule="auto"/>
+        <w:spacing w:after="0" w:line="259" w:lineRule="auto"/>
+        <w:ind w:left="173" w:right="173"/>
+        <w:shd w:fill="F4F8FC"/>
       </w:pPr>
       <w:r>
         <w:rPr>
           <w:rFonts w:ascii="DejaVu Sans Mono" w:hAnsi="DejaVu Sans Mono"/>
-          <w:sz w:val="17"/>
+          <w:color w:val="1A2B40"/>
+          <w:sz w:val="16"/>
         </w:rPr>
         <w:t xml:space="preserve">    versions=dict(python=sys.version.split()[0], numpy=np.__version__,</w:t>
       </w:r>
     </w:p>
     <w:p>
       <w:pPr>
-        <w:spacing w:after="0" w:line="240" w:lineRule="auto"/>
+        <w:spacing w:after="0" w:line="259" w:lineRule="auto"/>
+        <w:ind w:left="173" w:right="173"/>
+        <w:shd w:fill="F4F8FC"/>
       </w:pPr>
       <w:r>
         <w:rPr>
           <w:rFonts w:ascii="DejaVu Sans Mono" w:hAnsi="DejaVu Sans Mono"/>
-          <w:sz w:val="17"/>
+          <w:color w:val="1A2B40"/>
+          <w:sz w:val="16"/>
         </w:rPr>
         <w:t xml:space="preserve">    pandas=pd.__version__,scipy=scipy.__version__,</w:t>
       </w:r>
     </w:p>
     <w:p>
       <w:pPr>
-        <w:spacing w:after="0" w:line="240" w:lineRule="auto"/>
+        <w:spacing w:after="0" w:line="259" w:lineRule="auto"/>
+        <w:ind w:left="173" w:right="173"/>
+        <w:shd w:fill="F4F8FC"/>
       </w:pPr>
       <w:r>
         <w:rPr>
           <w:rFonts w:ascii="DejaVu Sans Mono" w:hAnsi="DejaVu Sans Mono"/>
-          <w:sz w:val="17"/>
+          <w:color w:val="1A2B40"/>
+          <w:sz w:val="16"/>
         </w:rPr>
         <w:t xml:space="preserve">    statsmodels=statsmodels.__version__,matplotlib=matplotlib.__version__))</w:t>
       </w:r>
     </w:p>
     <w:p>
       <w:pPr>
-        <w:spacing w:after="0" w:line="240" w:lineRule="auto"/>
+        <w:spacing w:after="0" w:line="259" w:lineRule="auto"/>
+        <w:ind w:left="173" w:right="173"/>
+        <w:shd w:fill="F4F8FC"/>
       </w:pPr>
       <w:r>
         <w:rPr>
           <w:rFonts w:ascii="DejaVu Sans Mono" w:hAnsi="DejaVu Sans Mono"/>
-          <w:sz w:val="17"/>
+          <w:color w:val="1A2B40"/>
+          <w:sz w:val="16"/>
         </w:rPr>
         <w:t>(root/'results.json').write_text(json.dumps(summary,indent=2))</w:t>
       </w:r>
     </w:p>
     <w:p>
       <w:pPr>
-        <w:spacing w:after="0" w:line="240" w:lineRule="auto"/>
+        <w:spacing w:after="0" w:line="259" w:lineRule="auto"/>
+        <w:ind w:left="173" w:right="173"/>
+        <w:shd w:fill="F4F8FC"/>
       </w:pPr>
       <w:r>
         <w:rPr>
           <w:rFonts w:ascii="DejaVu Sans Mono" w:hAnsi="DejaVu Sans Mono"/>
-          <w:sz w:val="17"/>
+          <w:color w:val="1A2B40"/>
+          <w:sz w:val="16"/>
         </w:rPr>
         <w:t>print(json.dumps(summary,indent=2))</w:t>
       </w:r>
     </w:p>
     <w:p>
       <w:pPr>
-        <w:spacing w:after="0" w:line="240" w:lineRule="auto"/>
+        <w:spacing w:after="0" w:line="259" w:lineRule="auto"/>
+        <w:ind w:left="173" w:right="173"/>
+        <w:shd w:fill="F4F8FC"/>
       </w:pPr>
       <w:r>
         <w:rPr>
           <w:rFonts w:ascii="DejaVu Sans Mono" w:hAnsi="DejaVu Sans Mono"/>
-          <w:sz w:val="17"/>
+          <w:color w:val="1A2B40"/>
+          <w:sz w:val="16"/>
         </w:rPr>
         <w:t xml:space="preserve"> </w:t>
       </w:r>
     </w:p>
     <w:p>
       <w:pPr>
-        <w:spacing w:after="0" w:line="240" w:lineRule="auto"/>
+        <w:spacing w:after="0" w:line="259" w:lineRule="auto"/>
+        <w:ind w:left="173" w:right="173"/>
+        <w:shd w:fill="F4F8FC"/>
       </w:pPr>
       <w:r>
         <w:rPr>
           <w:rFonts w:ascii="DejaVu Sans Mono" w:hAnsi="DejaVu Sans Mono"/>
-          <w:sz w:val="17"/>
+          <w:color w:val="1A2B40"/>
+          <w:sz w:val="16"/>
         </w:rPr>
         <w:t># Wilson intervals describe uncertainty in each group rate.</w:t>
       </w:r>
     </w:p>
     <w:p>
       <w:pPr>
-        <w:spacing w:after="0" w:line="240" w:lineRule="auto"/>
+        <w:spacing w:after="0" w:line="259" w:lineRule="auto"/>
+        <w:ind w:left="173" w:right="173"/>
+        <w:shd w:fill="F4F8FC"/>
       </w:pPr>
       <w:r>
         <w:rPr>
           <w:rFonts w:ascii="DejaVu Sans Mono" w:hAnsi="DejaVu Sans Mono"/>
-          <w:sz w:val="17"/>
+          <w:color w:val="1A2B40"/>
+          <w:sz w:val="16"/>
         </w:rPr>
         <w:t>plt.rcParams.update({'font.size':11, 'axes.spines.top':False,</w:t>
       </w:r>
     </w:p>
     <w:p>
       <w:pPr>
-        <w:spacing w:after="0" w:line="240" w:lineRule="auto"/>
+        <w:spacing w:after="0" w:line="259" w:lineRule="auto"/>
+        <w:ind w:left="173" w:right="173"/>
+        <w:shd w:fill="F4F8FC"/>
       </w:pPr>
       <w:r>
         <w:rPr>
           <w:rFonts w:ascii="DejaVu Sans Mono" w:hAnsi="DejaVu Sans Mono"/>
-          <w:sz w:val="17"/>
+          <w:color w:val="1A2B40"/>
+          <w:sz w:val="16"/>
         </w:rPr>
         <w:t xml:space="preserve">    'axes.spines.right':False, 'figure.dpi':160})</w:t>
       </w:r>
     </w:p>
     <w:p>
+      <w:pPr>
+        <w:pStyle w:val="Heading1"/>
+        <w:pageBreakBefore/>
+      </w:pPr>
       <w:r>
-        <w:br w:type="page"/>
-      </w:r>
-    </w:p>
-    <w:p>
-      <w:pPr>
-        <w:pStyle w:val="Heading1"/>
-      </w:pPr>
-      <w:r>
+        <w:rPr>
+          <w:rFonts w:ascii="CMU Serif" w:hAnsi="CMU Serif"/>
+          <w:color w:val="0A1628"/>
+        </w:rPr>
         <w:t>Appendix Python analysis 3</w:t>
       </w:r>
     </w:p>
@@ -5341,504 +6468,630 @@
     </w:p>
     <w:p>
       <w:pPr>
-        <w:spacing w:after="0" w:line="240" w:lineRule="auto"/>
+        <w:spacing w:after="0" w:line="259" w:lineRule="auto"/>
+        <w:ind w:left="173" w:right="173"/>
+        <w:shd w:fill="F4F8FC"/>
       </w:pPr>
       <w:r>
         <w:rPr>
           <w:rFonts w:ascii="DejaVu Sans Mono" w:hAnsi="DejaVu Sans Mono"/>
-          <w:sz w:val="17"/>
+          <w:color w:val="1A2B40"/>
+          <w:sz w:val="16"/>
         </w:rPr>
         <w:t>def rate_plot(ax, data, col, title):</w:t>
       </w:r>
     </w:p>
     <w:p>
       <w:pPr>
-        <w:spacing w:after="0" w:line="240" w:lineRule="auto"/>
+        <w:spacing w:after="0" w:line="259" w:lineRule="auto"/>
+        <w:ind w:left="173" w:right="173"/>
+        <w:shd w:fill="F4F8FC"/>
       </w:pPr>
       <w:r>
         <w:rPr>
           <w:rFonts w:ascii="DejaVu Sans Mono" w:hAnsi="DejaVu Sans Mono"/>
-          <w:sz w:val="17"/>
+          <w:color w:val="1A2B40"/>
+          <w:sz w:val="16"/>
         </w:rPr>
         <w:t xml:space="preserve">    grp = data.groupby(col, observed=True).survived.agg(['sum','count'])</w:t>
       </w:r>
     </w:p>
     <w:p>
       <w:pPr>
-        <w:spacing w:after="0" w:line="240" w:lineRule="auto"/>
+        <w:spacing w:after="0" w:line="259" w:lineRule="auto"/>
+        <w:ind w:left="173" w:right="173"/>
+        <w:shd w:fill="F4F8FC"/>
       </w:pPr>
       <w:r>
         <w:rPr>
           <w:rFonts w:ascii="DejaVu Sans Mono" w:hAnsi="DejaVu Sans Mono"/>
-          <w:sz w:val="17"/>
+          <w:color w:val="1A2B40"/>
+          <w:sz w:val="16"/>
         </w:rPr>
         <w:t xml:space="preserve">    rate = grp['sum']/grp['count']</w:t>
       </w:r>
     </w:p>
     <w:p>
       <w:pPr>
-        <w:spacing w:after="0" w:line="240" w:lineRule="auto"/>
+        <w:spacing w:after="0" w:line="259" w:lineRule="auto"/>
+        <w:ind w:left="173" w:right="173"/>
+        <w:shd w:fill="F4F8FC"/>
       </w:pPr>
       <w:r>
         <w:rPr>
           <w:rFonts w:ascii="DejaVu Sans Mono" w:hAnsi="DejaVu Sans Mono"/>
-          <w:sz w:val="17"/>
+          <w:color w:val="1A2B40"/>
+          <w:sz w:val="16"/>
         </w:rPr>
         <w:t xml:space="preserve">    lo, hi = proportion_confint(grp['sum'],grp['count'],method='wilson')</w:t>
       </w:r>
     </w:p>
     <w:p>
       <w:pPr>
-        <w:spacing w:after="0" w:line="240" w:lineRule="auto"/>
+        <w:spacing w:after="0" w:line="259" w:lineRule="auto"/>
+        <w:ind w:left="173" w:right="173"/>
+        <w:shd w:fill="F4F8FC"/>
       </w:pPr>
       <w:r>
         <w:rPr>
           <w:rFonts w:ascii="DejaVu Sans Mono" w:hAnsi="DejaVu Sans Mono"/>
-          <w:sz w:val="17"/>
+          <w:color w:val="1A2B40"/>
+          <w:sz w:val="16"/>
         </w:rPr>
         <w:t xml:space="preserve">    ax.bar(range(len(grp)),rate*100,color='#35668B',width=.62)</w:t>
       </w:r>
     </w:p>
     <w:p>
       <w:pPr>
-        <w:spacing w:after="0" w:line="240" w:lineRule="auto"/>
+        <w:spacing w:after="0" w:line="259" w:lineRule="auto"/>
+        <w:ind w:left="173" w:right="173"/>
+        <w:shd w:fill="F4F8FC"/>
       </w:pPr>
       <w:r>
         <w:rPr>
           <w:rFonts w:ascii="DejaVu Sans Mono" w:hAnsi="DejaVu Sans Mono"/>
-          <w:sz w:val="17"/>
+          <w:color w:val="1A2B40"/>
+          <w:sz w:val="16"/>
         </w:rPr>
         <w:t xml:space="preserve">    ax.errorbar(range(len(grp)),rate*100,</w:t>
       </w:r>
     </w:p>
     <w:p>
       <w:pPr>
-        <w:spacing w:after="0" w:line="240" w:lineRule="auto"/>
+        <w:spacing w:after="0" w:line="259" w:lineRule="auto"/>
+        <w:ind w:left="173" w:right="173"/>
+        <w:shd w:fill="F4F8FC"/>
       </w:pPr>
       <w:r>
         <w:rPr>
           <w:rFonts w:ascii="DejaVu Sans Mono" w:hAnsi="DejaVu Sans Mono"/>
-          <w:sz w:val="17"/>
+          <w:color w:val="1A2B40"/>
+          <w:sz w:val="16"/>
         </w:rPr>
         <w:t xml:space="preserve">        yerr=np.array([rate-lo,hi-rate])*100,fmt='none',color='black',capsize=4)</w:t>
       </w:r>
     </w:p>
     <w:p>
       <w:pPr>
-        <w:spacing w:after="0" w:line="240" w:lineRule="auto"/>
+        <w:spacing w:after="0" w:line="259" w:lineRule="auto"/>
+        <w:ind w:left="173" w:right="173"/>
+        <w:shd w:fill="F4F8FC"/>
       </w:pPr>
       <w:r>
         <w:rPr>
           <w:rFonts w:ascii="DejaVu Sans Mono" w:hAnsi="DejaVu Sans Mono"/>
-          <w:sz w:val="17"/>
+          <w:color w:val="1A2B40"/>
+          <w:sz w:val="16"/>
         </w:rPr>
         <w:t xml:space="preserve">    ax.set_xticks(range(len(grp)),grp.index.astype(str))</w:t>
       </w:r>
     </w:p>
     <w:p>
       <w:pPr>
-        <w:spacing w:after="0" w:line="240" w:lineRule="auto"/>
+        <w:spacing w:after="0" w:line="259" w:lineRule="auto"/>
+        <w:ind w:left="173" w:right="173"/>
+        <w:shd w:fill="F4F8FC"/>
       </w:pPr>
       <w:r>
         <w:rPr>
           <w:rFonts w:ascii="DejaVu Sans Mono" w:hAnsi="DejaVu Sans Mono"/>
-          <w:sz w:val="17"/>
+          <w:color w:val="1A2B40"/>
+          <w:sz w:val="16"/>
         </w:rPr>
         <w:t xml:space="preserve">    ax.set_ylim(0,100); ax.set_ylabel('Survived (%)'); ax.set_title(title)</w:t>
       </w:r>
     </w:p>
     <w:p>
       <w:pPr>
-        <w:spacing w:after="0" w:line="240" w:lineRule="auto"/>
+        <w:spacing w:after="0" w:line="259" w:lineRule="auto"/>
+        <w:ind w:left="173" w:right="173"/>
+        <w:shd w:fill="F4F8FC"/>
       </w:pPr>
       <w:r>
         <w:rPr>
           <w:rFonts w:ascii="DejaVu Sans Mono" w:hAnsi="DejaVu Sans Mono"/>
-          <w:sz w:val="17"/>
+          <w:color w:val="1A2B40"/>
+          <w:sz w:val="16"/>
         </w:rPr>
         <w:t xml:space="preserve">    for i, (s,n) in enumerate(grp.to_numpy()):</w:t>
       </w:r>
     </w:p>
     <w:p>
       <w:pPr>
-        <w:spacing w:after="0" w:line="240" w:lineRule="auto"/>
+        <w:spacing w:after="0" w:line="259" w:lineRule="auto"/>
+        <w:ind w:left="173" w:right="173"/>
+        <w:shd w:fill="F4F8FC"/>
       </w:pPr>
       <w:r>
         <w:rPr>
           <w:rFonts w:ascii="DejaVu Sans Mono" w:hAnsi="DejaVu Sans Mono"/>
-          <w:sz w:val="17"/>
+          <w:color w:val="1A2B40"/>
+          <w:sz w:val="16"/>
         </w:rPr>
         <w:t xml:space="preserve">        ax.text(i,hi.iloc[i]*100+3,f'{100*s/n:.1f}%\n{s}/{n}',ha='center',fontsize=10)</w:t>
       </w:r>
     </w:p>
     <w:p>
       <w:pPr>
-        <w:spacing w:after="0" w:line="240" w:lineRule="auto"/>
+        <w:spacing w:after="0" w:line="259" w:lineRule="auto"/>
+        <w:ind w:left="173" w:right="173"/>
+        <w:shd w:fill="F4F8FC"/>
       </w:pPr>
       <w:r>
         <w:rPr>
           <w:rFonts w:ascii="DejaVu Sans Mono" w:hAnsi="DejaVu Sans Mono"/>
-          <w:sz w:val="17"/>
+          <w:color w:val="1A2B40"/>
+          <w:sz w:val="16"/>
         </w:rPr>
         <w:t xml:space="preserve">    ax.grid(axis='y',alpha=.2); ax.set_axisbelow(True)</w:t>
       </w:r>
     </w:p>
     <w:p>
       <w:pPr>
-        <w:spacing w:after="0" w:line="240" w:lineRule="auto"/>
+        <w:spacing w:after="0" w:line="259" w:lineRule="auto"/>
+        <w:ind w:left="173" w:right="173"/>
+        <w:shd w:fill="F4F8FC"/>
       </w:pPr>
       <w:r>
         <w:rPr>
           <w:rFonts w:ascii="DejaVu Sans Mono" w:hAnsi="DejaVu Sans Mono"/>
-          <w:sz w:val="17"/>
+          <w:color w:val="1A2B40"/>
+          <w:sz w:val="16"/>
         </w:rPr>
         <w:t>fig,axs=plt.subplots(1,2,figsize=(10,4.1))</w:t>
       </w:r>
     </w:p>
     <w:p>
       <w:pPr>
-        <w:spacing w:after="0" w:line="240" w:lineRule="auto"/>
+        <w:spacing w:after="0" w:line="259" w:lineRule="auto"/>
+        <w:ind w:left="173" w:right="173"/>
+        <w:shd w:fill="F4F8FC"/>
       </w:pPr>
       <w:r>
         <w:rPr>
           <w:rFonts w:ascii="DejaVu Sans Mono" w:hAnsi="DejaVu Sans Mono"/>
-          <w:sz w:val="17"/>
+          <w:color w:val="1A2B40"/>
+          <w:sz w:val="16"/>
         </w:rPr>
         <w:t>rate_plot(axs[0],df,'sex','Survival by recorded sex')</w:t>
       </w:r>
     </w:p>
     <w:p>
       <w:pPr>
-        <w:spacing w:after="0" w:line="240" w:lineRule="auto"/>
+        <w:spacing w:after="0" w:line="259" w:lineRule="auto"/>
+        <w:ind w:left="173" w:right="173"/>
+        <w:shd w:fill="F4F8FC"/>
       </w:pPr>
       <w:r>
         <w:rPr>
           <w:rFonts w:ascii="DejaVu Sans Mono" w:hAnsi="DejaVu Sans Mono"/>
-          <w:sz w:val="17"/>
+          <w:color w:val="1A2B40"/>
+          <w:sz w:val="16"/>
         </w:rPr>
         <w:t>rate_plot(axs[1],df,'pclass','Survival by passenger class')</w:t>
       </w:r>
     </w:p>
     <w:p>
       <w:pPr>
-        <w:spacing w:after="0" w:line="240" w:lineRule="auto"/>
+        <w:spacing w:after="0" w:line="259" w:lineRule="auto"/>
+        <w:ind w:left="173" w:right="173"/>
+        <w:shd w:fill="F4F8FC"/>
       </w:pPr>
       <w:r>
         <w:rPr>
           <w:rFonts w:ascii="DejaVu Sans Mono" w:hAnsi="DejaVu Sans Mono"/>
-          <w:sz w:val="17"/>
+          <w:color w:val="1A2B40"/>
+          <w:sz w:val="16"/>
         </w:rPr>
         <w:t>fig.tight_layout();fig.savefig(root/'rates.png');plt.close(fig)</w:t>
       </w:r>
     </w:p>
     <w:p>
       <w:pPr>
-        <w:spacing w:after="0" w:line="240" w:lineRule="auto"/>
+        <w:spacing w:after="0" w:line="259" w:lineRule="auto"/>
+        <w:ind w:left="173" w:right="173"/>
+        <w:shd w:fill="F4F8FC"/>
       </w:pPr>
       <w:r>
         <w:rPr>
           <w:rFonts w:ascii="DejaVu Sans Mono" w:hAnsi="DejaVu Sans Mono"/>
-          <w:sz w:val="17"/>
+          <w:color w:val="1A2B40"/>
+          <w:sz w:val="16"/>
         </w:rPr>
         <w:t>fig,axs=plt.subplots(1,2,figsize=(10,4.1))</w:t>
       </w:r>
     </w:p>
     <w:p>
       <w:pPr>
-        <w:spacing w:after="0" w:line="240" w:lineRule="auto"/>
+        <w:spacing w:after="0" w:line="259" w:lineRule="auto"/>
+        <w:ind w:left="173" w:right="173"/>
+        <w:shd w:fill="F4F8FC"/>
       </w:pPr>
       <w:r>
         <w:rPr>
           <w:rFonts w:ascii="DejaVu Sans Mono" w:hAnsi="DejaVu Sans Mono"/>
-          <w:sz w:val="17"/>
+          <w:color w:val="1A2B40"/>
+          <w:sz w:val="16"/>
         </w:rPr>
         <w:t>axs[0].hist([b,a],bins=np.arange(0,86,5),label=['Did not survive','Survived'],</w:t>
       </w:r>
     </w:p>
     <w:p>
       <w:pPr>
-        <w:spacing w:after="0" w:line="240" w:lineRule="auto"/>
+        <w:spacing w:after="0" w:line="259" w:lineRule="auto"/>
+        <w:ind w:left="173" w:right="173"/>
+        <w:shd w:fill="F4F8FC"/>
       </w:pPr>
       <w:r>
         <w:rPr>
           <w:rFonts w:ascii="DejaVu Sans Mono" w:hAnsi="DejaVu Sans Mono"/>
-          <w:sz w:val="17"/>
+          <w:color w:val="1A2B40"/>
+          <w:sz w:val="16"/>
         </w:rPr>
         <w:t xml:space="preserve">    color=['#B34A45','#28855D'],density=True)</w:t>
       </w:r>
     </w:p>
     <w:p>
       <w:pPr>
-        <w:spacing w:after="0" w:line="240" w:lineRule="auto"/>
+        <w:spacing w:after="0" w:line="259" w:lineRule="auto"/>
+        <w:ind w:left="173" w:right="173"/>
+        <w:shd w:fill="F4F8FC"/>
       </w:pPr>
       <w:r>
         <w:rPr>
           <w:rFonts w:ascii="DejaVu Sans Mono" w:hAnsi="DejaVu Sans Mono"/>
-          <w:sz w:val="17"/>
+          <w:color w:val="1A2B40"/>
+          <w:sz w:val="16"/>
         </w:rPr>
         <w:t>axs[0].set(xlabel='Recorded age in years',ylabel='Density',title='Age distributions overlap')</w:t>
       </w:r>
     </w:p>
     <w:p>
       <w:pPr>
-        <w:spacing w:after="0" w:line="240" w:lineRule="auto"/>
+        <w:spacing w:after="0" w:line="259" w:lineRule="auto"/>
+        <w:ind w:left="173" w:right="173"/>
+        <w:shd w:fill="F4F8FC"/>
       </w:pPr>
       <w:r>
         <w:rPr>
           <w:rFonts w:ascii="DejaVu Sans Mono" w:hAnsi="DejaVu Sans Mono"/>
-          <w:sz w:val="17"/>
+          <w:color w:val="1A2B40"/>
+          <w:sz w:val="16"/>
         </w:rPr>
         <w:t>axs[0].legend(fontsize=9)</w:t>
       </w:r>
     </w:p>
     <w:p>
       <w:pPr>
-        <w:spacing w:after="0" w:line="240" w:lineRule="auto"/>
+        <w:spacing w:after="0" w:line="259" w:lineRule="auto"/>
+        <w:ind w:left="173" w:right="173"/>
+        <w:shd w:fill="F4F8FC"/>
       </w:pPr>
       <w:r>
         <w:rPr>
           <w:rFonts w:ascii="DejaVu Sans Mono" w:hAnsi="DejaVu Sans Mono"/>
-          <w:sz w:val="17"/>
+          <w:color w:val="1A2B40"/>
+          <w:sz w:val="16"/>
         </w:rPr>
         <w:t>axs[1].errorbar([a.mean()-b.mean()],[0],xerr=[[a.mean()-b.mean()-ci.low],</w:t>
       </w:r>
     </w:p>
     <w:p>
       <w:pPr>
-        <w:spacing w:after="0" w:line="240" w:lineRule="auto"/>
+        <w:spacing w:after="0" w:line="259" w:lineRule="auto"/>
+        <w:ind w:left="173" w:right="173"/>
+        <w:shd w:fill="F4F8FC"/>
       </w:pPr>
       <w:r>
         <w:rPr>
           <w:rFonts w:ascii="DejaVu Sans Mono" w:hAnsi="DejaVu Sans Mono"/>
-          <w:sz w:val="17"/>
+          <w:color w:val="1A2B40"/>
+          <w:sz w:val="16"/>
         </w:rPr>
         <w:t xml:space="preserve">    [ci.high-(a.mean()-b.mean())]],fmt='o',capsize=6,color='#35668B')</w:t>
       </w:r>
     </w:p>
     <w:p>
       <w:pPr>
-        <w:spacing w:after="0" w:line="240" w:lineRule="auto"/>
+        <w:spacing w:after="0" w:line="259" w:lineRule="auto"/>
+        <w:ind w:left="173" w:right="173"/>
+        <w:shd w:fill="F4F8FC"/>
       </w:pPr>
       <w:r>
         <w:rPr>
           <w:rFonts w:ascii="DejaVu Sans Mono" w:hAnsi="DejaVu Sans Mono"/>
-          <w:sz w:val="17"/>
+          <w:color w:val="1A2B40"/>
+          <w:sz w:val="16"/>
         </w:rPr>
         <w:t>axs[1].axvline(0,color='gray',linestyle='--')</w:t>
       </w:r>
     </w:p>
     <w:p>
       <w:pPr>
-        <w:spacing w:after="0" w:line="240" w:lineRule="auto"/>
+        <w:spacing w:after="0" w:line="259" w:lineRule="auto"/>
+        <w:ind w:left="173" w:right="173"/>
+        <w:shd w:fill="F4F8FC"/>
       </w:pPr>
       <w:r>
         <w:rPr>
           <w:rFonts w:ascii="DejaVu Sans Mono" w:hAnsi="DejaVu Sans Mono"/>
-          <w:sz w:val="17"/>
+          <w:color w:val="1A2B40"/>
+          <w:sz w:val="16"/>
         </w:rPr>
         <w:t>axs[1].set(yticks=[],xlabel='Survivor minus non survivor mean age',</w:t>
       </w:r>
     </w:p>
     <w:p>
       <w:pPr>
-        <w:spacing w:after="0" w:line="240" w:lineRule="auto"/>
+        <w:spacing w:after="0" w:line="259" w:lineRule="auto"/>
+        <w:ind w:left="173" w:right="173"/>
+        <w:shd w:fill="F4F8FC"/>
       </w:pPr>
       <w:r>
         <w:rPr>
           <w:rFonts w:ascii="DejaVu Sans Mono" w:hAnsi="DejaVu Sans Mono"/>
-          <w:sz w:val="17"/>
+          <w:color w:val="1A2B40"/>
+          <w:sz w:val="16"/>
         </w:rPr>
         <w:t xml:space="preserve">    title='Mean difference and 95% Welch interval',xlim=(-5,1))</w:t>
       </w:r>
     </w:p>
     <w:p>
       <w:pPr>
-        <w:spacing w:after="0" w:line="240" w:lineRule="auto"/>
+        <w:spacing w:after="0" w:line="259" w:lineRule="auto"/>
+        <w:ind w:left="173" w:right="173"/>
+        <w:shd w:fill="F4F8FC"/>
       </w:pPr>
       <w:r>
         <w:rPr>
           <w:rFonts w:ascii="DejaVu Sans Mono" w:hAnsi="DejaVu Sans Mono"/>
-          <w:sz w:val="17"/>
+          <w:color w:val="1A2B40"/>
+          <w:sz w:val="16"/>
         </w:rPr>
         <w:t>fig.tight_layout();fig.savefig(root/'age.png');plt.close(fig)</w:t>
       </w:r>
     </w:p>
     <w:p>
       <w:pPr>
-        <w:spacing w:after="0" w:line="240" w:lineRule="auto"/>
+        <w:spacing w:after="0" w:line="259" w:lineRule="auto"/>
+        <w:ind w:left="173" w:right="173"/>
+        <w:shd w:fill="F4F8FC"/>
       </w:pPr>
       <w:r>
         <w:rPr>
           <w:rFonts w:ascii="DejaVu Sans Mono" w:hAnsi="DejaVu Sans Mono"/>
-          <w:sz w:val="17"/>
+          <w:color w:val="1A2B40"/>
+          <w:sz w:val="16"/>
         </w:rPr>
         <w:t>fig,axs=plt.subplots(1,2,figsize=(10,4.1))</w:t>
       </w:r>
     </w:p>
     <w:p>
       <w:pPr>
-        <w:spacing w:after="0" w:line="240" w:lineRule="auto"/>
+        <w:spacing w:after="0" w:line="259" w:lineRule="auto"/>
+        <w:ind w:left="173" w:right="173"/>
+        <w:shd w:fill="F4F8FC"/>
       </w:pPr>
       <w:r>
         <w:rPr>
           <w:rFonts w:ascii="DejaVu Sans Mono" w:hAnsi="DejaVu Sans Mono"/>
-          <w:sz w:val="17"/>
+          <w:color w:val="1A2B40"/>
+          <w:sz w:val="16"/>
         </w:rPr>
         <w:t>rate_plot(axs[0],known,'child','Recorded ages only')</w:t>
       </w:r>
     </w:p>
     <w:p>
       <w:pPr>
-        <w:spacing w:after="0" w:line="240" w:lineRule="auto"/>
+        <w:spacing w:after="0" w:line="259" w:lineRule="auto"/>
+        <w:ind w:left="173" w:right="173"/>
+        <w:shd w:fill="F4F8FC"/>
       </w:pPr>
       <w:r>
         <w:rPr>
           <w:rFonts w:ascii="DejaVu Sans Mono" w:hAnsi="DejaVu Sans Mono"/>
-          <w:sz w:val="17"/>
+          <w:color w:val="1A2B40"/>
+          <w:sz w:val="16"/>
         </w:rPr>
         <w:t>rate_plot(axs[1],df,'family_group','Family size groups')</w:t>
       </w:r>
     </w:p>
     <w:p>
       <w:pPr>
-        <w:spacing w:after="0" w:line="240" w:lineRule="auto"/>
+        <w:spacing w:after="0" w:line="259" w:lineRule="auto"/>
+        <w:ind w:left="173" w:right="173"/>
+        <w:shd w:fill="F4F8FC"/>
       </w:pPr>
       <w:r>
         <w:rPr>
           <w:rFonts w:ascii="DejaVu Sans Mono" w:hAnsi="DejaVu Sans Mono"/>
-          <w:sz w:val="17"/>
+          <w:color w:val="1A2B40"/>
+          <w:sz w:val="16"/>
         </w:rPr>
         <w:t>axs[1].tick_params(axis='x',labelsize=9)</w:t>
       </w:r>
     </w:p>
     <w:p>
       <w:pPr>
-        <w:spacing w:after="0" w:line="240" w:lineRule="auto"/>
+        <w:spacing w:after="0" w:line="259" w:lineRule="auto"/>
+        <w:ind w:left="173" w:right="173"/>
+        <w:shd w:fill="F4F8FC"/>
       </w:pPr>
       <w:r>
         <w:rPr>
           <w:rFonts w:ascii="DejaVu Sans Mono" w:hAnsi="DejaVu Sans Mono"/>
-          <w:sz w:val="17"/>
+          <w:color w:val="1A2B40"/>
+          <w:sz w:val="16"/>
         </w:rPr>
         <w:t>fig.tight_layout();fig.savefig(root/'groups.png');plt.close(fig)</w:t>
       </w:r>
     </w:p>
     <w:p>
       <w:pPr>
-        <w:spacing w:after="0" w:line="240" w:lineRule="auto"/>
+        <w:spacing w:after="0" w:line="259" w:lineRule="auto"/>
+        <w:ind w:left="173" w:right="173"/>
+        <w:shd w:fill="F4F8FC"/>
       </w:pPr>
       <w:r>
         <w:rPr>
           <w:rFonts w:ascii="DejaVu Sans Mono" w:hAnsi="DejaVu Sans Mono"/>
-          <w:sz w:val="17"/>
+          <w:color w:val="1A2B40"/>
+          <w:sz w:val="16"/>
         </w:rPr>
         <w:t>fig,ax=plt.subplots(figsize=(8,3.8))</w:t>
       </w:r>
     </w:p>
     <w:p>
       <w:pPr>
-        <w:spacing w:after="0" w:line="240" w:lineRule="auto"/>
+        <w:spacing w:after="0" w:line="259" w:lineRule="auto"/>
+        <w:ind w:left="173" w:right="173"/>
+        <w:shd w:fill="F4F8FC"/>
       </w:pPr>
       <w:r>
         <w:rPr>
           <w:rFonts w:ascii="DejaVu Sans Mono" w:hAnsi="DejaVu Sans Mono"/>
-          <w:sz w:val="17"/>
+          <w:color w:val="1A2B40"/>
+          <w:sz w:val="16"/>
         </w:rPr>
         <w:t>for sex, color in [('female','#28855D'),('male','#35668B')]:</w:t>
       </w:r>
     </w:p>
     <w:p>
       <w:pPr>
-        <w:spacing w:after="0" w:line="240" w:lineRule="auto"/>
+        <w:spacing w:after="0" w:line="259" w:lineRule="auto"/>
+        <w:ind w:left="173" w:right="173"/>
+        <w:shd w:fill="F4F8FC"/>
       </w:pPr>
       <w:r>
         <w:rPr>
           <w:rFonts w:ascii="DejaVu Sans Mono" w:hAnsi="DejaVu Sans Mono"/>
-          <w:sz w:val="17"/>
+          <w:color w:val="1A2B40"/>
+          <w:sz w:val="16"/>
         </w:rPr>
         <w:t xml:space="preserve">    sub=df[df.sex==sex].groupby('pclass').survived.agg(['sum','count'])</w:t>
       </w:r>
     </w:p>
     <w:p>
       <w:pPr>
-        <w:spacing w:after="0" w:line="240" w:lineRule="auto"/>
+        <w:spacing w:after="0" w:line="259" w:lineRule="auto"/>
+        <w:ind w:left="173" w:right="173"/>
+        <w:shd w:fill="F4F8FC"/>
       </w:pPr>
       <w:r>
         <w:rPr>
           <w:rFonts w:ascii="DejaVu Sans Mono" w:hAnsi="DejaVu Sans Mono"/>
-          <w:sz w:val="17"/>
+          <w:color w:val="1A2B40"/>
+          <w:sz w:val="16"/>
         </w:rPr>
         <w:t xml:space="preserve">    rate=sub['sum']/sub['count']</w:t>
       </w:r>
     </w:p>
     <w:p>
       <w:pPr>
-        <w:spacing w:after="0" w:line="240" w:lineRule="auto"/>
+        <w:spacing w:after="0" w:line="259" w:lineRule="auto"/>
+        <w:ind w:left="173" w:right="173"/>
+        <w:shd w:fill="F4F8FC"/>
       </w:pPr>
       <w:r>
         <w:rPr>
           <w:rFonts w:ascii="DejaVu Sans Mono" w:hAnsi="DejaVu Sans Mono"/>
-          <w:sz w:val="17"/>
+          <w:color w:val="1A2B40"/>
+          <w:sz w:val="16"/>
         </w:rPr>
         <w:t xml:space="preserve">    lo,hi=proportion_confint(sub['sum'],sub['count'],method='wilson')</w:t>
       </w:r>
     </w:p>
     <w:p>
       <w:pPr>
-        <w:spacing w:after="0" w:line="240" w:lineRule="auto"/>
+        <w:spacing w:after="0" w:line="259" w:lineRule="auto"/>
+        <w:ind w:left="173" w:right="173"/>
+        <w:shd w:fill="F4F8FC"/>
       </w:pPr>
       <w:r>
         <w:rPr>
           <w:rFonts w:ascii="DejaVu Sans Mono" w:hAnsi="DejaVu Sans Mono"/>
-          <w:sz w:val="17"/>
+          <w:color w:val="1A2B40"/>
+          <w:sz w:val="16"/>
         </w:rPr>
         <w:t xml:space="preserve">    ax.errorbar(sub.index,rate*100,yerr=np.array([rate-lo,hi-rate])*100,</w:t>
       </w:r>
     </w:p>
     <w:p>
       <w:pPr>
-        <w:spacing w:after="0" w:line="240" w:lineRule="auto"/>
+        <w:spacing w:after="0" w:line="259" w:lineRule="auto"/>
+        <w:ind w:left="173" w:right="173"/>
+        <w:shd w:fill="F4F8FC"/>
       </w:pPr>
       <w:r>
         <w:rPr>
           <w:rFonts w:ascii="DejaVu Sans Mono" w:hAnsi="DejaVu Sans Mono"/>
-          <w:sz w:val="17"/>
+          <w:color w:val="1A2B40"/>
+          <w:sz w:val="16"/>
         </w:rPr>
         <w:t xml:space="preserve">        fmt='o-',capsize=5,label=sex,color=color)</w:t>
       </w:r>
     </w:p>
     <w:p>
       <w:pPr>
-        <w:spacing w:after="0" w:line="240" w:lineRule="auto"/>
+        <w:spacing w:after="0" w:line="259" w:lineRule="auto"/>
+        <w:ind w:left="173" w:right="173"/>
+        <w:shd w:fill="F4F8FC"/>
       </w:pPr>
       <w:r>
         <w:rPr>
           <w:rFonts w:ascii="DejaVu Sans Mono" w:hAnsi="DejaVu Sans Mono"/>
-          <w:sz w:val="17"/>
+          <w:color w:val="1A2B40"/>
+          <w:sz w:val="16"/>
         </w:rPr>
         <w:t>ax.set(xticks=[1,2,3],xlabel='Passenger class',ylabel='Survived (%)',ylim=(0,105))</w:t>
       </w:r>
     </w:p>
     <w:p>
       <w:pPr>
-        <w:spacing w:after="0" w:line="240" w:lineRule="auto"/>
+        <w:spacing w:after="0" w:line="259" w:lineRule="auto"/>
+        <w:ind w:left="173" w:right="173"/>
+        <w:shd w:fill="F4F8FC"/>
       </w:pPr>
       <w:r>
         <w:rPr>
           <w:rFonts w:ascii="DejaVu Sans Mono" w:hAnsi="DejaVu Sans Mono"/>
-          <w:sz w:val="17"/>
+          <w:color w:val="1A2B40"/>
+          <w:sz w:val="16"/>
         </w:rPr>
         <w:t>ax.legend();ax.grid(alpha=.2);fig.tight_layout()</w:t>
       </w:r>
     </w:p>
     <w:p>
       <w:pPr>
-        <w:spacing w:after="0" w:line="240" w:lineRule="auto"/>
+        <w:spacing w:after="0" w:line="259" w:lineRule="auto"/>
+        <w:ind w:left="173" w:right="173"/>
+        <w:shd w:fill="F4F8FC"/>
       </w:pPr>
       <w:r>
         <w:rPr>
           <w:rFonts w:ascii="DejaVu Sans Mono" w:hAnsi="DejaVu Sans Mono"/>
-          <w:sz w:val="17"/>
+          <w:color w:val="1A2B40"/>
+          <w:sz w:val="16"/>
         </w:rPr>
         <w:t>fig.savefig(root/'interaction.png');plt.close(fig)</w:t>
       </w:r>
@@ -5846,10 +7099,11 @@
     <w:sectPr>
       <w:headerReference w:type="default" r:id="rId9"/>
       <w:footerReference w:type="default" r:id="rId10"/>
-      <w:pgSz w:w="12240" w:h="15840"/>
-      <w:pgMar w:top="1008" w:right="1080" w:bottom="1008" w:left="1080" w:header="720" w:footer="720" w:gutter="0"/>
+      <w:pgSz w:w="11906" w:h="16838"/>
+      <w:pgMar w:top="1440" w:right="1417" w:bottom="1440" w:left="1701" w:header="708" w:footer="708" w:gutter="0"/>
       <w:cols w:space="720"/>
       <w:docGrid w:linePitch="360"/>
+      <w:pgNumType w:start="1"/>
     </w:sectPr>
   </w:body>
 </w:document>
@@ -5859,14 +7113,24 @@
 <w:ftr xmlns:m="http://schemas.openxmlformats.org/officeDocument/2006/math" xmlns:mc="http://schemas.openxmlformats.org/markup-compatibility/2006" xmlns:mo="http://schemas.microsoft.com/office/mac/office/2008/main" xmlns:mv="urn:schemas-microsoft-com:mac:vml" xmlns:o="urn:schemas-microsoft-com:office:office" xmlns:r="http://schemas.openxmlformats.org/officeDocument/2006/relationships" xmlns:v="urn:schemas-microsoft-com:vml" xmlns:w10="urn:schemas-microsoft-com:office:word" xmlns:w14="http://schemas.microsoft.com/office/word/2010/wordml" xmlns:w="http://schemas.openxmlformats.org/wordprocessingml/2006/main" xmlns:wne="http://schemas.microsoft.com/office/word/2006/wordml" xmlns:wp14="http://schemas.microsoft.com/office/word/2010/wordprocessingDrawing" xmlns:wp="http://schemas.openxmlformats.org/drawingml/2006/wordprocessingDrawing" xmlns:wpc="http://schemas.microsoft.com/office/word/2010/wordprocessingCanvas" xmlns:wpg="http://schemas.microsoft.com/office/word/2010/wordprocessingGroup" xmlns:wpi="http://schemas.microsoft.com/office/word/2010/wordprocessingInk" xmlns:wps="http://schemas.microsoft.com/office/word/2010/wordprocessingShape" mc:Ignorable="w14 wp14">
   <w:p>
     <w:pPr>
-      <w:pStyle w:val="Footer"/>
-      <w:jc w:val="right"/>
+      <w:jc w:val="center"/>
     </w:pPr>
     <w:r>
-      <w:t xml:space="preserve">Week 3 report  •  </w:t>
+      <w:rPr>
+        <w:rFonts w:ascii="CMU Serif" w:hAnsi="CMU Serif"/>
+        <w:color w:val="6878A0"/>
+        <w:sz w:val="18"/>
+      </w:rPr>
+      <w:t xml:space="preserve">Page </w:t>
     </w:r>
     <w:fldSimple w:instr="PAGE"/>
   </w:p>
+</w:ftr>
+</file>
+
+<file path=word/footer2.xml><?xml version="1.0" encoding="utf-8"?>
+<w:ftr xmlns:m="http://schemas.openxmlformats.org/officeDocument/2006/math" xmlns:mc="http://schemas.openxmlformats.org/markup-compatibility/2006" xmlns:mo="http://schemas.microsoft.com/office/mac/office/2008/main" xmlns:mv="urn:schemas-microsoft-com:mac:vml" xmlns:o="urn:schemas-microsoft-com:office:office" xmlns:r="http://schemas.openxmlformats.org/officeDocument/2006/relationships" xmlns:v="urn:schemas-microsoft-com:vml" xmlns:w10="urn:schemas-microsoft-com:office:word" xmlns:w14="http://schemas.microsoft.com/office/word/2010/wordml" xmlns:w="http://schemas.openxmlformats.org/wordprocessingml/2006/main" xmlns:wne="http://schemas.microsoft.com/office/word/2006/wordml" xmlns:wp14="http://schemas.microsoft.com/office/word/2010/wordprocessingDrawing" xmlns:wp="http://schemas.openxmlformats.org/drawingml/2006/wordprocessingDrawing" xmlns:wpc="http://schemas.microsoft.com/office/word/2010/wordprocessingCanvas" xmlns:wpg="http://schemas.microsoft.com/office/word/2010/wordprocessingGroup" xmlns:wpi="http://schemas.microsoft.com/office/word/2010/wordprocessingInk" xmlns:wps="http://schemas.microsoft.com/office/word/2010/wordprocessingShape" mc:Ignorable="w14 wp14">
+  <w:p/>
 </w:ftr>
 </file>
 
@@ -5874,15 +7138,27 @@
 <w:hdr xmlns:m="http://schemas.openxmlformats.org/officeDocument/2006/math" xmlns:mc="http://schemas.openxmlformats.org/markup-compatibility/2006" xmlns:mo="http://schemas.microsoft.com/office/mac/office/2008/main" xmlns:mv="urn:schemas-microsoft-com:mac:vml" xmlns:o="urn:schemas-microsoft-com:office:office" xmlns:r="http://schemas.openxmlformats.org/officeDocument/2006/relationships" xmlns:v="urn:schemas-microsoft-com:vml" xmlns:w10="urn:schemas-microsoft-com:office:word" xmlns:w14="http://schemas.microsoft.com/office/word/2010/wordml" xmlns:w="http://schemas.openxmlformats.org/wordprocessingml/2006/main" xmlns:wne="http://schemas.microsoft.com/office/word/2006/wordml" xmlns:wp14="http://schemas.microsoft.com/office/word/2010/wordprocessingDrawing" xmlns:wp="http://schemas.openxmlformats.org/drawingml/2006/wordprocessingDrawing" xmlns:wpc="http://schemas.microsoft.com/office/word/2010/wordprocessingCanvas" xmlns:wpg="http://schemas.microsoft.com/office/word/2010/wordprocessingGroup" xmlns:wpi="http://schemas.microsoft.com/office/word/2010/wordprocessingInk" xmlns:wps="http://schemas.microsoft.com/office/word/2010/wordprocessingShape" mc:Ignorable="w14 wp14">
   <w:p>
     <w:pPr>
-      <w:pStyle w:val="Header"/>
+      <w:jc w:val="right"/>
+      <w:pBdr>
+        <w:bottom w:val="single" w:sz="4" w:space="5" w:color="5B8DB8"/>
+      </w:pBdr>
     </w:pPr>
     <w:r>
       <w:rPr>
+        <w:rFonts w:ascii="Calibri" w:hAnsi="Calibri"/>
+        <w:i/>
+        <w:color w:val="6878A0"/>
         <w:sz w:val="18"/>
       </w:rPr>
-      <w:t>YUVAINTERN  |  DATA SCIENCE WITH PYTHON  |  WEEK 3</w:t>
+      <w:t>Statistical Analysis and Hypothesis Testing</w:t>
     </w:r>
   </w:p>
+</w:hdr>
+</file>
+
+<file path=word/header2.xml><?xml version="1.0" encoding="utf-8"?>
+<w:hdr xmlns:m="http://schemas.openxmlformats.org/officeDocument/2006/math" xmlns:mc="http://schemas.openxmlformats.org/markup-compatibility/2006" xmlns:mo="http://schemas.microsoft.com/office/mac/office/2008/main" xmlns:mv="urn:schemas-microsoft-com:mac:vml" xmlns:o="urn:schemas-microsoft-com:office:office" xmlns:r="http://schemas.openxmlformats.org/officeDocument/2006/relationships" xmlns:v="urn:schemas-microsoft-com:vml" xmlns:w10="urn:schemas-microsoft-com:office:word" xmlns:w14="http://schemas.microsoft.com/office/word/2010/wordml" xmlns:w="http://schemas.openxmlformats.org/wordprocessingml/2006/main" xmlns:wne="http://schemas.microsoft.com/office/word/2006/wordml" xmlns:wp14="http://schemas.microsoft.com/office/word/2010/wordprocessingDrawing" xmlns:wp="http://schemas.openxmlformats.org/drawingml/2006/wordprocessingDrawing" xmlns:wpc="http://schemas.microsoft.com/office/word/2010/wordprocessingCanvas" xmlns:wpg="http://schemas.microsoft.com/office/word/2010/wordprocessingGroup" xmlns:wpi="http://schemas.microsoft.com/office/word/2010/wordprocessingInk" xmlns:wps="http://schemas.microsoft.com/office/word/2010/wordprocessingShape" mc:Ignorable="w14 wp14">
+  <w:p/>
 </w:hdr>
 </file>
 
@@ -6250,10 +7526,10 @@
     <w:qFormat/>
     <w:rsid w:val="00FC693F"/>
     <w:pPr>
-      <w:spacing w:after="160" w:line="259" w:lineRule="auto"/>
+      <w:spacing w:after="140" w:line="312" w:lineRule="auto"/>
     </w:pPr>
     <w:rPr>
-      <w:rFonts w:ascii="Calibri" w:hAnsi="Calibri"/>
+      <w:rFonts w:ascii="CMU Serif" w:hAnsi="CMU Serif"/>
       <w:color w:val="000000"/>
       <w:sz w:val="22"/>
     </w:rPr>
@@ -6313,15 +7589,15 @@
     <w:pPr>
       <w:keepNext/>
       <w:keepLines/>
-      <w:spacing w:before="480" w:after="0"/>
+      <w:spacing w:before="320" w:after="180"/>
       <w:outlineLvl w:val="0"/>
     </w:pPr>
     <w:rPr>
-      <w:rFonts w:asciiTheme="majorHAnsi" w:eastAsiaTheme="majorEastAsia" w:hAnsiTheme="majorHAnsi" w:cstheme="majorBidi" w:ascii="Calibri" w:hAnsi="Calibri"/>
+      <w:rFonts w:asciiTheme="majorHAnsi" w:eastAsiaTheme="majorEastAsia" w:hAnsiTheme="majorHAnsi" w:cstheme="majorBidi" w:ascii="CMU Serif" w:hAnsi="CMU Serif"/>
       <w:b/>
       <w:bCs/>
-      <w:color w:val="000000"/>
-      <w:sz w:val="36"/>
+      <w:color w:val="0A1628"/>
+      <w:sz w:val="32"/>
       <w:szCs w:val="28"/>
     </w:rPr>
   </w:style>
@@ -6337,15 +7613,15 @@
     <w:pPr>
       <w:keepNext/>
       <w:keepLines/>
-      <w:spacing w:before="200" w:after="0"/>
+      <w:spacing w:before="320" w:after="180"/>
       <w:outlineLvl w:val="1"/>
     </w:pPr>
     <w:rPr>
-      <w:rFonts w:asciiTheme="majorHAnsi" w:eastAsiaTheme="majorEastAsia" w:hAnsiTheme="majorHAnsi" w:cstheme="majorBidi" w:ascii="Calibri" w:hAnsi="Calibri"/>
+      <w:rFonts w:asciiTheme="majorHAnsi" w:eastAsiaTheme="majorEastAsia" w:hAnsiTheme="majorHAnsi" w:cstheme="majorBidi" w:ascii="CMU Serif" w:hAnsi="CMU Serif"/>
       <w:b/>
       <w:bCs/>
-      <w:color w:val="000000"/>
-      <w:sz w:val="26"/>
+      <w:color w:val="0A1628"/>
+      <w:sz w:val="28"/>
       <w:szCs w:val="26"/>
     </w:rPr>
   </w:style>
@@ -7048,7 +8324,7 @@
       <w:rFonts w:ascii="Calibri" w:hAnsi="Calibri"/>
       <w:b/>
       <w:bCs/>
-      <w:color w:val="000000"/>
+      <w:color w:val="6878A0"/>
       <w:sz w:val="18"/>
       <w:szCs w:val="18"/>
     </w:rPr>

--- a/weeks/week03/Week3_Statistical_Analysis_Hypothesis_Testing.docx
+++ b/weeks/week03/Week3_Statistical_Analysis_Hypothesis_Testing.docx
@@ -7158,7 +7158,50 @@
 
 <file path=word/header2.xml><?xml version="1.0" encoding="utf-8"?>
 <w:hdr xmlns:m="http://schemas.openxmlformats.org/officeDocument/2006/math" xmlns:mc="http://schemas.openxmlformats.org/markup-compatibility/2006" xmlns:mo="http://schemas.microsoft.com/office/mac/office/2008/main" xmlns:mv="urn:schemas-microsoft-com:mac:vml" xmlns:o="urn:schemas-microsoft-com:office:office" xmlns:r="http://schemas.openxmlformats.org/officeDocument/2006/relationships" xmlns:v="urn:schemas-microsoft-com:vml" xmlns:w10="urn:schemas-microsoft-com:office:word" xmlns:w14="http://schemas.microsoft.com/office/word/2010/wordml" xmlns:w="http://schemas.openxmlformats.org/wordprocessingml/2006/main" xmlns:wne="http://schemas.microsoft.com/office/word/2006/wordml" xmlns:wp14="http://schemas.microsoft.com/office/word/2010/wordprocessingDrawing" xmlns:wp="http://schemas.openxmlformats.org/drawingml/2006/wordprocessingDrawing" xmlns:wpc="http://schemas.microsoft.com/office/word/2010/wordprocessingCanvas" xmlns:wpg="http://schemas.microsoft.com/office/word/2010/wordprocessingGroup" xmlns:wpi="http://schemas.microsoft.com/office/word/2010/wordprocessingInk" xmlns:wps="http://schemas.microsoft.com/office/word/2010/wordprocessingShape" mc:Ignorable="w14 wp14">
-  <w:p/>
+  <w:p>
+    <w:r>
+      <w:drawing>
+        <wp:anchor distT="0" distB="0" distL="0" distR="0" simplePos="0" relativeHeight="0" behindDoc="1" locked="0" layoutInCell="0" allowOverlap="1">
+          <wp:simplePos x="0" y="0"/>
+          <wp:positionH relativeFrom="page">
+            <wp:posOffset>0</wp:posOffset>
+          </wp:positionH>
+          <wp:positionV relativeFrom="page">
+            <wp:posOffset>0</wp:posOffset>
+          </wp:positionV>
+          <wp:extent cx="7560310" cy="10692130"/>
+          <wp:wrapNone/>
+          <wp:docPr id="1" name="Picture 1"/>
+          <wp:cNvGraphicFramePr xmlns:a="http://schemas.openxmlformats.org/drawingml/2006/main">
+            <a:graphicFrameLocks noChangeAspect="1"/>
+          </wp:cNvGraphicFramePr>
+          <a:graphic xmlns:a="http://schemas.openxmlformats.org/drawingml/2006/main" xmlns:pic="http://schemas.openxmlformats.org/drawingml/2006/picture">
+            <a:graphicData uri="http://schemas.openxmlformats.org/drawingml/2006/picture">
+              <pic:pic>
+                <pic:nvPicPr>
+                  <pic:cNvPr id="0" name="cover_background.png"/>
+                  <pic:cNvPicPr/>
+                </pic:nvPicPr>
+                <pic:blipFill>
+                  <a:blip r:embed="rId1"/>
+                  <a:stretch>
+                    <a:fillRect/>
+                  </a:stretch>
+                </pic:blipFill>
+                <pic:spPr>
+                  <a:xfrm>
+                    <a:off x="0" y="0"/>
+                    <a:ext cx="7560310" cy="10692130"/>
+                  </a:xfrm>
+                  <a:prstGeom prst="rect"/>
+                </pic:spPr>
+              </pic:pic>
+            </a:graphicData>
+          </a:graphic>
+        </wp:anchor>
+      </w:drawing>
+    </w:r>
+  </w:p>
 </w:hdr>
 </file>
 

--- a/weeks/week03/Week3_Statistical_Analysis_Hypothesis_Testing.docx
+++ b/weeks/week03/Week3_Statistical_Analysis_Hypothesis_Testing.docx
@@ -281,7 +281,7 @@
                 <w:sz w:val="16"/>
                 <w:szCs w:val="16"/>
               </w:rPr>
-              <w:t>YuvaIntern Data Science Apprenticeship                                        Week 3 of 8</w:t>
+              <w:t>YuvaIntern Data Science Apprenticeship                                        Week 3 of 5</w:t>
             </w:r>
           </w:p>
         </w:tc>
